--- a/BAOCAO-A2.1.docx
+++ b/BAOCAO-A2.1.docx
@@ -1,6 +1,6 @@
 
 <file path=word/document.xml><?xml version="1.0" encoding="utf-8"?>
-<w:document xmlns:wpc="http://schemas.microsoft.com/office/word/2010/wordprocessingCanvas" xmlns:cx="http://schemas.microsoft.com/office/drawing/2014/chartex" xmlns:cx1="http://schemas.microsoft.com/office/drawing/2015/9/8/chartex" xmlns:cx2="http://schemas.microsoft.com/office/drawing/2015/10/21/chartex" xmlns:cx3="http://schemas.microsoft.com/office/drawing/2016/5/9/chartex" xmlns:cx4="http://schemas.microsoft.com/office/drawing/2016/5/10/chartex" xmlns:cx5="http://schemas.microsoft.com/office/drawing/2016/5/11/chartex" xmlns:cx6="http://schemas.microsoft.com/office/drawing/2016/5/12/chartex" xmlns:cx7="http://schemas.microsoft.com/office/drawing/2016/5/13/chartex" xmlns:cx8="http://schemas.microsoft.com/office/drawing/2016/5/14/chartex" xmlns:mc="http://schemas.openxmlformats.org/markup-compatibility/2006" xmlns:aink="http://schemas.microsoft.com/office/drawing/2016/ink" xmlns:am3d="http://schemas.microsoft.com/office/drawing/2017/model3d" xmlns:o="urn:schemas-microsoft-com:office:office" xmlns:oel="http://schemas.microsoft.com/office/2019/extlst" xmlns:r="http://schemas.openxmlformats.org/officeDocument/2006/relationships" xmlns:m="http://schemas.openxmlformats.org/officeDocument/2006/math" xmlns:v="urn:schemas-microsoft-com:vml" xmlns:wp14="http://schemas.microsoft.com/office/word/2010/wordprocessingDrawing" xmlns:wp="http://schemas.openxmlformats.org/drawingml/2006/wordprocessingDrawing" xmlns:w10="urn:schemas-microsoft-com:office:word" xmlns:w="http://schemas.openxmlformats.org/wordprocessingml/2006/main" xmlns:w14="http://schemas.microsoft.com/office/word/2010/wordml" xmlns:w15="http://schemas.microsoft.com/office/word/2012/wordml" xmlns:w16cex="http://schemas.microsoft.com/office/word/2018/wordml/cex" xmlns:w16cid="http://schemas.microsoft.com/office/word/2016/wordml/cid" xmlns:w16="http://schemas.microsoft.com/office/word/2018/wordml" xmlns:w16du="http://schemas.microsoft.com/office/word/2023/wordml/word16du" xmlns:w16sdtdh="http://schemas.microsoft.com/office/word/2020/wordml/sdtdatahash" xmlns:w16sdtfl="http://schemas.microsoft.com/office/word/2024/wordml/sdtformatlock" xmlns:w16se="http://schemas.microsoft.com/office/word/2015/wordml/symex" xmlns:wpg="http://schemas.microsoft.com/office/word/2010/wordprocessingGroup" xmlns:wpi="http://schemas.microsoft.com/office/word/2010/wordprocessingInk" xmlns:wne="http://schemas.microsoft.com/office/word/2006/wordml" xmlns:wps="http://schemas.microsoft.com/office/word/2010/wordprocessingShape" mc:Ignorable="w14 w15 w16se w16cid w16 w16cex w16sdtdh w16sdtfl w16du wp14">
+<w:document xmlns:wpc="http://schemas.microsoft.com/office/word/2010/wordprocessingCanvas" xmlns:cx="http://schemas.microsoft.com/office/drawing/2014/chartex" xmlns:mc="http://schemas.openxmlformats.org/markup-compatibility/2006" xmlns:o="urn:schemas-microsoft-com:office:office" xmlns:r="http://schemas.openxmlformats.org/officeDocument/2006/relationships" xmlns:m="http://schemas.openxmlformats.org/officeDocument/2006/math" xmlns:v="urn:schemas-microsoft-com:vml" xmlns:wp14="http://schemas.microsoft.com/office/word/2010/wordprocessingDrawing" xmlns:wp="http://schemas.openxmlformats.org/drawingml/2006/wordprocessingDrawing" xmlns:w10="urn:schemas-microsoft-com:office:word" xmlns:w="http://schemas.openxmlformats.org/wordprocessingml/2006/main" xmlns:w14="http://schemas.microsoft.com/office/word/2010/wordml" xmlns:w15="http://schemas.microsoft.com/office/word/2012/wordml" xmlns:w16se="http://schemas.microsoft.com/office/word/2015/wordml/symex" xmlns:wpg="http://schemas.microsoft.com/office/word/2010/wordprocessingGroup" xmlns:wpi="http://schemas.microsoft.com/office/word/2010/wordprocessingInk" xmlns:wne="http://schemas.microsoft.com/office/word/2006/wordml" xmlns:wps="http://schemas.microsoft.com/office/word/2010/wordprocessingShape" mc:Ignorable="w14 w15 w16se wp14">
   <w:body>
     <w:p>
       <w:pPr>
@@ -14,7 +14,27 @@
           <w:sz w:val="34"/>
           <w:szCs w:val="34"/>
         </w:rPr>
-        <w:t>BÁO CÁO BÀI KIỂM TRA A2.1</w:t>
+        <w:t>BÁO CÁO BÀI KI</w:t>
+      </w:r>
+      <w:r>
+        <w:rPr>
+          <w:b/>
+          <w:bCs/>
+          <w:color w:val="1D4ED8"/>
+          <w:sz w:val="34"/>
+          <w:szCs w:val="34"/>
+        </w:rPr>
+        <w:t>Ể</w:t>
+      </w:r>
+      <w:r>
+        <w:rPr>
+          <w:b/>
+          <w:bCs/>
+          <w:color w:val="1D4ED8"/>
+          <w:sz w:val="34"/>
+          <w:szCs w:val="34"/>
+        </w:rPr>
+        <w:t>M TRA A2.1</w:t>
       </w:r>
     </w:p>
     <w:p>
@@ -41,34 +61,96 @@
           <w:b/>
           <w:bCs/>
         </w:rPr>
-        <w:t xml:space="preserve">Sản phẩm: </w:t>
-      </w:r>
-      <w:r>
-        <w:t>Website Portfolio CV cá nhân (Portfolio V1–V4)</w:t>
-      </w:r>
-    </w:p>
-    <w:p>
+        <w:t>S</w:t>
+      </w:r>
       <w:r>
         <w:rPr>
           <w:b/>
           <w:bCs/>
         </w:rPr>
-        <w:t xml:space="preserve">Công nghệ: </w:t>
-      </w:r>
-      <w:r>
-        <w:t>HTML5 ngữ nghĩa + CSS3 (Flexbox/Grid), mobile-first</w:t>
-      </w:r>
-    </w:p>
-    <w:p>
-      <w:pPr>
-        <w:spacing w:after="160"/>
-      </w:pPr>
+        <w:t>ả</w:t>
+      </w:r>
       <w:r>
         <w:rPr>
           <w:b/>
           <w:bCs/>
         </w:rPr>
-        <w:t xml:space="preserve">File nguồn: </w:t>
+        <w:t>n ph</w:t>
+      </w:r>
+      <w:r>
+        <w:rPr>
+          <w:b/>
+          <w:bCs/>
+        </w:rPr>
+        <w:t>ẩ</w:t>
+      </w:r>
+      <w:r>
+        <w:rPr>
+          <w:b/>
+          <w:bCs/>
+        </w:rPr>
+        <w:t xml:space="preserve">m: </w:t>
+      </w:r>
+      <w:r>
+        <w:t>Website Portfolio CV cá nhân (Portfolio V1–V4)</w:t>
+      </w:r>
+    </w:p>
+    <w:p>
+      <w:r>
+        <w:rPr>
+          <w:b/>
+          <w:bCs/>
+        </w:rPr>
+        <w:t>Công ngh</w:t>
+      </w:r>
+      <w:r>
+        <w:rPr>
+          <w:b/>
+          <w:bCs/>
+        </w:rPr>
+        <w:t>ệ</w:t>
+      </w:r>
+      <w:r>
+        <w:rPr>
+          <w:b/>
+          <w:bCs/>
+        </w:rPr>
+        <w:t xml:space="preserve">: </w:t>
+      </w:r>
+      <w:r>
+        <w:t>HTML5 ng</w:t>
+      </w:r>
+      <w:r>
+        <w:t>ữ</w:t>
+      </w:r>
+      <w:r>
+        <w:t xml:space="preserve"> nghĩa + CSS3 (Flexbox/Grid), mobile-first</w:t>
+      </w:r>
+    </w:p>
+    <w:p>
+      <w:pPr>
+        <w:spacing w:after="160"/>
+      </w:pPr>
+      <w:r>
+        <w:rPr>
+          <w:b/>
+          <w:bCs/>
+        </w:rPr>
+        <w:t>File ngu</w:t>
+      </w:r>
+      <w:r>
+        <w:rPr>
+          <w:b/>
+          <w:bCs/>
+        </w:rPr>
+        <w:t>ồ</w:t>
+      </w:r>
+      <w:r>
+        <w:rPr>
+          <w:b/>
+          <w:bCs/>
+        </w:rPr>
+        <w:t xml:space="preserve">n: </w:t>
       </w:r>
       <w:r>
         <w:rPr>
@@ -84,7 +166,16 @@
         <w:pStyle w:val="Heading1"/>
       </w:pPr>
       <w:r>
-        <w:t>1. PHÂN TÍCH &amp; THIẾT KẾ</w:t>
+        <w:t>1. PHÂN TÍCH &amp; THI</w:t>
+      </w:r>
+      <w:r>
+        <w:t>Ế</w:t>
+      </w:r>
+      <w:r>
+        <w:t>T K</w:t>
+      </w:r>
+      <w:r>
+        <w:t>Ế</w:t>
       </w:r>
     </w:p>
     <w:p>
@@ -92,12 +183,129 @@
         <w:pStyle w:val="Heading2"/>
       </w:pPr>
       <w:r>
-        <w:t>1.1. Mục tiêu website</w:t>
-      </w:r>
-    </w:p>
-    <w:p>
-      <w:r>
-        <w:t>Xây dựng một trang Portfolio CV tĩnh, responsive, giúp người xem (đặc biệt là nhà tuyển dụng) nhanh chóng nắm được: tôi là ai, kỹ năng gì, đã làm dự án nào và liên hệ bằng cách nào — trong vòng chưa đến 30 giây và trên bất kỳ thiết bị nào.</w:t>
+        <w:t>1.1. M</w:t>
+      </w:r>
+      <w:r>
+        <w:t>ụ</w:t>
+      </w:r>
+      <w:r>
+        <w:t xml:space="preserve">c tiêu </w:t>
+      </w:r>
+      <w:r>
+        <w:t>website</w:t>
+      </w:r>
+    </w:p>
+    <w:p>
+      <w:r>
+        <w:t>Xây d</w:t>
+      </w:r>
+      <w:r>
+        <w:t>ự</w:t>
+      </w:r>
+      <w:r>
+        <w:t>ng m</w:t>
+      </w:r>
+      <w:r>
+        <w:t>ộ</w:t>
+      </w:r>
+      <w:r>
+        <w:t>t trang Portfolio CV tĩnh, responsive, giúp ngư</w:t>
+      </w:r>
+      <w:r>
+        <w:t>ờ</w:t>
+      </w:r>
+      <w:r>
+        <w:t>i xem (đ</w:t>
+      </w:r>
+      <w:r>
+        <w:t>ặ</w:t>
+      </w:r>
+      <w:r>
+        <w:t>c bi</w:t>
+      </w:r>
+      <w:r>
+        <w:t>ệ</w:t>
+      </w:r>
+      <w:r>
+        <w:t>t là nhà tuy</w:t>
+      </w:r>
+      <w:r>
+        <w:t>ể</w:t>
+      </w:r>
+      <w:r>
+        <w:t>n d</w:t>
+      </w:r>
+      <w:r>
+        <w:t>ụ</w:t>
+      </w:r>
+      <w:r>
+        <w:t>ng) nhanh chóng n</w:t>
+      </w:r>
+      <w:r>
+        <w:t>ắ</w:t>
+      </w:r>
+      <w:r>
+        <w:t>m đư</w:t>
+      </w:r>
+      <w:r>
+        <w:t>ợ</w:t>
+      </w:r>
+      <w:r>
+        <w:t>c: tôi là ai, k</w:t>
+      </w:r>
+      <w:r>
+        <w:t>ỹ</w:t>
+      </w:r>
+      <w:r>
+        <w:t xml:space="preserve"> năng gì, đã làm d</w:t>
+      </w:r>
+      <w:r>
+        <w:t>ự</w:t>
+      </w:r>
+      <w:r>
+        <w:t xml:space="preserve"> án nào và liên h</w:t>
+      </w:r>
+      <w:r>
+        <w:t>ệ</w:t>
+      </w:r>
+      <w:r>
+        <w:t xml:space="preserve"> b</w:t>
+      </w:r>
+      <w:r>
+        <w:t>ằ</w:t>
+      </w:r>
+      <w:r>
+        <w:t>ng cách nào — trong vòng chưa đ</w:t>
+      </w:r>
+      <w:r>
+        <w:t>ế</w:t>
+      </w:r>
+      <w:r>
+        <w:t>n 30 giây và trên b</w:t>
+      </w:r>
+      <w:r>
+        <w:t>ấ</w:t>
+      </w:r>
+      <w:r>
+        <w:t>t k</w:t>
+      </w:r>
+      <w:r>
+        <w:t>ỳ</w:t>
+      </w:r>
+      <w:r>
+        <w:t xml:space="preserve"> thi</w:t>
+      </w:r>
+      <w:r>
+        <w:t>ế</w:t>
+      </w:r>
+      <w:r>
+        <w:t>t b</w:t>
+      </w:r>
+      <w:r>
+        <w:t>ị</w:t>
+      </w:r>
+      <w:r>
+        <w:t xml:space="preserve"> nào.</w:t>
       </w:r>
     </w:p>
     <w:p>
@@ -105,7 +313,28 @@
         <w:pStyle w:val="Heading2"/>
       </w:pPr>
       <w:r>
-        <w:t>1.2. Đối tượng người dùng</w:t>
+        <w:t>1.2. Đ</w:t>
+      </w:r>
+      <w:r>
+        <w:t>ố</w:t>
+      </w:r>
+      <w:r>
+        <w:t>i</w:t>
+      </w:r>
+      <w:r>
+        <w:t xml:space="preserve"> tư</w:t>
+      </w:r>
+      <w:r>
+        <w:t>ợ</w:t>
+      </w:r>
+      <w:r>
+        <w:t>ng ngư</w:t>
+      </w:r>
+      <w:r>
+        <w:t>ờ</w:t>
+      </w:r>
+      <w:r>
+        <w:t>i dùng</w:t>
       </w:r>
     </w:p>
     <w:tbl>
@@ -131,12 +360,6 @@
         <w:gridCol w:w="3350"/>
       </w:tblGrid>
       <w:tr>
-        <w:tblPrEx>
-          <w:tblCellMar>
-            <w:top w:w="0" w:type="dxa"/>
-            <w:bottom w:w="0" w:type="dxa"/>
-          </w:tblCellMar>
-        </w:tblPrEx>
         <w:trPr>
           <w:tblHeader/>
         </w:trPr>
@@ -160,22 +383,8 @@
                 <w:sz w:val="19"/>
                 <w:szCs w:val="19"/>
               </w:rPr>
-              <w:t>Đối tượng</w:t>
-            </w:r>
-          </w:p>
-        </w:tc>
-        <w:tc>
-          <w:tcPr>
-            <w:tcW w:w="3350" w:type="dxa"/>
-            <w:shd w:val="clear" w:color="auto" w:fill="2563EB"/>
-            <w:tcMar>
-              <w:top w:w="60" w:type="dxa"/>
-              <w:left w:w="80" w:type="dxa"/>
-              <w:bottom w:w="60" w:type="dxa"/>
-              <w:right w:w="80" w:type="dxa"/>
-            </w:tcMar>
-          </w:tcPr>
-          <w:p>
+              <w:t>Đ</w:t>
+            </w:r>
             <w:r>
               <w:rPr>
                 <w:b/>
@@ -184,22 +393,8 @@
                 <w:sz w:val="19"/>
                 <w:szCs w:val="19"/>
               </w:rPr>
-              <w:t>Bối cảnh sử dụng</w:t>
-            </w:r>
-          </w:p>
-        </w:tc>
-        <w:tc>
-          <w:tcPr>
-            <w:tcW w:w="3350" w:type="dxa"/>
-            <w:shd w:val="clear" w:color="auto" w:fill="2563EB"/>
-            <w:tcMar>
-              <w:top w:w="60" w:type="dxa"/>
-              <w:left w:w="80" w:type="dxa"/>
-              <w:bottom w:w="60" w:type="dxa"/>
-              <w:right w:w="80" w:type="dxa"/>
-            </w:tcMar>
-          </w:tcPr>
-          <w:p>
+              <w:t>ố</w:t>
+            </w:r>
             <w:r>
               <w:rPr>
                 <w:b/>
@@ -208,18 +403,180 @@
                 <w:sz w:val="19"/>
                 <w:szCs w:val="19"/>
               </w:rPr>
-              <w:t>Nhu cầu chính</w:t>
+              <w:t>i tư</w:t>
+            </w:r>
+            <w:r>
+              <w:rPr>
+                <w:b/>
+                <w:bCs/>
+                <w:color w:val="FFFFFF"/>
+                <w:sz w:val="19"/>
+                <w:szCs w:val="19"/>
+              </w:rPr>
+              <w:t>ợ</w:t>
+            </w:r>
+            <w:r>
+              <w:rPr>
+                <w:b/>
+                <w:bCs/>
+                <w:color w:val="FFFFFF"/>
+                <w:sz w:val="19"/>
+                <w:szCs w:val="19"/>
+              </w:rPr>
+              <w:t>ng</w:t>
+            </w:r>
+          </w:p>
+        </w:tc>
+        <w:tc>
+          <w:tcPr>
+            <w:tcW w:w="3350" w:type="dxa"/>
+            <w:shd w:val="clear" w:color="auto" w:fill="2563EB"/>
+            <w:tcMar>
+              <w:top w:w="60" w:type="dxa"/>
+              <w:left w:w="80" w:type="dxa"/>
+              <w:bottom w:w="60" w:type="dxa"/>
+              <w:right w:w="80" w:type="dxa"/>
+            </w:tcMar>
+          </w:tcPr>
+          <w:p>
+            <w:r>
+              <w:rPr>
+                <w:b/>
+                <w:bCs/>
+                <w:color w:val="FFFFFF"/>
+                <w:sz w:val="19"/>
+                <w:szCs w:val="19"/>
+              </w:rPr>
+              <w:t>B</w:t>
+            </w:r>
+            <w:r>
+              <w:rPr>
+                <w:b/>
+                <w:bCs/>
+                <w:color w:val="FFFFFF"/>
+                <w:sz w:val="19"/>
+                <w:szCs w:val="19"/>
+              </w:rPr>
+              <w:t>ố</w:t>
+            </w:r>
+            <w:r>
+              <w:rPr>
+                <w:b/>
+                <w:bCs/>
+                <w:color w:val="FFFFFF"/>
+                <w:sz w:val="19"/>
+                <w:szCs w:val="19"/>
+              </w:rPr>
+              <w:t>i c</w:t>
+            </w:r>
+            <w:r>
+              <w:rPr>
+                <w:b/>
+                <w:bCs/>
+                <w:color w:val="FFFFFF"/>
+                <w:sz w:val="19"/>
+                <w:szCs w:val="19"/>
+              </w:rPr>
+              <w:t>ả</w:t>
+            </w:r>
+            <w:r>
+              <w:rPr>
+                <w:b/>
+                <w:bCs/>
+                <w:color w:val="FFFFFF"/>
+                <w:sz w:val="19"/>
+                <w:szCs w:val="19"/>
+              </w:rPr>
+              <w:t>nh s</w:t>
+            </w:r>
+            <w:r>
+              <w:rPr>
+                <w:b/>
+                <w:bCs/>
+                <w:color w:val="FFFFFF"/>
+                <w:sz w:val="19"/>
+                <w:szCs w:val="19"/>
+              </w:rPr>
+              <w:t>ử</w:t>
+            </w:r>
+            <w:r>
+              <w:rPr>
+                <w:b/>
+                <w:bCs/>
+                <w:color w:val="FFFFFF"/>
+                <w:sz w:val="19"/>
+                <w:szCs w:val="19"/>
+              </w:rPr>
+              <w:t xml:space="preserve"> d</w:t>
+            </w:r>
+            <w:r>
+              <w:rPr>
+                <w:b/>
+                <w:bCs/>
+                <w:color w:val="FFFFFF"/>
+                <w:sz w:val="19"/>
+                <w:szCs w:val="19"/>
+              </w:rPr>
+              <w:t>ụ</w:t>
+            </w:r>
+            <w:r>
+              <w:rPr>
+                <w:b/>
+                <w:bCs/>
+                <w:color w:val="FFFFFF"/>
+                <w:sz w:val="19"/>
+                <w:szCs w:val="19"/>
+              </w:rPr>
+              <w:t>ng</w:t>
+            </w:r>
+          </w:p>
+        </w:tc>
+        <w:tc>
+          <w:tcPr>
+            <w:tcW w:w="3350" w:type="dxa"/>
+            <w:shd w:val="clear" w:color="auto" w:fill="2563EB"/>
+            <w:tcMar>
+              <w:top w:w="60" w:type="dxa"/>
+              <w:left w:w="80" w:type="dxa"/>
+              <w:bottom w:w="60" w:type="dxa"/>
+              <w:right w:w="80" w:type="dxa"/>
+            </w:tcMar>
+          </w:tcPr>
+          <w:p>
+            <w:r>
+              <w:rPr>
+                <w:b/>
+                <w:bCs/>
+                <w:color w:val="FFFFFF"/>
+                <w:sz w:val="19"/>
+                <w:szCs w:val="19"/>
+              </w:rPr>
+              <w:t>Nhu c</w:t>
+            </w:r>
+            <w:r>
+              <w:rPr>
+                <w:b/>
+                <w:bCs/>
+                <w:color w:val="FFFFFF"/>
+                <w:sz w:val="19"/>
+                <w:szCs w:val="19"/>
+              </w:rPr>
+              <w:t>ầ</w:t>
+            </w:r>
+            <w:r>
+              <w:rPr>
+                <w:b/>
+                <w:bCs/>
+                <w:color w:val="FFFFFF"/>
+                <w:sz w:val="19"/>
+                <w:szCs w:val="19"/>
+              </w:rPr>
+              <w:t>u chính</w:t>
             </w:r>
           </w:p>
         </w:tc>
       </w:tr>
       <w:tr>
-        <w:tblPrEx>
-          <w:tblCellMar>
-            <w:top w:w="0" w:type="dxa"/>
-            <w:bottom w:w="0" w:type="dxa"/>
-          </w:tblCellMar>
-        </w:tblPrEx>
         <w:tc>
           <w:tcPr>
             <w:tcW w:w="2300" w:type="dxa"/>
@@ -236,7 +593,35 @@
                 <w:sz w:val="19"/>
                 <w:szCs w:val="19"/>
               </w:rPr>
-              <w:t>Nhà tuyển dụng / HR (chính)</w:t>
+              <w:t>Nhà tuy</w:t>
+            </w:r>
+            <w:r>
+              <w:rPr>
+                <w:sz w:val="19"/>
+                <w:szCs w:val="19"/>
+              </w:rPr>
+              <w:t>ể</w:t>
+            </w:r>
+            <w:r>
+              <w:rPr>
+                <w:sz w:val="19"/>
+                <w:szCs w:val="19"/>
+              </w:rPr>
+              <w:t>n d</w:t>
+            </w:r>
+            <w:r>
+              <w:rPr>
+                <w:sz w:val="19"/>
+                <w:szCs w:val="19"/>
+              </w:rPr>
+              <w:t>ụ</w:t>
+            </w:r>
+            <w:r>
+              <w:rPr>
+                <w:sz w:val="19"/>
+                <w:szCs w:val="19"/>
+              </w:rPr>
+              <w:t>ng / HR (chính)</w:t>
             </w:r>
           </w:p>
         </w:tc>
@@ -256,7 +641,105 @@
                 <w:sz w:val="19"/>
                 <w:szCs w:val="19"/>
               </w:rPr>
-              <w:t>Lướt nhanh trên laptop hoặc điện thoại giữa nhiều ứng viên</w:t>
+              <w:t>Lư</w:t>
+            </w:r>
+            <w:r>
+              <w:rPr>
+                <w:sz w:val="19"/>
+                <w:szCs w:val="19"/>
+              </w:rPr>
+              <w:t>ớ</w:t>
+            </w:r>
+            <w:r>
+              <w:rPr>
+                <w:sz w:val="19"/>
+                <w:szCs w:val="19"/>
+              </w:rPr>
+              <w:t>t nhanh trên laptop ho</w:t>
+            </w:r>
+            <w:r>
+              <w:rPr>
+                <w:sz w:val="19"/>
+                <w:szCs w:val="19"/>
+              </w:rPr>
+              <w:t>ặ</w:t>
+            </w:r>
+            <w:r>
+              <w:rPr>
+                <w:sz w:val="19"/>
+                <w:szCs w:val="19"/>
+              </w:rPr>
+              <w:t>c đi</w:t>
+            </w:r>
+            <w:r>
+              <w:rPr>
+                <w:sz w:val="19"/>
+                <w:szCs w:val="19"/>
+              </w:rPr>
+              <w:t>ệ</w:t>
+            </w:r>
+            <w:r>
+              <w:rPr>
+                <w:sz w:val="19"/>
+                <w:szCs w:val="19"/>
+              </w:rPr>
+              <w:t>n tho</w:t>
+            </w:r>
+            <w:r>
+              <w:rPr>
+                <w:sz w:val="19"/>
+                <w:szCs w:val="19"/>
+              </w:rPr>
+              <w:t>ạ</w:t>
+            </w:r>
+            <w:r>
+              <w:rPr>
+                <w:sz w:val="19"/>
+                <w:szCs w:val="19"/>
+              </w:rPr>
+              <w:t>i gi</w:t>
+            </w:r>
+            <w:r>
+              <w:rPr>
+                <w:sz w:val="19"/>
+                <w:szCs w:val="19"/>
+              </w:rPr>
+              <w:t>ữ</w:t>
+            </w:r>
+            <w:r>
+              <w:rPr>
+                <w:sz w:val="19"/>
+                <w:szCs w:val="19"/>
+              </w:rPr>
+              <w:t>a nhi</w:t>
+            </w:r>
+            <w:r>
+              <w:rPr>
+                <w:sz w:val="19"/>
+                <w:szCs w:val="19"/>
+              </w:rPr>
+              <w:t>ề</w:t>
+            </w:r>
+            <w:r>
+              <w:rPr>
+                <w:sz w:val="19"/>
+                <w:szCs w:val="19"/>
+              </w:rPr>
+              <w:t xml:space="preserve">u </w:t>
+            </w:r>
+            <w:r>
+              <w:rPr>
+                <w:sz w:val="19"/>
+                <w:szCs w:val="19"/>
+              </w:rPr>
+              <w:t>ứ</w:t>
+            </w:r>
+            <w:r>
+              <w:rPr>
+                <w:sz w:val="19"/>
+                <w:szCs w:val="19"/>
+              </w:rPr>
+              <w:t>ng viên</w:t>
             </w:r>
           </w:p>
         </w:tc>
@@ -276,18 +759,103 @@
                 <w:sz w:val="19"/>
                 <w:szCs w:val="19"/>
               </w:rPr>
-              <w:t>Thấy ngay vị trí ứng tuyển, kỹ năng, link dự án, cách liên hệ</w:t>
+              <w:t>Th</w:t>
+            </w:r>
+            <w:r>
+              <w:rPr>
+                <w:sz w:val="19"/>
+                <w:szCs w:val="19"/>
+              </w:rPr>
+              <w:t>ấ</w:t>
+            </w:r>
+            <w:r>
+              <w:rPr>
+                <w:sz w:val="19"/>
+                <w:szCs w:val="19"/>
+              </w:rPr>
+              <w:t>y ngay v</w:t>
+            </w:r>
+            <w:r>
+              <w:rPr>
+                <w:sz w:val="19"/>
+                <w:szCs w:val="19"/>
+              </w:rPr>
+              <w:t>ị</w:t>
+            </w:r>
+            <w:r>
+              <w:rPr>
+                <w:sz w:val="19"/>
+                <w:szCs w:val="19"/>
+              </w:rPr>
+              <w:t xml:space="preserve"> trí </w:t>
+            </w:r>
+            <w:r>
+              <w:rPr>
+                <w:sz w:val="19"/>
+                <w:szCs w:val="19"/>
+              </w:rPr>
+              <w:t>ứ</w:t>
+            </w:r>
+            <w:r>
+              <w:rPr>
+                <w:sz w:val="19"/>
+                <w:szCs w:val="19"/>
+              </w:rPr>
+              <w:t>ng tuy</w:t>
+            </w:r>
+            <w:r>
+              <w:rPr>
+                <w:sz w:val="19"/>
+                <w:szCs w:val="19"/>
+              </w:rPr>
+              <w:t>ể</w:t>
+            </w:r>
+            <w:r>
+              <w:rPr>
+                <w:sz w:val="19"/>
+                <w:szCs w:val="19"/>
+              </w:rPr>
+              <w:t>n, k</w:t>
+            </w:r>
+            <w:r>
+              <w:rPr>
+                <w:sz w:val="19"/>
+                <w:szCs w:val="19"/>
+              </w:rPr>
+              <w:t>ỹ</w:t>
+            </w:r>
+            <w:r>
+              <w:rPr>
+                <w:sz w:val="19"/>
+                <w:szCs w:val="19"/>
+              </w:rPr>
+              <w:t xml:space="preserve"> năng, link d</w:t>
+            </w:r>
+            <w:r>
+              <w:rPr>
+                <w:sz w:val="19"/>
+                <w:szCs w:val="19"/>
+              </w:rPr>
+              <w:t>ự</w:t>
+            </w:r>
+            <w:r>
+              <w:rPr>
+                <w:sz w:val="19"/>
+                <w:szCs w:val="19"/>
+              </w:rPr>
+              <w:t xml:space="preserve"> án, cách liên h</w:t>
+            </w:r>
+            <w:r>
+              <w:rPr>
+                <w:sz w:val="19"/>
+                <w:szCs w:val="19"/>
+              </w:rPr>
+              <w:t>ệ</w:t>
             </w:r>
           </w:p>
         </w:tc>
       </w:tr>
       <w:tr>
-        <w:tblPrEx>
-          <w:tblCellMar>
-            <w:top w:w="0" w:type="dxa"/>
-            <w:bottom w:w="0" w:type="dxa"/>
-          </w:tblCellMar>
-        </w:tblPrEx>
         <w:tc>
           <w:tcPr>
             <w:tcW w:w="2300" w:type="dxa"/>
@@ -305,7 +873,49 @@
                 <w:sz w:val="19"/>
                 <w:szCs w:val="19"/>
               </w:rPr>
-              <w:t>Trưởng nhóm kỹ thuật</w:t>
+              <w:t>Trư</w:t>
+            </w:r>
+            <w:r>
+              <w:rPr>
+                <w:sz w:val="19"/>
+                <w:szCs w:val="19"/>
+              </w:rPr>
+              <w:t>ở</w:t>
+            </w:r>
+            <w:r>
+              <w:rPr>
+                <w:sz w:val="19"/>
+                <w:szCs w:val="19"/>
+              </w:rPr>
+              <w:t>ng nhóm k</w:t>
+            </w:r>
+            <w:r>
+              <w:rPr>
+                <w:sz w:val="19"/>
+                <w:szCs w:val="19"/>
+              </w:rPr>
+              <w:t>ỹ</w:t>
+            </w:r>
+            <w:r>
+              <w:rPr>
+                <w:sz w:val="19"/>
+                <w:szCs w:val="19"/>
+              </w:rPr>
+              <w:t xml:space="preserve"> thu</w:t>
+            </w:r>
+            <w:r>
+              <w:rPr>
+                <w:sz w:val="19"/>
+                <w:szCs w:val="19"/>
+              </w:rPr>
+              <w:t>ậ</w:t>
+            </w:r>
+            <w:r>
+              <w:rPr>
+                <w:sz w:val="19"/>
+                <w:szCs w:val="19"/>
+              </w:rPr>
+              <w:t>t</w:t>
             </w:r>
           </w:p>
         </w:tc>
@@ -326,7 +936,56 @@
                 <w:sz w:val="19"/>
                 <w:szCs w:val="19"/>
               </w:rPr>
-              <w:t>Xem dự án để đánh giá năng lực</w:t>
+              <w:t>Xem d</w:t>
+            </w:r>
+            <w:r>
+              <w:rPr>
+                <w:sz w:val="19"/>
+                <w:szCs w:val="19"/>
+              </w:rPr>
+              <w:t>ự</w:t>
+            </w:r>
+            <w:r>
+              <w:rPr>
+                <w:sz w:val="19"/>
+                <w:szCs w:val="19"/>
+              </w:rPr>
+              <w:t xml:space="preserve"> án đ</w:t>
+            </w:r>
+            <w:r>
+              <w:rPr>
+                <w:sz w:val="19"/>
+                <w:szCs w:val="19"/>
+              </w:rPr>
+              <w:t>ể</w:t>
+            </w:r>
+            <w:r>
+              <w:rPr>
+                <w:sz w:val="19"/>
+                <w:szCs w:val="19"/>
+              </w:rPr>
+              <w:t xml:space="preserve"> đánh giá </w:t>
+            </w:r>
+            <w:r>
+              <w:rPr>
+                <w:sz w:val="19"/>
+                <w:szCs w:val="19"/>
+              </w:rPr>
+              <w:t>năng l</w:t>
+            </w:r>
+            <w:r>
+              <w:rPr>
+                <w:sz w:val="19"/>
+                <w:szCs w:val="19"/>
+              </w:rPr>
+              <w:t>ự</w:t>
+            </w:r>
+            <w:r>
+              <w:rPr>
+                <w:sz w:val="19"/>
+                <w:szCs w:val="19"/>
+              </w:rPr>
+              <w:t>c</w:t>
             </w:r>
           </w:p>
         </w:tc>
@@ -347,18 +1006,110 @@
                 <w:sz w:val="19"/>
                 <w:szCs w:val="19"/>
               </w:rPr>
-              <w:t>Mô tả dự án ngắn gọn + công nghệ sử dụng</w:t>
+              <w:t>Mô t</w:t>
+            </w:r>
+            <w:r>
+              <w:rPr>
+                <w:sz w:val="19"/>
+                <w:szCs w:val="19"/>
+              </w:rPr>
+              <w:t>ả</w:t>
+            </w:r>
+            <w:r>
+              <w:rPr>
+                <w:sz w:val="19"/>
+                <w:szCs w:val="19"/>
+              </w:rPr>
+              <w:t xml:space="preserve"> d</w:t>
+            </w:r>
+            <w:r>
+              <w:rPr>
+                <w:sz w:val="19"/>
+                <w:szCs w:val="19"/>
+              </w:rPr>
+              <w:t>ự</w:t>
+            </w:r>
+            <w:r>
+              <w:rPr>
+                <w:sz w:val="19"/>
+                <w:szCs w:val="19"/>
+              </w:rPr>
+              <w:t xml:space="preserve"> án ng</w:t>
+            </w:r>
+            <w:r>
+              <w:rPr>
+                <w:sz w:val="19"/>
+                <w:szCs w:val="19"/>
+              </w:rPr>
+              <w:t>ắ</w:t>
+            </w:r>
+            <w:r>
+              <w:rPr>
+                <w:sz w:val="19"/>
+                <w:szCs w:val="19"/>
+              </w:rPr>
+              <w:t>n g</w:t>
+            </w:r>
+            <w:r>
+              <w:rPr>
+                <w:sz w:val="19"/>
+                <w:szCs w:val="19"/>
+              </w:rPr>
+              <w:t>ọ</w:t>
+            </w:r>
+            <w:r>
+              <w:rPr>
+                <w:sz w:val="19"/>
+                <w:szCs w:val="19"/>
+              </w:rPr>
+              <w:t>n + công ngh</w:t>
+            </w:r>
+            <w:r>
+              <w:rPr>
+                <w:sz w:val="19"/>
+                <w:szCs w:val="19"/>
+              </w:rPr>
+              <w:t>ệ</w:t>
+            </w:r>
+            <w:r>
+              <w:rPr>
+                <w:sz w:val="19"/>
+                <w:szCs w:val="19"/>
+              </w:rPr>
+              <w:t xml:space="preserve"> s</w:t>
+            </w:r>
+            <w:r>
+              <w:rPr>
+                <w:sz w:val="19"/>
+                <w:szCs w:val="19"/>
+              </w:rPr>
+              <w:t>ử</w:t>
+            </w:r>
+            <w:r>
+              <w:rPr>
+                <w:sz w:val="19"/>
+                <w:szCs w:val="19"/>
+              </w:rPr>
+              <w:t xml:space="preserve"> d</w:t>
+            </w:r>
+            <w:r>
+              <w:rPr>
+                <w:sz w:val="19"/>
+                <w:szCs w:val="19"/>
+              </w:rPr>
+              <w:t>ụ</w:t>
+            </w:r>
+            <w:r>
+              <w:rPr>
+                <w:sz w:val="19"/>
+                <w:szCs w:val="19"/>
+              </w:rPr>
+              <w:t>ng</w:t>
             </w:r>
           </w:p>
         </w:tc>
       </w:tr>
       <w:tr>
-        <w:tblPrEx>
-          <w:tblCellMar>
-            <w:top w:w="0" w:type="dxa"/>
-            <w:bottom w:w="0" w:type="dxa"/>
-          </w:tblCellMar>
-        </w:tblPrEx>
         <w:tc>
           <w:tcPr>
             <w:tcW w:w="2300" w:type="dxa"/>
@@ -375,7 +1126,35 @@
                 <w:sz w:val="19"/>
                 <w:szCs w:val="19"/>
               </w:rPr>
-              <w:t>Bản thân ứng viên</w:t>
+              <w:t>B</w:t>
+            </w:r>
+            <w:r>
+              <w:rPr>
+                <w:sz w:val="19"/>
+                <w:szCs w:val="19"/>
+              </w:rPr>
+              <w:t>ả</w:t>
+            </w:r>
+            <w:r>
+              <w:rPr>
+                <w:sz w:val="19"/>
+                <w:szCs w:val="19"/>
+              </w:rPr>
+              <w:t xml:space="preserve">n thân </w:t>
+            </w:r>
+            <w:r>
+              <w:rPr>
+                <w:sz w:val="19"/>
+                <w:szCs w:val="19"/>
+              </w:rPr>
+              <w:t>ứ</w:t>
+            </w:r>
+            <w:r>
+              <w:rPr>
+                <w:sz w:val="19"/>
+                <w:szCs w:val="19"/>
+              </w:rPr>
+              <w:t>ng viên</w:t>
             </w:r>
           </w:p>
         </w:tc>
@@ -395,7 +1174,21 @@
                 <w:sz w:val="19"/>
                 <w:szCs w:val="19"/>
               </w:rPr>
-              <w:t>Chia sẻ link trong CV/email</w:t>
+              <w:t>Chia s</w:t>
+            </w:r>
+            <w:r>
+              <w:rPr>
+                <w:sz w:val="19"/>
+                <w:szCs w:val="19"/>
+              </w:rPr>
+              <w:t>ẻ</w:t>
+            </w:r>
+            <w:r>
+              <w:rPr>
+                <w:sz w:val="19"/>
+                <w:szCs w:val="19"/>
+              </w:rPr>
+              <w:t xml:space="preserve"> link trong CV/email</w:t>
             </w:r>
           </w:p>
         </w:tc>
@@ -415,7 +1208,49 @@
                 <w:sz w:val="19"/>
                 <w:szCs w:val="19"/>
               </w:rPr>
-              <w:t>Trang tải nhanh, không lỗi trên mọi màn hình</w:t>
+              <w:t>Trang t</w:t>
+            </w:r>
+            <w:r>
+              <w:rPr>
+                <w:sz w:val="19"/>
+                <w:szCs w:val="19"/>
+              </w:rPr>
+              <w:t>ả</w:t>
+            </w:r>
+            <w:r>
+              <w:rPr>
+                <w:sz w:val="19"/>
+                <w:szCs w:val="19"/>
+              </w:rPr>
+              <w:t>i nhanh, không l</w:t>
+            </w:r>
+            <w:r>
+              <w:rPr>
+                <w:sz w:val="19"/>
+                <w:szCs w:val="19"/>
+              </w:rPr>
+              <w:t>ỗ</w:t>
+            </w:r>
+            <w:r>
+              <w:rPr>
+                <w:sz w:val="19"/>
+                <w:szCs w:val="19"/>
+              </w:rPr>
+              <w:t>i trên m</w:t>
+            </w:r>
+            <w:r>
+              <w:rPr>
+                <w:sz w:val="19"/>
+                <w:szCs w:val="19"/>
+              </w:rPr>
+              <w:t>ọ</w:t>
+            </w:r>
+            <w:r>
+              <w:rPr>
+                <w:sz w:val="19"/>
+                <w:szCs w:val="19"/>
+              </w:rPr>
+              <w:t>i màn hình</w:t>
             </w:r>
           </w:p>
         </w:tc>
@@ -431,7 +1266,19 @@
         <w:pStyle w:val="Heading2"/>
       </w:pPr>
       <w:r>
-        <w:t>1.3. Tiêu chí chấp nhận (Acceptance Criteria)</w:t>
+        <w:t>1.3. Tiêu chí ch</w:t>
+      </w:r>
+      <w:r>
+        <w:t>ấ</w:t>
+      </w:r>
+      <w:r>
+        <w:t>p nh</w:t>
+      </w:r>
+      <w:r>
+        <w:t>ậ</w:t>
+      </w:r>
+      <w:r>
+        <w:t>n (Acceptance Criteria)</w:t>
       </w:r>
     </w:p>
     <w:p>
@@ -441,7 +1288,87 @@
           <w:iCs/>
           <w:color w:val="475569"/>
         </w:rPr>
-        <w:t>Website được coi là “đạt” khi thỏa tất cả tiêu chí sau:</w:t>
+        <w:t>Website đư</w:t>
+      </w:r>
+      <w:r>
+        <w:rPr>
+          <w:i/>
+          <w:iCs/>
+          <w:color w:val="475569"/>
+        </w:rPr>
+        <w:t>ợ</w:t>
+      </w:r>
+      <w:r>
+        <w:rPr>
+          <w:i/>
+          <w:iCs/>
+          <w:color w:val="475569"/>
+        </w:rPr>
+        <w:t>c coi là “đ</w:t>
+      </w:r>
+      <w:r>
+        <w:rPr>
+          <w:i/>
+          <w:iCs/>
+          <w:color w:val="475569"/>
+        </w:rPr>
+        <w:t>ạ</w:t>
+      </w:r>
+      <w:r>
+        <w:rPr>
+          <w:i/>
+          <w:iCs/>
+          <w:color w:val="475569"/>
+        </w:rPr>
+        <w:t>t” khi th</w:t>
+      </w:r>
+      <w:r>
+        <w:rPr>
+          <w:i/>
+          <w:iCs/>
+          <w:color w:val="475569"/>
+        </w:rPr>
+        <w:t>ỏ</w:t>
+      </w:r>
+      <w:r>
+        <w:rPr>
+          <w:i/>
+          <w:iCs/>
+          <w:color w:val="475569"/>
+        </w:rPr>
+        <w:t>a t</w:t>
+      </w:r>
+      <w:r>
+        <w:rPr>
+          <w:i/>
+          <w:iCs/>
+          <w:color w:val="475569"/>
+        </w:rPr>
+        <w:t>ấ</w:t>
+      </w:r>
+      <w:r>
+        <w:rPr>
+          <w:i/>
+          <w:iCs/>
+          <w:color w:val="475569"/>
+        </w:rPr>
+        <w:t>t c</w:t>
+      </w:r>
+      <w:r>
+        <w:rPr>
+          <w:i/>
+          <w:iCs/>
+          <w:color w:val="475569"/>
+        </w:rPr>
+        <w:t>ả</w:t>
+      </w:r>
+      <w:r>
+        <w:rPr>
+          <w:i/>
+          <w:iCs/>
+          <w:color w:val="475569"/>
+        </w:rPr>
+        <w:t xml:space="preserve"> tiêu chí sau:</w:t>
       </w:r>
     </w:p>
     <w:p>
@@ -458,10 +1385,126 @@
           <w:bCs/>
           <w:color w:val="1D4ED8"/>
         </w:rPr>
-        <w:t xml:space="preserve">AC-01 — Nội dung đủ: </w:t>
-      </w:r>
-      <w:r>
-        <w:t>Hiển thị đầy đủ 5 khối: nhận diện/giới thiệu, điều hướng, kỹ năng, danh sách dự án, liên hệ.</w:t>
+        <w:t>AC-01 — N</w:t>
+      </w:r>
+      <w:r>
+        <w:rPr>
+          <w:b/>
+          <w:bCs/>
+          <w:color w:val="1D4ED8"/>
+        </w:rPr>
+        <w:t>ộ</w:t>
+      </w:r>
+      <w:r>
+        <w:rPr>
+          <w:b/>
+          <w:bCs/>
+          <w:color w:val="1D4ED8"/>
+        </w:rPr>
+        <w:t>i dung đ</w:t>
+      </w:r>
+      <w:r>
+        <w:rPr>
+          <w:b/>
+          <w:bCs/>
+          <w:color w:val="1D4ED8"/>
+        </w:rPr>
+        <w:t>ủ</w:t>
+      </w:r>
+      <w:r>
+        <w:rPr>
+          <w:b/>
+          <w:bCs/>
+          <w:color w:val="1D4ED8"/>
+        </w:rPr>
+        <w:t xml:space="preserve">: </w:t>
+      </w:r>
+      <w:r>
+        <w:t>Hi</w:t>
+      </w:r>
+      <w:r>
+        <w:t>ể</w:t>
+      </w:r>
+      <w:r>
+        <w:t>n th</w:t>
+      </w:r>
+      <w:r>
+        <w:t>ị</w:t>
+      </w:r>
+      <w:r>
+        <w:t xml:space="preserve"> đ</w:t>
+      </w:r>
+      <w:r>
+        <w:t>ầ</w:t>
+      </w:r>
+      <w:r>
+        <w:t>y đ</w:t>
+      </w:r>
+      <w:r>
+        <w:t>ủ</w:t>
+      </w:r>
+      <w:r>
+        <w:t xml:space="preserve"> 5 kh</w:t>
+      </w:r>
+      <w:r>
+        <w:t>ố</w:t>
+      </w:r>
+      <w:r>
+        <w:t>i: nh</w:t>
+      </w:r>
+      <w:r>
+        <w:t>ậ</w:t>
+      </w:r>
+      <w:r>
+        <w:t>n di</w:t>
+      </w:r>
+      <w:r>
+        <w:t>ệ</w:t>
+      </w:r>
+      <w:r>
+        <w:t>n/gi</w:t>
+      </w:r>
+      <w:r>
+        <w:t>ớ</w:t>
+      </w:r>
+      <w:r>
+        <w:t>i thi</w:t>
+      </w:r>
+      <w:r>
+        <w:t>ệ</w:t>
+      </w:r>
+      <w:r>
+        <w:t>u, đi</w:t>
+      </w:r>
+      <w:r>
+        <w:t>ề</w:t>
+      </w:r>
+      <w:r>
+        <w:t>u hư</w:t>
+      </w:r>
+      <w:r>
+        <w:t>ớ</w:t>
+      </w:r>
+      <w:r>
+        <w:t>ng, k</w:t>
+      </w:r>
+      <w:r>
+        <w:t>ỹ</w:t>
+      </w:r>
+      <w:r>
+        <w:t xml:space="preserve"> năng, danh sách d</w:t>
+      </w:r>
+      <w:r>
+        <w:t>ự</w:t>
+      </w:r>
+      <w:r>
+        <w:t xml:space="preserve"> án, liên h</w:t>
+      </w:r>
+      <w:r>
+        <w:t>ệ</w:t>
+      </w:r>
+      <w:r>
+        <w:t>.</w:t>
       </w:r>
     </w:p>
     <w:p>
@@ -481,7 +1524,31 @@
         <w:t xml:space="preserve">AC-02 — Responsive 3 breakpoint: </w:t>
       </w:r>
       <w:r>
-        <w:t>Hiển thị đúng và đẹp ở 360px (mobile), 768px (tablet), 1280px (desktop).</w:t>
+        <w:t>Hi</w:t>
+      </w:r>
+      <w:r>
+        <w:t>ể</w:t>
+      </w:r>
+      <w:r>
+        <w:t>n th</w:t>
+      </w:r>
+      <w:r>
+        <w:t>ị</w:t>
+      </w:r>
+      <w:r>
+        <w:t xml:space="preserve"> đúng và đ</w:t>
+      </w:r>
+      <w:r>
+        <w:t>ẹ</w:t>
+      </w:r>
+      <w:r>
+        <w:t xml:space="preserve">p </w:t>
+      </w:r>
+      <w:r>
+        <w:t>ở</w:t>
+      </w:r>
+      <w:r>
+        <w:t xml:space="preserve"> 360px (mobile), 768px (tablet), 1280px (desktop).</w:t>
       </w:r>
     </w:p>
     <w:p>
@@ -498,10 +1565,50 @@
           <w:bCs/>
           <w:color w:val="1D4ED8"/>
         </w:rPr>
-        <w:t xml:space="preserve">AC-03 — Không cuộn ngang: </w:t>
-      </w:r>
-      <w:r>
-        <w:t>Ở màn hình 360px không xuất hiện thanh cuộn ngang (horizontal scrollbar).</w:t>
+        <w:t>AC-03 — Không cu</w:t>
+      </w:r>
+      <w:r>
+        <w:rPr>
+          <w:b/>
+          <w:bCs/>
+          <w:color w:val="1D4ED8"/>
+        </w:rPr>
+        <w:t>ộ</w:t>
+      </w:r>
+      <w:r>
+        <w:rPr>
+          <w:b/>
+          <w:bCs/>
+          <w:color w:val="1D4ED8"/>
+        </w:rPr>
+        <w:t xml:space="preserve">n ngang: </w:t>
+      </w:r>
+      <w:r>
+        <w:t>Ở</w:t>
+      </w:r>
+      <w:r>
+        <w:t xml:space="preserve"> màn hình</w:t>
+      </w:r>
+      <w:r>
+        <w:t xml:space="preserve"> 360px không xu</w:t>
+      </w:r>
+      <w:r>
+        <w:t>ấ</w:t>
+      </w:r>
+      <w:r>
+        <w:t>t hi</w:t>
+      </w:r>
+      <w:r>
+        <w:t>ệ</w:t>
+      </w:r>
+      <w:r>
+        <w:t>n thanh cu</w:t>
+      </w:r>
+      <w:r>
+        <w:t>ộ</w:t>
+      </w:r>
+      <w:r>
+        <w:t>n ngang (horizontal scrollbar).</w:t>
       </w:r>
     </w:p>
     <w:p>
@@ -518,7 +1625,23 @@
           <w:bCs/>
           <w:color w:val="1D4ED8"/>
         </w:rPr>
-        <w:t xml:space="preserve">AC-04 — HTML ngữ nghĩa: </w:t>
+        <w:t>AC-04 — HTML ng</w:t>
+      </w:r>
+      <w:r>
+        <w:rPr>
+          <w:b/>
+          <w:bCs/>
+          <w:color w:val="1D4ED8"/>
+        </w:rPr>
+        <w:t>ữ</w:t>
+      </w:r>
+      <w:r>
+        <w:rPr>
+          <w:b/>
+          <w:bCs/>
+          <w:color w:val="1D4ED8"/>
+        </w:rPr>
+        <w:t xml:space="preserve"> nghĩa: </w:t>
       </w:r>
       <w:r>
         <w:t>Dùng đúng header, nav, main, section, article, footer; có metadata lang, viewport, title.</w:t>
@@ -538,10 +1661,110 @@
           <w:bCs/>
           <w:color w:val="1D4ED8"/>
         </w:rPr>
-        <w:t xml:space="preserve">AC-05 — Điều hướng hoạt động: </w:t>
-      </w:r>
-      <w:r>
-        <w:t>Mọi liên kết trên nav cuộn đúng tới khối tương ứng.</w:t>
+        <w:t>AC-05 — Đi</w:t>
+      </w:r>
+      <w:r>
+        <w:rPr>
+          <w:b/>
+          <w:bCs/>
+          <w:color w:val="1D4ED8"/>
+        </w:rPr>
+        <w:t>ề</w:t>
+      </w:r>
+      <w:r>
+        <w:rPr>
+          <w:b/>
+          <w:bCs/>
+          <w:color w:val="1D4ED8"/>
+        </w:rPr>
+        <w:t>u hư</w:t>
+      </w:r>
+      <w:r>
+        <w:rPr>
+          <w:b/>
+          <w:bCs/>
+          <w:color w:val="1D4ED8"/>
+        </w:rPr>
+        <w:t>ớ</w:t>
+      </w:r>
+      <w:r>
+        <w:rPr>
+          <w:b/>
+          <w:bCs/>
+          <w:color w:val="1D4ED8"/>
+        </w:rPr>
+        <w:t>ng ho</w:t>
+      </w:r>
+      <w:r>
+        <w:rPr>
+          <w:b/>
+          <w:bCs/>
+          <w:color w:val="1D4ED8"/>
+        </w:rPr>
+        <w:t>ạ</w:t>
+      </w:r>
+      <w:r>
+        <w:rPr>
+          <w:b/>
+          <w:bCs/>
+          <w:color w:val="1D4ED8"/>
+        </w:rPr>
+        <w:t>t đ</w:t>
+      </w:r>
+      <w:r>
+        <w:rPr>
+          <w:b/>
+          <w:bCs/>
+          <w:color w:val="1D4ED8"/>
+        </w:rPr>
+        <w:t>ộ</w:t>
+      </w:r>
+      <w:r>
+        <w:rPr>
+          <w:b/>
+          <w:bCs/>
+          <w:color w:val="1D4ED8"/>
+        </w:rPr>
+        <w:t xml:space="preserve">ng: </w:t>
+      </w:r>
+      <w:r>
+        <w:t>M</w:t>
+      </w:r>
+      <w:r>
+        <w:t>ọ</w:t>
+      </w:r>
+      <w:r>
+        <w:t>i liên k</w:t>
+      </w:r>
+      <w:r>
+        <w:t>ế</w:t>
+      </w:r>
+      <w:r>
+        <w:t>t trên nav cu</w:t>
+      </w:r>
+      <w:r>
+        <w:t>ộ</w:t>
+      </w:r>
+      <w:r>
+        <w:t>n đúng t</w:t>
+      </w:r>
+      <w:r>
+        <w:t>ớ</w:t>
+      </w:r>
+      <w:r>
+        <w:t>i kh</w:t>
+      </w:r>
+      <w:r>
+        <w:t>ố</w:t>
+      </w:r>
+      <w:r>
+        <w:t xml:space="preserve">i tương </w:t>
+      </w:r>
+      <w:r>
+        <w:t>ứ</w:t>
+      </w:r>
+      <w:r>
+        <w:t>ng.</w:t>
       </w:r>
     </w:p>
     <w:p>
@@ -558,10 +1781,92 @@
           <w:bCs/>
           <w:color w:val="1D4ED8"/>
         </w:rPr>
-        <w:t xml:space="preserve">AC-06 — Khả năng tiếp cận cơ bản: </w:t>
-      </w:r>
-      <w:r>
-        <w:t>Mọi ảnh có alt; có trạng thái focus rõ ràng khi dùng bàn phím.</w:t>
+        <w:t>AC-06 — Kh</w:t>
+      </w:r>
+      <w:r>
+        <w:rPr>
+          <w:b/>
+          <w:bCs/>
+          <w:color w:val="1D4ED8"/>
+        </w:rPr>
+        <w:t>ả</w:t>
+      </w:r>
+      <w:r>
+        <w:rPr>
+          <w:b/>
+          <w:bCs/>
+          <w:color w:val="1D4ED8"/>
+        </w:rPr>
+        <w:t xml:space="preserve"> năng ti</w:t>
+      </w:r>
+      <w:r>
+        <w:rPr>
+          <w:b/>
+          <w:bCs/>
+          <w:color w:val="1D4ED8"/>
+        </w:rPr>
+        <w:t>ế</w:t>
+      </w:r>
+      <w:r>
+        <w:rPr>
+          <w:b/>
+          <w:bCs/>
+          <w:color w:val="1D4ED8"/>
+        </w:rPr>
+        <w:t>p c</w:t>
+      </w:r>
+      <w:r>
+        <w:rPr>
+          <w:b/>
+          <w:bCs/>
+          <w:color w:val="1D4ED8"/>
+        </w:rPr>
+        <w:t>ậ</w:t>
+      </w:r>
+      <w:r>
+        <w:rPr>
+          <w:b/>
+          <w:bCs/>
+          <w:color w:val="1D4ED8"/>
+        </w:rPr>
+        <w:t>n cơ b</w:t>
+      </w:r>
+      <w:r>
+        <w:rPr>
+          <w:b/>
+          <w:bCs/>
+          <w:color w:val="1D4ED8"/>
+        </w:rPr>
+        <w:t>ả</w:t>
+      </w:r>
+      <w:r>
+        <w:rPr>
+          <w:b/>
+          <w:bCs/>
+          <w:color w:val="1D4ED8"/>
+        </w:rPr>
+        <w:t xml:space="preserve">n: </w:t>
+      </w:r>
+      <w:r>
+        <w:t>M</w:t>
+      </w:r>
+      <w:r>
+        <w:t>ọ</w:t>
+      </w:r>
+      <w:r>
+        <w:t xml:space="preserve">i </w:t>
+      </w:r>
+      <w:r>
+        <w:t>ả</w:t>
+      </w:r>
+      <w:r>
+        <w:t>nh có alt; có tr</w:t>
+      </w:r>
+      <w:r>
+        <w:t>ạ</w:t>
+      </w:r>
+      <w:r>
+        <w:t>ng thái focus rõ ràng khi dùng bàn phím.</w:t>
       </w:r>
     </w:p>
     <w:p>
@@ -578,10 +1883,84 @@
           <w:bCs/>
           <w:color w:val="1D4ED8"/>
         </w:rPr>
-        <w:t xml:space="preserve">AC-07 — Lưới dự án co giãn: </w:t>
-      </w:r>
-      <w:r>
-        <w:t>Thẻ dự án hiển thị 1 cột (mobile) → 2 cột (tablet) → 3 cột (desktop).</w:t>
+        <w:t>AC-07 — Lư</w:t>
+      </w:r>
+      <w:r>
+        <w:rPr>
+          <w:b/>
+          <w:bCs/>
+          <w:color w:val="1D4ED8"/>
+        </w:rPr>
+        <w:t>ớ</w:t>
+      </w:r>
+      <w:r>
+        <w:rPr>
+          <w:b/>
+          <w:bCs/>
+          <w:color w:val="1D4ED8"/>
+        </w:rPr>
+        <w:t>i d</w:t>
+      </w:r>
+      <w:r>
+        <w:rPr>
+          <w:b/>
+          <w:bCs/>
+          <w:color w:val="1D4ED8"/>
+        </w:rPr>
+        <w:t>ự</w:t>
+      </w:r>
+      <w:r>
+        <w:rPr>
+          <w:b/>
+          <w:bCs/>
+          <w:color w:val="1D4ED8"/>
+        </w:rPr>
+        <w:t xml:space="preserve"> án co giãn: </w:t>
+      </w:r>
+      <w:r>
+        <w:t>Th</w:t>
+      </w:r>
+      <w:r>
+        <w:t>ẻ</w:t>
+      </w:r>
+      <w:r>
+        <w:t xml:space="preserve"> d</w:t>
+      </w:r>
+      <w:r>
+        <w:t>ự</w:t>
+      </w:r>
+      <w:r>
+        <w:t xml:space="preserve"> án hi</w:t>
+      </w:r>
+      <w:r>
+        <w:t>ể</w:t>
+      </w:r>
+      <w:r>
+        <w:t>n th</w:t>
+      </w:r>
+      <w:r>
+        <w:t>ị</w:t>
+      </w:r>
+      <w:r>
+        <w:t xml:space="preserve"> 1 c</w:t>
+      </w:r>
+      <w:r>
+        <w:t>ộ</w:t>
+      </w:r>
+      <w:r>
+        <w:t>t (mobile) → 2 c</w:t>
+      </w:r>
+      <w:r>
+        <w:t>ộ</w:t>
+      </w:r>
+      <w:r>
+        <w:t>t (tablet) → 3 c</w:t>
+      </w:r>
+      <w:r>
+        <w:t>ộ</w:t>
+      </w:r>
+      <w:r>
+        <w:t>t (desktop).</w:t>
       </w:r>
     </w:p>
     <w:p>
@@ -589,12 +1968,123 @@
         <w:pStyle w:val="Heading2"/>
       </w:pPr>
       <w:r>
-        <w:t>1.4. Wireframe 3 kích thước (tư duy MOBILE-FIRST)</w:t>
-      </w:r>
-    </w:p>
-    <w:p>
-      <w:r>
-        <w:t>Thiết kế từ nhỏ ra lớn: dựng bố cục cho mobile trước (đơn giản, một cột), sau đó dùng @media (min-width: …) để thêm cột và khoảng trống cho màn lớn hơn.</w:t>
+        <w:t>1.4. Wireframe 3 kích thư</w:t>
+      </w:r>
+      <w:r>
+        <w:t>ớ</w:t>
+      </w:r>
+      <w:r>
+        <w:t>c (tư duy MOBILE-FIRST)</w:t>
+      </w:r>
+    </w:p>
+    <w:p>
+      <w:r>
+        <w:t>Thi</w:t>
+      </w:r>
+      <w:r>
+        <w:t>ế</w:t>
+      </w:r>
+      <w:r>
+        <w:t xml:space="preserve">t </w:t>
+      </w:r>
+      <w:r>
+        <w:t>k</w:t>
+      </w:r>
+      <w:r>
+        <w:t>ế</w:t>
+      </w:r>
+      <w:r>
+        <w:t xml:space="preserve"> t</w:t>
+      </w:r>
+      <w:r>
+        <w:t>ừ</w:t>
+      </w:r>
+      <w:r>
+        <w:t xml:space="preserve"> nh</w:t>
+      </w:r>
+      <w:r>
+        <w:t>ỏ</w:t>
+      </w:r>
+      <w:r>
+        <w:t xml:space="preserve"> ra l</w:t>
+      </w:r>
+      <w:r>
+        <w:t>ớ</w:t>
+      </w:r>
+      <w:r>
+        <w:t>n: d</w:t>
+      </w:r>
+      <w:r>
+        <w:t>ự</w:t>
+      </w:r>
+      <w:r>
+        <w:t>ng b</w:t>
+      </w:r>
+      <w:r>
+        <w:t>ố</w:t>
+      </w:r>
+      <w:r>
+        <w:t xml:space="preserve"> c</w:t>
+      </w:r>
+      <w:r>
+        <w:t>ụ</w:t>
+      </w:r>
+      <w:r>
+        <w:t>c cho mobile trư</w:t>
+      </w:r>
+      <w:r>
+        <w:t>ớ</w:t>
+      </w:r>
+      <w:r>
+        <w:t>c (đơn gi</w:t>
+      </w:r>
+      <w:r>
+        <w:t>ả</w:t>
+      </w:r>
+      <w:r>
+        <w:t>n, m</w:t>
+      </w:r>
+      <w:r>
+        <w:t>ộ</w:t>
+      </w:r>
+      <w:r>
+        <w:t>t c</w:t>
+      </w:r>
+      <w:r>
+        <w:t>ộ</w:t>
+      </w:r>
+      <w:r>
+        <w:t>t), sau đó dùng @media (min-width: …) đ</w:t>
+      </w:r>
+      <w:r>
+        <w:t>ể</w:t>
+      </w:r>
+      <w:r>
+        <w:t xml:space="preserve"> thêm c</w:t>
+      </w:r>
+      <w:r>
+        <w:t>ộ</w:t>
+      </w:r>
+      <w:r>
+        <w:t>t và kho</w:t>
+      </w:r>
+      <w:r>
+        <w:t>ả</w:t>
+      </w:r>
+      <w:r>
+        <w:t>ng tr</w:t>
+      </w:r>
+      <w:r>
+        <w:t>ố</w:t>
+      </w:r>
+      <w:r>
+        <w:t>ng cho màn l</w:t>
+      </w:r>
+      <w:r>
+        <w:t>ớ</w:t>
+      </w:r>
+      <w:r>
+        <w:t>n hơn.</w:t>
       </w:r>
     </w:p>
     <w:p>
@@ -602,7 +2092,19 @@
         <w:pStyle w:val="Heading3"/>
       </w:pPr>
       <w:r>
-        <w:t>Mobile — 360px (base / mặc định)</w:t>
+        <w:t>Mobile — 360px (base / m</w:t>
+      </w:r>
+      <w:r>
+        <w:t>ặ</w:t>
+      </w:r>
+      <w:r>
+        <w:t>c đ</w:t>
+      </w:r>
+      <w:r>
+        <w:t>ị</w:t>
+      </w:r>
+      <w:r>
+        <w:t>nh)</w:t>
       </w:r>
     </w:p>
     <w:p>
@@ -629,7 +2131,15 @@
           <w:sz w:val="16"/>
           <w:szCs w:val="16"/>
         </w:rPr>
-        <w:t>│ [A] An        ≡ (menu wrap)│  ← header, nav flex-wrap</w:t>
+        <w:t xml:space="preserve">│ [A] An        ≡ (menu wrap)│  ← header, nav </w:t>
+      </w:r>
+      <w:r>
+        <w:rPr>
+          <w:rFonts w:ascii="Courier New" w:eastAsia="Courier New" w:hAnsi="Courier New" w:cs="Courier New"/>
+          <w:sz w:val="16"/>
+          <w:szCs w:val="16"/>
+        </w:rPr>
+        <w:t>flex-wrap</w:t>
       </w:r>
     </w:p>
     <w:p>
@@ -668,7 +2178,55 @@
           <w:sz w:val="16"/>
           <w:szCs w:val="16"/>
         </w:rPr>
-        <w:t>│  NGUYỄN VĂN AN             │  ← hero: xếp DỌC</w:t>
+        <w:t>│  NGUY</w:t>
+      </w:r>
+      <w:r>
+        <w:rPr>
+          <w:rFonts w:ascii="Courier New" w:eastAsia="Courier New" w:hAnsi="Courier New" w:cs="Courier New"/>
+          <w:sz w:val="16"/>
+          <w:szCs w:val="16"/>
+        </w:rPr>
+        <w:t>Ễ</w:t>
+      </w:r>
+      <w:r>
+        <w:rPr>
+          <w:rFonts w:ascii="Courier New" w:eastAsia="Courier New" w:hAnsi="Courier New" w:cs="Courier New"/>
+          <w:sz w:val="16"/>
+          <w:szCs w:val="16"/>
+        </w:rPr>
+        <w:t>N VĂN AN             │  ← hero: x</w:t>
+      </w:r>
+      <w:r>
+        <w:rPr>
+          <w:rFonts w:ascii="Courier New" w:eastAsia="Courier New" w:hAnsi="Courier New" w:cs="Courier New"/>
+          <w:sz w:val="16"/>
+          <w:szCs w:val="16"/>
+        </w:rPr>
+        <w:t>ế</w:t>
+      </w:r>
+      <w:r>
+        <w:rPr>
+          <w:rFonts w:ascii="Courier New" w:eastAsia="Courier New" w:hAnsi="Courier New" w:cs="Courier New"/>
+          <w:sz w:val="16"/>
+          <w:szCs w:val="16"/>
+        </w:rPr>
+        <w:t>p D</w:t>
+      </w:r>
+      <w:r>
+        <w:rPr>
+          <w:rFonts w:ascii="Courier New" w:eastAsia="Courier New" w:hAnsi="Courier New" w:cs="Courier New"/>
+          <w:sz w:val="16"/>
+          <w:szCs w:val="16"/>
+        </w:rPr>
+        <w:t>Ọ</w:t>
+      </w:r>
+      <w:r>
+        <w:rPr>
+          <w:rFonts w:ascii="Courier New" w:eastAsia="Courier New" w:hAnsi="Courier New" w:cs="Courier New"/>
+          <w:sz w:val="16"/>
+          <w:szCs w:val="16"/>
+        </w:rPr>
+        <w:t>C</w:t>
       </w:r>
     </w:p>
     <w:p>
@@ -694,7 +2252,39 @@
           <w:sz w:val="16"/>
           <w:szCs w:val="16"/>
         </w:rPr>
-        <w:t>│  [Xem dự án][Liên hệ]      │</w:t>
+        <w:t>│  [Xem d</w:t>
+      </w:r>
+      <w:r>
+        <w:rPr>
+          <w:rFonts w:ascii="Courier New" w:eastAsia="Courier New" w:hAnsi="Courier New" w:cs="Courier New"/>
+          <w:sz w:val="16"/>
+          <w:szCs w:val="16"/>
+        </w:rPr>
+        <w:t>ự</w:t>
+      </w:r>
+      <w:r>
+        <w:rPr>
+          <w:rFonts w:ascii="Courier New" w:eastAsia="Courier New" w:hAnsi="Courier New" w:cs="Courier New"/>
+          <w:sz w:val="16"/>
+          <w:szCs w:val="16"/>
+        </w:rPr>
+        <w:t xml:space="preserve"> án][Liên h</w:t>
+      </w:r>
+      <w:r>
+        <w:rPr>
+          <w:rFonts w:ascii="Courier New" w:eastAsia="Courier New" w:hAnsi="Courier New" w:cs="Courier New"/>
+          <w:sz w:val="16"/>
+          <w:szCs w:val="16"/>
+        </w:rPr>
+        <w:t>ệ</w:t>
+      </w:r>
+      <w:r>
+        <w:rPr>
+          <w:rFonts w:ascii="Courier New" w:eastAsia="Courier New" w:hAnsi="Courier New" w:cs="Courier New"/>
+          <w:sz w:val="16"/>
+          <w:szCs w:val="16"/>
+        </w:rPr>
+        <w:t>]      │</w:t>
       </w:r>
     </w:p>
     <w:p>
@@ -733,7 +2323,15 @@
           <w:sz w:val="16"/>
           <w:szCs w:val="16"/>
         </w:rPr>
-        <w:t>│  └─────────────────────┘   │</w:t>
+        <w:t>│  └─────────</w:t>
+      </w:r>
+      <w:r>
+        <w:rPr>
+          <w:rFonts w:ascii="Courier New" w:eastAsia="Courier New" w:hAnsi="Courier New" w:cs="Courier New"/>
+          <w:sz w:val="16"/>
+          <w:szCs w:val="16"/>
+        </w:rPr>
+        <w:t>────────────┘   │</w:t>
       </w:r>
     </w:p>
     <w:p>
@@ -759,7 +2357,23 @@
           <w:sz w:val="16"/>
           <w:szCs w:val="16"/>
         </w:rPr>
-        <w:t>│  Kỹ năng                   │</w:t>
+        <w:t>│  K</w:t>
+      </w:r>
+      <w:r>
+        <w:rPr>
+          <w:rFonts w:ascii="Courier New" w:eastAsia="Courier New" w:hAnsi="Courier New" w:cs="Courier New"/>
+          <w:sz w:val="16"/>
+          <w:szCs w:val="16"/>
+        </w:rPr>
+        <w:t>ỹ</w:t>
+      </w:r>
+      <w:r>
+        <w:rPr>
+          <w:rFonts w:ascii="Courier New" w:eastAsia="Courier New" w:hAnsi="Courier New" w:cs="Courier New"/>
+          <w:sz w:val="16"/>
+          <w:szCs w:val="16"/>
+        </w:rPr>
+        <w:t xml:space="preserve"> năng                   │</w:t>
       </w:r>
     </w:p>
     <w:p>
@@ -799,7 +2413,23 @@
           <w:sz w:val="16"/>
           <w:szCs w:val="16"/>
         </w:rPr>
-        <w:t>│  Dự án                     │</w:t>
+        <w:t>│  D</w:t>
+      </w:r>
+      <w:r>
+        <w:rPr>
+          <w:rFonts w:ascii="Courier New" w:eastAsia="Courier New" w:hAnsi="Courier New" w:cs="Courier New"/>
+          <w:sz w:val="16"/>
+          <w:szCs w:val="16"/>
+        </w:rPr>
+        <w:t>ự</w:t>
+      </w:r>
+      <w:r>
+        <w:rPr>
+          <w:rFonts w:ascii="Courier New" w:eastAsia="Courier New" w:hAnsi="Courier New" w:cs="Courier New"/>
+          <w:sz w:val="16"/>
+          <w:szCs w:val="16"/>
+        </w:rPr>
+        <w:t xml:space="preserve"> án                     │</w:t>
       </w:r>
     </w:p>
     <w:p>
@@ -825,7 +2455,39 @@
           <w:sz w:val="16"/>
           <w:szCs w:val="16"/>
         </w:rPr>
-        <w:t>│  │   Card 1 (1 cột)    │   │  ← grid 1 cột</w:t>
+        <w:t>│  │   Card 1 (1 c</w:t>
+      </w:r>
+      <w:r>
+        <w:rPr>
+          <w:rFonts w:ascii="Courier New" w:eastAsia="Courier New" w:hAnsi="Courier New" w:cs="Courier New"/>
+          <w:sz w:val="16"/>
+          <w:szCs w:val="16"/>
+        </w:rPr>
+        <w:t>ộ</w:t>
+      </w:r>
+      <w:r>
+        <w:rPr>
+          <w:rFonts w:ascii="Courier New" w:eastAsia="Courier New" w:hAnsi="Courier New" w:cs="Courier New"/>
+          <w:sz w:val="16"/>
+          <w:szCs w:val="16"/>
+        </w:rPr>
+        <w:t>t)    │   │  ← grid 1 c</w:t>
+      </w:r>
+      <w:r>
+        <w:rPr>
+          <w:rFonts w:ascii="Courier New" w:eastAsia="Courier New" w:hAnsi="Courier New" w:cs="Courier New"/>
+          <w:sz w:val="16"/>
+          <w:szCs w:val="16"/>
+        </w:rPr>
+        <w:t>ộ</w:t>
+      </w:r>
+      <w:r>
+        <w:rPr>
+          <w:rFonts w:ascii="Courier New" w:eastAsia="Courier New" w:hAnsi="Courier New" w:cs="Courier New"/>
+          <w:sz w:val="16"/>
+          <w:szCs w:val="16"/>
+        </w:rPr>
+        <w:t>t</w:t>
       </w:r>
     </w:p>
     <w:p>
@@ -838,6 +2500,53 @@
           <w:sz w:val="16"/>
           <w:szCs w:val="16"/>
         </w:rPr>
+        <w:t>│  └─────</w:t>
+      </w:r>
+      <w:r>
+        <w:rPr>
+          <w:rFonts w:ascii="Courier New" w:eastAsia="Courier New" w:hAnsi="Courier New" w:cs="Courier New"/>
+          <w:sz w:val="16"/>
+          <w:szCs w:val="16"/>
+        </w:rPr>
+        <w:t>────────────────┘   │</w:t>
+      </w:r>
+    </w:p>
+    <w:p>
+      <w:pPr>
+        <w:shd w:val="clear" w:color="auto" w:fill="F3F4F6"/>
+      </w:pPr>
+      <w:r>
+        <w:rPr>
+          <w:rFonts w:ascii="Courier New" w:eastAsia="Courier New" w:hAnsi="Courier New" w:cs="Courier New"/>
+          <w:sz w:val="16"/>
+          <w:szCs w:val="16"/>
+        </w:rPr>
+        <w:t>│  ┌─────────────────────┐   │</w:t>
+      </w:r>
+    </w:p>
+    <w:p>
+      <w:pPr>
+        <w:shd w:val="clear" w:color="auto" w:fill="F3F4F6"/>
+      </w:pPr>
+      <w:r>
+        <w:rPr>
+          <w:rFonts w:ascii="Courier New" w:eastAsia="Courier New" w:hAnsi="Courier New" w:cs="Courier New"/>
+          <w:sz w:val="16"/>
+          <w:szCs w:val="16"/>
+        </w:rPr>
+        <w:t>│  │   Card 2            │   │</w:t>
+      </w:r>
+    </w:p>
+    <w:p>
+      <w:pPr>
+        <w:shd w:val="clear" w:color="auto" w:fill="F3F4F6"/>
+      </w:pPr>
+      <w:r>
+        <w:rPr>
+          <w:rFonts w:ascii="Courier New" w:eastAsia="Courier New" w:hAnsi="Courier New" w:cs="Courier New"/>
+          <w:sz w:val="16"/>
+          <w:szCs w:val="16"/>
+        </w:rPr>
         <w:t>│  └─────────────────────┘   │</w:t>
       </w:r>
     </w:p>
@@ -851,7 +2560,7 @@
           <w:sz w:val="16"/>
           <w:szCs w:val="16"/>
         </w:rPr>
-        <w:t>│  ┌─────────────────────┐   │</w:t>
+        <w:t>├───────────────────────────┤</w:t>
       </w:r>
     </w:p>
     <w:p>
@@ -864,46 +2573,55 @@
           <w:sz w:val="16"/>
           <w:szCs w:val="16"/>
         </w:rPr>
-        <w:t>│  │   Card 2            │   │</w:t>
-      </w:r>
-    </w:p>
-    <w:p>
-      <w:pPr>
-        <w:shd w:val="clear" w:color="auto" w:fill="F3F4F6"/>
-      </w:pPr>
-      <w:r>
-        <w:rPr>
-          <w:rFonts w:ascii="Courier New" w:eastAsia="Courier New" w:hAnsi="Courier New" w:cs="Courier New"/>
-          <w:sz w:val="16"/>
-          <w:szCs w:val="16"/>
-        </w:rPr>
-        <w:t>│  └─────────────────────┘   │</w:t>
-      </w:r>
-    </w:p>
-    <w:p>
-      <w:pPr>
-        <w:shd w:val="clear" w:color="auto" w:fill="F3F4F6"/>
-      </w:pPr>
-      <w:r>
-        <w:rPr>
-          <w:rFonts w:ascii="Courier New" w:eastAsia="Courier New" w:hAnsi="Courier New" w:cs="Courier New"/>
-          <w:sz w:val="16"/>
-          <w:szCs w:val="16"/>
-        </w:rPr>
-        <w:t>├───────────────────────────┤</w:t>
-      </w:r>
-    </w:p>
-    <w:p>
-      <w:pPr>
-        <w:shd w:val="clear" w:color="auto" w:fill="F3F4F6"/>
-      </w:pPr>
-      <w:r>
-        <w:rPr>
-          <w:rFonts w:ascii="Courier New" w:eastAsia="Courier New" w:hAnsi="Courier New" w:cs="Courier New"/>
-          <w:sz w:val="16"/>
-          <w:szCs w:val="16"/>
-        </w:rPr>
-        <w:t>│  Liên hệ (xếp dọc)         │</w:t>
+        <w:t>│  Liên h</w:t>
+      </w:r>
+      <w:r>
+        <w:rPr>
+          <w:rFonts w:ascii="Courier New" w:eastAsia="Courier New" w:hAnsi="Courier New" w:cs="Courier New"/>
+          <w:sz w:val="16"/>
+          <w:szCs w:val="16"/>
+        </w:rPr>
+        <w:t>ệ</w:t>
+      </w:r>
+      <w:r>
+        <w:rPr>
+          <w:rFonts w:ascii="Courier New" w:eastAsia="Courier New" w:hAnsi="Courier New" w:cs="Courier New"/>
+          <w:sz w:val="16"/>
+          <w:szCs w:val="16"/>
+        </w:rPr>
+        <w:t xml:space="preserve"> (x</w:t>
+      </w:r>
+      <w:r>
+        <w:rPr>
+          <w:rFonts w:ascii="Courier New" w:eastAsia="Courier New" w:hAnsi="Courier New" w:cs="Courier New"/>
+          <w:sz w:val="16"/>
+          <w:szCs w:val="16"/>
+        </w:rPr>
+        <w:t>ế</w:t>
+      </w:r>
+      <w:r>
+        <w:rPr>
+          <w:rFonts w:ascii="Courier New" w:eastAsia="Courier New" w:hAnsi="Courier New" w:cs="Courier New"/>
+          <w:sz w:val="16"/>
+          <w:szCs w:val="16"/>
+        </w:rPr>
+        <w:t>p d</w:t>
+      </w:r>
+      <w:r>
+        <w:rPr>
+          <w:rFonts w:ascii="Courier New" w:eastAsia="Courier New" w:hAnsi="Courier New" w:cs="Courier New"/>
+          <w:sz w:val="16"/>
+          <w:szCs w:val="16"/>
+        </w:rPr>
+        <w:t>ọ</w:t>
+      </w:r>
+      <w:r>
+        <w:rPr>
+          <w:rFonts w:ascii="Courier New" w:eastAsia="Courier New" w:hAnsi="Courier New" w:cs="Courier New"/>
+          <w:sz w:val="16"/>
+          <w:szCs w:val="16"/>
+        </w:rPr>
+        <w:t>c)         │</w:t>
       </w:r>
     </w:p>
     <w:p>
@@ -943,7 +2661,15 @@
           <w:sz w:val="16"/>
           <w:szCs w:val="16"/>
         </w:rPr>
-        <w:t>└───────────────────────────┘</w:t>
+        <w:t>└──────────────────</w:t>
+      </w:r>
+      <w:r>
+        <w:rPr>
+          <w:rFonts w:ascii="Courier New" w:eastAsia="Courier New" w:hAnsi="Courier New" w:cs="Courier New"/>
+          <w:sz w:val="16"/>
+          <w:szCs w:val="16"/>
+        </w:rPr>
+        <w:t>─────────┘</w:t>
       </w:r>
     </w:p>
     <w:p>
@@ -978,7 +2704,71 @@
           <w:sz w:val="16"/>
           <w:szCs w:val="16"/>
         </w:rPr>
-        <w:t>│ [A] An         Giới thiệu Kỹ năng Dự án …  │ ← nav 1 hàng</w:t>
+        <w:t>│ [A] An         Gi</w:t>
+      </w:r>
+      <w:r>
+        <w:rPr>
+          <w:rFonts w:ascii="Courier New" w:eastAsia="Courier New" w:hAnsi="Courier New" w:cs="Courier New"/>
+          <w:sz w:val="16"/>
+          <w:szCs w:val="16"/>
+        </w:rPr>
+        <w:t>ớ</w:t>
+      </w:r>
+      <w:r>
+        <w:rPr>
+          <w:rFonts w:ascii="Courier New" w:eastAsia="Courier New" w:hAnsi="Courier New" w:cs="Courier New"/>
+          <w:sz w:val="16"/>
+          <w:szCs w:val="16"/>
+        </w:rPr>
+        <w:t>i thi</w:t>
+      </w:r>
+      <w:r>
+        <w:rPr>
+          <w:rFonts w:ascii="Courier New" w:eastAsia="Courier New" w:hAnsi="Courier New" w:cs="Courier New"/>
+          <w:sz w:val="16"/>
+          <w:szCs w:val="16"/>
+        </w:rPr>
+        <w:t>ệ</w:t>
+      </w:r>
+      <w:r>
+        <w:rPr>
+          <w:rFonts w:ascii="Courier New" w:eastAsia="Courier New" w:hAnsi="Courier New" w:cs="Courier New"/>
+          <w:sz w:val="16"/>
+          <w:szCs w:val="16"/>
+        </w:rPr>
+        <w:t>u K</w:t>
+      </w:r>
+      <w:r>
+        <w:rPr>
+          <w:rFonts w:ascii="Courier New" w:eastAsia="Courier New" w:hAnsi="Courier New" w:cs="Courier New"/>
+          <w:sz w:val="16"/>
+          <w:szCs w:val="16"/>
+        </w:rPr>
+        <w:t>ỹ</w:t>
+      </w:r>
+      <w:r>
+        <w:rPr>
+          <w:rFonts w:ascii="Courier New" w:eastAsia="Courier New" w:hAnsi="Courier New" w:cs="Courier New"/>
+          <w:sz w:val="16"/>
+          <w:szCs w:val="16"/>
+        </w:rPr>
+        <w:t xml:space="preserve"> năng D</w:t>
+      </w:r>
+      <w:r>
+        <w:rPr>
+          <w:rFonts w:ascii="Courier New" w:eastAsia="Courier New" w:hAnsi="Courier New" w:cs="Courier New"/>
+          <w:sz w:val="16"/>
+          <w:szCs w:val="16"/>
+        </w:rPr>
+        <w:t>ự</w:t>
+      </w:r>
+      <w:r>
+        <w:rPr>
+          <w:rFonts w:ascii="Courier New" w:eastAsia="Courier New" w:hAnsi="Courier New" w:cs="Courier New"/>
+          <w:sz w:val="16"/>
+          <w:szCs w:val="16"/>
+        </w:rPr>
+        <w:t xml:space="preserve"> án …  │ ← nav 1 hàng</w:t>
       </w:r>
     </w:p>
     <w:p>
@@ -1004,7 +2794,39 @@
           <w:sz w:val="16"/>
           <w:szCs w:val="16"/>
         </w:rPr>
-        <w:t>│  Text giới thiệu ........   ┌──────────┐   │</w:t>
+        <w:t>│  Text gi</w:t>
+      </w:r>
+      <w:r>
+        <w:rPr>
+          <w:rFonts w:ascii="Courier New" w:eastAsia="Courier New" w:hAnsi="Courier New" w:cs="Courier New"/>
+          <w:sz w:val="16"/>
+          <w:szCs w:val="16"/>
+        </w:rPr>
+        <w:t>ớ</w:t>
+      </w:r>
+      <w:r>
+        <w:rPr>
+          <w:rFonts w:ascii="Courier New" w:eastAsia="Courier New" w:hAnsi="Courier New" w:cs="Courier New"/>
+          <w:sz w:val="16"/>
+          <w:szCs w:val="16"/>
+        </w:rPr>
+        <w:t>i thi</w:t>
+      </w:r>
+      <w:r>
+        <w:rPr>
+          <w:rFonts w:ascii="Courier New" w:eastAsia="Courier New" w:hAnsi="Courier New" w:cs="Courier New"/>
+          <w:sz w:val="16"/>
+          <w:szCs w:val="16"/>
+        </w:rPr>
+        <w:t>ệ</w:t>
+      </w:r>
+      <w:r>
+        <w:rPr>
+          <w:rFonts w:ascii="Courier New" w:eastAsia="Courier New" w:hAnsi="Courier New" w:cs="Courier New"/>
+          <w:sz w:val="16"/>
+          <w:szCs w:val="16"/>
+        </w:rPr>
+        <w:t>u ........   ┌──────────┐   │</w:t>
       </w:r>
     </w:p>
     <w:p>
@@ -1017,7 +2839,47 @@
           <w:sz w:val="16"/>
           <w:szCs w:val="16"/>
         </w:rPr>
-        <w:t>│  NGUYỄN VĂN AN              │  Avatar  │   │ ← hero 2 CỘT</w:t>
+        <w:t>│  NGUY</w:t>
+      </w:r>
+      <w:r>
+        <w:rPr>
+          <w:rFonts w:ascii="Courier New" w:eastAsia="Courier New" w:hAnsi="Courier New" w:cs="Courier New"/>
+          <w:sz w:val="16"/>
+          <w:szCs w:val="16"/>
+        </w:rPr>
+        <w:t>Ễ</w:t>
+      </w:r>
+      <w:r>
+        <w:rPr>
+          <w:rFonts w:ascii="Courier New" w:eastAsia="Courier New" w:hAnsi="Courier New" w:cs="Courier New"/>
+          <w:sz w:val="16"/>
+          <w:szCs w:val="16"/>
+        </w:rPr>
+        <w:t>N VĂN AN              │</w:t>
+      </w:r>
+      <w:r>
+        <w:rPr>
+          <w:rFonts w:ascii="Courier New" w:eastAsia="Courier New" w:hAnsi="Courier New" w:cs="Courier New"/>
+          <w:sz w:val="16"/>
+          <w:szCs w:val="16"/>
+        </w:rPr>
+        <w:t xml:space="preserve">  Avatar  │   │ ← hero 2 C</w:t>
+      </w:r>
+      <w:r>
+        <w:rPr>
+          <w:rFonts w:ascii="Courier New" w:eastAsia="Courier New" w:hAnsi="Courier New" w:cs="Courier New"/>
+          <w:sz w:val="16"/>
+          <w:szCs w:val="16"/>
+        </w:rPr>
+        <w:t>Ộ</w:t>
+      </w:r>
+      <w:r>
+        <w:rPr>
+          <w:rFonts w:ascii="Courier New" w:eastAsia="Courier New" w:hAnsi="Courier New" w:cs="Courier New"/>
+          <w:sz w:val="16"/>
+          <w:szCs w:val="16"/>
+        </w:rPr>
+        <w:t>T</w:t>
       </w:r>
     </w:p>
     <w:p>
@@ -1030,7 +2892,39 @@
           <w:sz w:val="16"/>
           <w:szCs w:val="16"/>
         </w:rPr>
-        <w:t>│  [Xem dự án][Liên hệ]       └──────────┘   │</w:t>
+        <w:t>│  [Xem d</w:t>
+      </w:r>
+      <w:r>
+        <w:rPr>
+          <w:rFonts w:ascii="Courier New" w:eastAsia="Courier New" w:hAnsi="Courier New" w:cs="Courier New"/>
+          <w:sz w:val="16"/>
+          <w:szCs w:val="16"/>
+        </w:rPr>
+        <w:t>ự</w:t>
+      </w:r>
+      <w:r>
+        <w:rPr>
+          <w:rFonts w:ascii="Courier New" w:eastAsia="Courier New" w:hAnsi="Courier New" w:cs="Courier New"/>
+          <w:sz w:val="16"/>
+          <w:szCs w:val="16"/>
+        </w:rPr>
+        <w:t xml:space="preserve"> án][Liên h</w:t>
+      </w:r>
+      <w:r>
+        <w:rPr>
+          <w:rFonts w:ascii="Courier New" w:eastAsia="Courier New" w:hAnsi="Courier New" w:cs="Courier New"/>
+          <w:sz w:val="16"/>
+          <w:szCs w:val="16"/>
+        </w:rPr>
+        <w:t>ệ</w:t>
+      </w:r>
+      <w:r>
+        <w:rPr>
+          <w:rFonts w:ascii="Courier New" w:eastAsia="Courier New" w:hAnsi="Courier New" w:cs="Courier New"/>
+          <w:sz w:val="16"/>
+          <w:szCs w:val="16"/>
+        </w:rPr>
+        <w:t>]       └──────────┘   │</w:t>
       </w:r>
     </w:p>
     <w:p>
@@ -1056,7 +2950,23 @@
           <w:sz w:val="16"/>
           <w:szCs w:val="16"/>
         </w:rPr>
-        <w:t>│  Dự án                                     │</w:t>
+        <w:t>│  D</w:t>
+      </w:r>
+      <w:r>
+        <w:rPr>
+          <w:rFonts w:ascii="Courier New" w:eastAsia="Courier New" w:hAnsi="Courier New" w:cs="Courier New"/>
+          <w:sz w:val="16"/>
+          <w:szCs w:val="16"/>
+        </w:rPr>
+        <w:t>ự</w:t>
+      </w:r>
+      <w:r>
+        <w:rPr>
+          <w:rFonts w:ascii="Courier New" w:eastAsia="Courier New" w:hAnsi="Courier New" w:cs="Courier New"/>
+          <w:sz w:val="16"/>
+          <w:szCs w:val="16"/>
+        </w:rPr>
+        <w:t xml:space="preserve"> án                                     │</w:t>
       </w:r>
     </w:p>
     <w:p>
@@ -1082,7 +2992,31 @@
           <w:sz w:val="16"/>
           <w:szCs w:val="16"/>
         </w:rPr>
-        <w:t>│  │  Card 1   │  │  Card 2   │              │ ← grid 2 cột</w:t>
+        <w:t xml:space="preserve">│  │  Card 1   │  │  Card 2   │         </w:t>
+      </w:r>
+      <w:r>
+        <w:rPr>
+          <w:rFonts w:ascii="Courier New" w:eastAsia="Courier New" w:hAnsi="Courier New" w:cs="Courier New"/>
+          <w:sz w:val="16"/>
+          <w:szCs w:val="16"/>
+        </w:rPr>
+        <w:t xml:space="preserve">     │ ← grid 2 c</w:t>
+      </w:r>
+      <w:r>
+        <w:rPr>
+          <w:rFonts w:ascii="Courier New" w:eastAsia="Courier New" w:hAnsi="Courier New" w:cs="Courier New"/>
+          <w:sz w:val="16"/>
+          <w:szCs w:val="16"/>
+        </w:rPr>
+        <w:t>ộ</w:t>
+      </w:r>
+      <w:r>
+        <w:rPr>
+          <w:rFonts w:ascii="Courier New" w:eastAsia="Courier New" w:hAnsi="Courier New" w:cs="Courier New"/>
+          <w:sz w:val="16"/>
+          <w:szCs w:val="16"/>
+        </w:rPr>
+        <w:t>t</w:t>
       </w:r>
     </w:p>
     <w:p>
@@ -1156,7 +3090,10 @@
         <w:pStyle w:val="Heading3"/>
       </w:pPr>
       <w:r>
-        <w:t>Desktop — 1280px</w:t>
+        <w:t>De</w:t>
+      </w:r>
+      <w:r>
+        <w:t>sktop — 1280px</w:t>
       </w:r>
     </w:p>
     <w:p>
@@ -1183,7 +3120,87 @@
           <w:sz w:val="16"/>
           <w:szCs w:val="16"/>
         </w:rPr>
-        <w:t>│ [A] An                   Giới thiệu  Kỹ năng  Dự án  Liên hệ │</w:t>
+        <w:t>│ [A] An                   Gi</w:t>
+      </w:r>
+      <w:r>
+        <w:rPr>
+          <w:rFonts w:ascii="Courier New" w:eastAsia="Courier New" w:hAnsi="Courier New" w:cs="Courier New"/>
+          <w:sz w:val="16"/>
+          <w:szCs w:val="16"/>
+        </w:rPr>
+        <w:t>ớ</w:t>
+      </w:r>
+      <w:r>
+        <w:rPr>
+          <w:rFonts w:ascii="Courier New" w:eastAsia="Courier New" w:hAnsi="Courier New" w:cs="Courier New"/>
+          <w:sz w:val="16"/>
+          <w:szCs w:val="16"/>
+        </w:rPr>
+        <w:t>i thi</w:t>
+      </w:r>
+      <w:r>
+        <w:rPr>
+          <w:rFonts w:ascii="Courier New" w:eastAsia="Courier New" w:hAnsi="Courier New" w:cs="Courier New"/>
+          <w:sz w:val="16"/>
+          <w:szCs w:val="16"/>
+        </w:rPr>
+        <w:t>ệ</w:t>
+      </w:r>
+      <w:r>
+        <w:rPr>
+          <w:rFonts w:ascii="Courier New" w:eastAsia="Courier New" w:hAnsi="Courier New" w:cs="Courier New"/>
+          <w:sz w:val="16"/>
+          <w:szCs w:val="16"/>
+        </w:rPr>
+        <w:t>u  K</w:t>
+      </w:r>
+      <w:r>
+        <w:rPr>
+          <w:rFonts w:ascii="Courier New" w:eastAsia="Courier New" w:hAnsi="Courier New" w:cs="Courier New"/>
+          <w:sz w:val="16"/>
+          <w:szCs w:val="16"/>
+        </w:rPr>
+        <w:t>ỹ</w:t>
+      </w:r>
+      <w:r>
+        <w:rPr>
+          <w:rFonts w:ascii="Courier New" w:eastAsia="Courier New" w:hAnsi="Courier New" w:cs="Courier New"/>
+          <w:sz w:val="16"/>
+          <w:szCs w:val="16"/>
+        </w:rPr>
+        <w:t xml:space="preserve"> năng  D</w:t>
+      </w:r>
+      <w:r>
+        <w:rPr>
+          <w:rFonts w:ascii="Courier New" w:eastAsia="Courier New" w:hAnsi="Courier New" w:cs="Courier New"/>
+          <w:sz w:val="16"/>
+          <w:szCs w:val="16"/>
+        </w:rPr>
+        <w:t>ự</w:t>
+      </w:r>
+      <w:r>
+        <w:rPr>
+          <w:rFonts w:ascii="Courier New" w:eastAsia="Courier New" w:hAnsi="Courier New" w:cs="Courier New"/>
+          <w:sz w:val="16"/>
+          <w:szCs w:val="16"/>
+        </w:rPr>
+        <w:t xml:space="preserve"> án  Liên h</w:t>
+      </w:r>
+      <w:r>
+        <w:rPr>
+          <w:rFonts w:ascii="Courier New" w:eastAsia="Courier New" w:hAnsi="Courier New" w:cs="Courier New"/>
+          <w:sz w:val="16"/>
+          <w:szCs w:val="16"/>
+        </w:rPr>
+        <w:t>ệ</w:t>
+      </w:r>
+      <w:r>
+        <w:rPr>
+          <w:rFonts w:ascii="Courier New" w:eastAsia="Courier New" w:hAnsi="Courier New" w:cs="Courier New"/>
+          <w:sz w:val="16"/>
+          <w:szCs w:val="16"/>
+        </w:rPr>
+        <w:t xml:space="preserve"> │</w:t>
       </w:r>
     </w:p>
     <w:p>
@@ -1209,7 +3226,63 @@
           <w:sz w:val="16"/>
           <w:szCs w:val="16"/>
         </w:rPr>
-        <w:t>│  Text giới thiệu lớn hơn ........        ┌────────────┐      │</w:t>
+        <w:t>│  Text gi</w:t>
+      </w:r>
+      <w:r>
+        <w:rPr>
+          <w:rFonts w:ascii="Courier New" w:eastAsia="Courier New" w:hAnsi="Courier New" w:cs="Courier New"/>
+          <w:sz w:val="16"/>
+          <w:szCs w:val="16"/>
+        </w:rPr>
+        <w:t>ớ</w:t>
+      </w:r>
+      <w:r>
+        <w:rPr>
+          <w:rFonts w:ascii="Courier New" w:eastAsia="Courier New" w:hAnsi="Courier New" w:cs="Courier New"/>
+          <w:sz w:val="16"/>
+          <w:szCs w:val="16"/>
+        </w:rPr>
+        <w:t>i thi</w:t>
+      </w:r>
+      <w:r>
+        <w:rPr>
+          <w:rFonts w:ascii="Courier New" w:eastAsia="Courier New" w:hAnsi="Courier New" w:cs="Courier New"/>
+          <w:sz w:val="16"/>
+          <w:szCs w:val="16"/>
+        </w:rPr>
+        <w:t>ệ</w:t>
+      </w:r>
+      <w:r>
+        <w:rPr>
+          <w:rFonts w:ascii="Courier New" w:eastAsia="Courier New" w:hAnsi="Courier New" w:cs="Courier New"/>
+          <w:sz w:val="16"/>
+          <w:szCs w:val="16"/>
+        </w:rPr>
+        <w:t>u l</w:t>
+      </w:r>
+      <w:r>
+        <w:rPr>
+          <w:rFonts w:ascii="Courier New" w:eastAsia="Courier New" w:hAnsi="Courier New" w:cs="Courier New"/>
+          <w:sz w:val="16"/>
+          <w:szCs w:val="16"/>
+        </w:rPr>
+        <w:t>ớ</w:t>
+      </w:r>
+      <w:r>
+        <w:rPr>
+          <w:rFonts w:ascii="Courier New" w:eastAsia="Courier New" w:hAnsi="Courier New" w:cs="Courier New"/>
+          <w:sz w:val="16"/>
+          <w:szCs w:val="16"/>
+        </w:rPr>
+        <w:t xml:space="preserve">n hơn ........        </w:t>
+      </w:r>
+      <w:r>
+        <w:rPr>
+          <w:rFonts w:ascii="Courier New" w:eastAsia="Courier New" w:hAnsi="Courier New" w:cs="Courier New"/>
+          <w:sz w:val="16"/>
+          <w:szCs w:val="16"/>
+        </w:rPr>
+        <w:t>┌────────────┐      │</w:t>
       </w:r>
     </w:p>
     <w:p>
@@ -1222,7 +3295,39 @@
           <w:sz w:val="16"/>
           <w:szCs w:val="16"/>
         </w:rPr>
-        <w:t>│  NGUYỄN VĂN AN                           │   Avatar   │      │ ← hero 2 cột</w:t>
+        <w:t>│  NGUY</w:t>
+      </w:r>
+      <w:r>
+        <w:rPr>
+          <w:rFonts w:ascii="Courier New" w:eastAsia="Courier New" w:hAnsi="Courier New" w:cs="Courier New"/>
+          <w:sz w:val="16"/>
+          <w:szCs w:val="16"/>
+        </w:rPr>
+        <w:t>Ễ</w:t>
+      </w:r>
+      <w:r>
+        <w:rPr>
+          <w:rFonts w:ascii="Courier New" w:eastAsia="Courier New" w:hAnsi="Courier New" w:cs="Courier New"/>
+          <w:sz w:val="16"/>
+          <w:szCs w:val="16"/>
+        </w:rPr>
+        <w:t>N VĂN AN                           │   Avatar   │      │ ← hero 2 c</w:t>
+      </w:r>
+      <w:r>
+        <w:rPr>
+          <w:rFonts w:ascii="Courier New" w:eastAsia="Courier New" w:hAnsi="Courier New" w:cs="Courier New"/>
+          <w:sz w:val="16"/>
+          <w:szCs w:val="16"/>
+        </w:rPr>
+        <w:t>ộ</w:t>
+      </w:r>
+      <w:r>
+        <w:rPr>
+          <w:rFonts w:ascii="Courier New" w:eastAsia="Courier New" w:hAnsi="Courier New" w:cs="Courier New"/>
+          <w:sz w:val="16"/>
+          <w:szCs w:val="16"/>
+        </w:rPr>
+        <w:t>t</w:t>
       </w:r>
     </w:p>
     <w:p>
@@ -1235,7 +3340,39 @@
           <w:sz w:val="16"/>
           <w:szCs w:val="16"/>
         </w:rPr>
-        <w:t>│  [Xem dự án][Liên hệ]                    └────────────┘      │</w:t>
+        <w:t>│  [Xem d</w:t>
+      </w:r>
+      <w:r>
+        <w:rPr>
+          <w:rFonts w:ascii="Courier New" w:eastAsia="Courier New" w:hAnsi="Courier New" w:cs="Courier New"/>
+          <w:sz w:val="16"/>
+          <w:szCs w:val="16"/>
+        </w:rPr>
+        <w:t>ự</w:t>
+      </w:r>
+      <w:r>
+        <w:rPr>
+          <w:rFonts w:ascii="Courier New" w:eastAsia="Courier New" w:hAnsi="Courier New" w:cs="Courier New"/>
+          <w:sz w:val="16"/>
+          <w:szCs w:val="16"/>
+        </w:rPr>
+        <w:t xml:space="preserve"> án][Liên h</w:t>
+      </w:r>
+      <w:r>
+        <w:rPr>
+          <w:rFonts w:ascii="Courier New" w:eastAsia="Courier New" w:hAnsi="Courier New" w:cs="Courier New"/>
+          <w:sz w:val="16"/>
+          <w:szCs w:val="16"/>
+        </w:rPr>
+        <w:t>ệ</w:t>
+      </w:r>
+      <w:r>
+        <w:rPr>
+          <w:rFonts w:ascii="Courier New" w:eastAsia="Courier New" w:hAnsi="Courier New" w:cs="Courier New"/>
+          <w:sz w:val="16"/>
+          <w:szCs w:val="16"/>
+        </w:rPr>
+        <w:t>]                    └────────────┘      │</w:t>
       </w:r>
     </w:p>
     <w:p>
@@ -1261,7 +3398,31 @@
           <w:sz w:val="16"/>
           <w:szCs w:val="16"/>
         </w:rPr>
-        <w:t>│  Dự án                                                       │</w:t>
+        <w:t>│  D</w:t>
+      </w:r>
+      <w:r>
+        <w:rPr>
+          <w:rFonts w:ascii="Courier New" w:eastAsia="Courier New" w:hAnsi="Courier New" w:cs="Courier New"/>
+          <w:sz w:val="16"/>
+          <w:szCs w:val="16"/>
+        </w:rPr>
+        <w:t>ự</w:t>
+      </w:r>
+      <w:r>
+        <w:rPr>
+          <w:rFonts w:ascii="Courier New" w:eastAsia="Courier New" w:hAnsi="Courier New" w:cs="Courier New"/>
+          <w:sz w:val="16"/>
+          <w:szCs w:val="16"/>
+        </w:rPr>
+        <w:t xml:space="preserve"> án                   </w:t>
+      </w:r>
+      <w:r>
+        <w:rPr>
+          <w:rFonts w:ascii="Courier New" w:eastAsia="Courier New" w:hAnsi="Courier New" w:cs="Courier New"/>
+          <w:sz w:val="16"/>
+          <w:szCs w:val="16"/>
+        </w:rPr>
+        <w:t xml:space="preserve">                                    │</w:t>
       </w:r>
     </w:p>
     <w:p>
@@ -1287,7 +3448,23 @@
           <w:sz w:val="16"/>
           <w:szCs w:val="16"/>
         </w:rPr>
-        <w:t>│  │ Card 1  │  │ Card 2  │  │ Card 3  │                       │ ← grid 3 cột</w:t>
+        <w:t>│  │ Card 1  │  │ Card 2  │  │ Card 3  │                       │ ← grid 3 c</w:t>
+      </w:r>
+      <w:r>
+        <w:rPr>
+          <w:rFonts w:ascii="Courier New" w:eastAsia="Courier New" w:hAnsi="Courier New" w:cs="Courier New"/>
+          <w:sz w:val="16"/>
+          <w:szCs w:val="16"/>
+        </w:rPr>
+        <w:t>ộ</w:t>
+      </w:r>
+      <w:r>
+        <w:rPr>
+          <w:rFonts w:ascii="Courier New" w:eastAsia="Courier New" w:hAnsi="Courier New" w:cs="Courier New"/>
+          <w:sz w:val="16"/>
+          <w:szCs w:val="16"/>
+        </w:rPr>
+        <w:t>t</w:t>
       </w:r>
     </w:p>
     <w:p>
@@ -1313,7 +3490,47 @@
           <w:sz w:val="16"/>
           <w:szCs w:val="16"/>
         </w:rPr>
-        <w:t>│  (nội dung canh giữa trong container max 1200px)             │</w:t>
+        <w:t>│  (n</w:t>
+      </w:r>
+      <w:r>
+        <w:rPr>
+          <w:rFonts w:ascii="Courier New" w:eastAsia="Courier New" w:hAnsi="Courier New" w:cs="Courier New"/>
+          <w:sz w:val="16"/>
+          <w:szCs w:val="16"/>
+        </w:rPr>
+        <w:t>ộ</w:t>
+      </w:r>
+      <w:r>
+        <w:rPr>
+          <w:rFonts w:ascii="Courier New" w:eastAsia="Courier New" w:hAnsi="Courier New" w:cs="Courier New"/>
+          <w:sz w:val="16"/>
+          <w:szCs w:val="16"/>
+        </w:rPr>
+        <w:t xml:space="preserve">i </w:t>
+      </w:r>
+      <w:r>
+        <w:rPr>
+          <w:rFonts w:ascii="Courier New" w:eastAsia="Courier New" w:hAnsi="Courier New" w:cs="Courier New"/>
+          <w:sz w:val="16"/>
+          <w:szCs w:val="16"/>
+        </w:rPr>
+        <w:t>dung canh gi</w:t>
+      </w:r>
+      <w:r>
+        <w:rPr>
+          <w:rFonts w:ascii="Courier New" w:eastAsia="Courier New" w:hAnsi="Courier New" w:cs="Courier New"/>
+          <w:sz w:val="16"/>
+          <w:szCs w:val="16"/>
+        </w:rPr>
+        <w:t>ữ</w:t>
+      </w:r>
+      <w:r>
+        <w:rPr>
+          <w:rFonts w:ascii="Courier New" w:eastAsia="Courier New" w:hAnsi="Courier New" w:cs="Courier New"/>
+          <w:sz w:val="16"/>
+          <w:szCs w:val="16"/>
+        </w:rPr>
+        <w:t>a trong container max 1200px)             │</w:t>
       </w:r>
     </w:p>
     <w:p>
@@ -1335,7 +3552,19 @@
         <w:pStyle w:val="Heading1"/>
       </w:pPr>
       <w:r>
-        <w:t>2. CẤU TRÚC HTML5 NGỮ NGHĨA</w:t>
+        <w:t>2. C</w:t>
+      </w:r>
+      <w:r>
+        <w:t>Ấ</w:t>
+      </w:r>
+      <w:r>
+        <w:t>U TRÚC HTML5 NG</w:t>
+      </w:r>
+      <w:r>
+        <w:t>Ữ</w:t>
+      </w:r>
+      <w:r>
+        <w:t xml:space="preserve"> NGHĨA</w:t>
       </w:r>
     </w:p>
     <w:tbl>
@@ -1360,12 +3589,6 @@
         <w:gridCol w:w="6000"/>
       </w:tblGrid>
       <w:tr>
-        <w:tblPrEx>
-          <w:tblCellMar>
-            <w:top w:w="0" w:type="dxa"/>
-            <w:bottom w:w="0" w:type="dxa"/>
-          </w:tblCellMar>
-        </w:tblPrEx>
         <w:trPr>
           <w:tblHeader/>
         </w:trPr>
@@ -1389,22 +3612,8 @@
                 <w:sz w:val="19"/>
                 <w:szCs w:val="19"/>
               </w:rPr>
-              <w:t>Thẻ</w:t>
-            </w:r>
-          </w:p>
-        </w:tc>
-        <w:tc>
-          <w:tcPr>
-            <w:tcW w:w="6000" w:type="dxa"/>
-            <w:shd w:val="clear" w:color="auto" w:fill="2563EB"/>
-            <w:tcMar>
-              <w:top w:w="60" w:type="dxa"/>
-              <w:left w:w="80" w:type="dxa"/>
-              <w:bottom w:w="60" w:type="dxa"/>
-              <w:right w:w="80" w:type="dxa"/>
-            </w:tcMar>
-          </w:tcPr>
-          <w:p>
+              <w:t>Th</w:t>
+            </w:r>
             <w:r>
               <w:rPr>
                 <w:b/>
@@ -1413,18 +3622,36 @@
                 <w:sz w:val="19"/>
                 <w:szCs w:val="19"/>
               </w:rPr>
+              <w:t>ẻ</w:t>
+            </w:r>
+          </w:p>
+        </w:tc>
+        <w:tc>
+          <w:tcPr>
+            <w:tcW w:w="6000" w:type="dxa"/>
+            <w:shd w:val="clear" w:color="auto" w:fill="2563EB"/>
+            <w:tcMar>
+              <w:top w:w="60" w:type="dxa"/>
+              <w:left w:w="80" w:type="dxa"/>
+              <w:bottom w:w="60" w:type="dxa"/>
+              <w:right w:w="80" w:type="dxa"/>
+            </w:tcMar>
+          </w:tcPr>
+          <w:p>
+            <w:r>
+              <w:rPr>
+                <w:b/>
+                <w:bCs/>
+                <w:color w:val="FFFFFF"/>
+                <w:sz w:val="19"/>
+                <w:szCs w:val="19"/>
+              </w:rPr>
               <w:t>Vai trò trong trang</w:t>
             </w:r>
           </w:p>
         </w:tc>
       </w:tr>
       <w:tr>
-        <w:tblPrEx>
-          <w:tblCellMar>
-            <w:top w:w="0" w:type="dxa"/>
-            <w:bottom w:w="0" w:type="dxa"/>
-          </w:tblCellMar>
-        </w:tblPrEx>
         <w:tc>
           <w:tcPr>
             <w:tcW w:w="3000" w:type="dxa"/>
@@ -1462,18 +3689,54 @@
                 <w:sz w:val="19"/>
                 <w:szCs w:val="19"/>
               </w:rPr>
-              <w:t>Khai báo ngôn ngữ → hỗ trợ screen reader &amp; SEO</w:t>
+              <w:t>Khai báo ngôn ng</w:t>
+            </w:r>
+            <w:r>
+              <w:rPr>
+                <w:sz w:val="19"/>
+                <w:szCs w:val="19"/>
+              </w:rPr>
+              <w:t>ữ</w:t>
+            </w:r>
+            <w:r>
+              <w:rPr>
+                <w:sz w:val="19"/>
+                <w:szCs w:val="19"/>
+              </w:rPr>
+              <w:t xml:space="preserve"> → h</w:t>
+            </w:r>
+            <w:r>
+              <w:rPr>
+                <w:sz w:val="19"/>
+                <w:szCs w:val="19"/>
+              </w:rPr>
+              <w:t>ỗ</w:t>
+            </w:r>
+            <w:r>
+              <w:rPr>
+                <w:sz w:val="19"/>
+                <w:szCs w:val="19"/>
+              </w:rPr>
+              <w:t xml:space="preserve"> tr</w:t>
+            </w:r>
+            <w:r>
+              <w:rPr>
+                <w:sz w:val="19"/>
+                <w:szCs w:val="19"/>
+              </w:rPr>
+              <w:t>ợ</w:t>
+            </w:r>
+            <w:r>
+              <w:rPr>
+                <w:sz w:val="19"/>
+                <w:szCs w:val="19"/>
+              </w:rPr>
+              <w:t xml:space="preserve"> screen reader &amp; SEO</w:t>
             </w:r>
           </w:p>
         </w:tc>
       </w:tr>
       <w:tr>
-        <w:tblPrEx>
-          <w:tblCellMar>
-            <w:top w:w="0" w:type="dxa"/>
-            <w:bottom w:w="0" w:type="dxa"/>
-          </w:tblCellMar>
-        </w:tblPrEx>
         <w:tc>
           <w:tcPr>
             <w:tcW w:w="3000" w:type="dxa"/>
@@ -1492,7 +3755,15 @@
                 <w:sz w:val="19"/>
                 <w:szCs w:val="19"/>
               </w:rPr>
-              <w:t>&lt;meta charset / viewport / description&gt;</w:t>
+              <w:t xml:space="preserve">&lt;meta charset / </w:t>
+            </w:r>
+            <w:r>
+              <w:rPr>
+                <w:rFonts w:ascii="Courier New" w:eastAsia="Courier New" w:hAnsi="Courier New" w:cs="Courier New"/>
+                <w:sz w:val="19"/>
+                <w:szCs w:val="19"/>
+              </w:rPr>
+              <w:t>viewport / description&gt;</w:t>
             </w:r>
           </w:p>
         </w:tc>
@@ -1513,18 +3784,68 @@
                 <w:sz w:val="19"/>
                 <w:szCs w:val="19"/>
               </w:rPr>
-              <w:t>Metadata bắt buộc; viewport là nền tảng responsive</w:t>
+              <w:t>Metadata b</w:t>
+            </w:r>
+            <w:r>
+              <w:rPr>
+                <w:sz w:val="19"/>
+                <w:szCs w:val="19"/>
+              </w:rPr>
+              <w:t>ắ</w:t>
+            </w:r>
+            <w:r>
+              <w:rPr>
+                <w:sz w:val="19"/>
+                <w:szCs w:val="19"/>
+              </w:rPr>
+              <w:t>t bu</w:t>
+            </w:r>
+            <w:r>
+              <w:rPr>
+                <w:sz w:val="19"/>
+                <w:szCs w:val="19"/>
+              </w:rPr>
+              <w:t>ộ</w:t>
+            </w:r>
+            <w:r>
+              <w:rPr>
+                <w:sz w:val="19"/>
+                <w:szCs w:val="19"/>
+              </w:rPr>
+              <w:t>c; viewport là n</w:t>
+            </w:r>
+            <w:r>
+              <w:rPr>
+                <w:sz w:val="19"/>
+                <w:szCs w:val="19"/>
+              </w:rPr>
+              <w:t>ề</w:t>
+            </w:r>
+            <w:r>
+              <w:rPr>
+                <w:sz w:val="19"/>
+                <w:szCs w:val="19"/>
+              </w:rPr>
+              <w:t>n t</w:t>
+            </w:r>
+            <w:r>
+              <w:rPr>
+                <w:sz w:val="19"/>
+                <w:szCs w:val="19"/>
+              </w:rPr>
+              <w:t>ả</w:t>
+            </w:r>
+            <w:r>
+              <w:rPr>
+                <w:sz w:val="19"/>
+                <w:szCs w:val="19"/>
+              </w:rPr>
+              <w:t>ng responsive</w:t>
             </w:r>
           </w:p>
         </w:tc>
       </w:tr>
       <w:tr>
-        <w:tblPrEx>
-          <w:tblCellMar>
-            <w:top w:w="0" w:type="dxa"/>
-            <w:bottom w:w="0" w:type="dxa"/>
-          </w:tblCellMar>
-        </w:tblPrEx>
         <w:tc>
           <w:tcPr>
             <w:tcW w:w="3000" w:type="dxa"/>
@@ -1562,18 +3883,40 @@
                 <w:sz w:val="19"/>
                 <w:szCs w:val="19"/>
               </w:rPr>
-              <w:t>Vùng đầu trang: thương hiệu cá nhân + &lt;nav&gt;</w:t>
+              <w:t>Vùng đ</w:t>
+            </w:r>
+            <w:r>
+              <w:rPr>
+                <w:sz w:val="19"/>
+                <w:szCs w:val="19"/>
+              </w:rPr>
+              <w:t>ầ</w:t>
+            </w:r>
+            <w:r>
+              <w:rPr>
+                <w:sz w:val="19"/>
+                <w:szCs w:val="19"/>
+              </w:rPr>
+              <w:t>u trang: thương hi</w:t>
+            </w:r>
+            <w:r>
+              <w:rPr>
+                <w:sz w:val="19"/>
+                <w:szCs w:val="19"/>
+              </w:rPr>
+              <w:t>ệ</w:t>
+            </w:r>
+            <w:r>
+              <w:rPr>
+                <w:sz w:val="19"/>
+                <w:szCs w:val="19"/>
+              </w:rPr>
+              <w:t>u cá nhân + &lt;nav&gt;</w:t>
             </w:r>
           </w:p>
         </w:tc>
       </w:tr>
       <w:tr>
-        <w:tblPrEx>
-          <w:tblCellMar>
-            <w:top w:w="0" w:type="dxa"/>
-            <w:bottom w:w="0" w:type="dxa"/>
-          </w:tblCellMar>
-        </w:tblPrEx>
         <w:tc>
           <w:tcPr>
             <w:tcW w:w="3000" w:type="dxa"/>
@@ -1613,18 +3956,68 @@
                 <w:sz w:val="19"/>
                 <w:szCs w:val="19"/>
               </w:rPr>
-              <w:t>Điều hướng chính (danh sách liên kết nội trang)</w:t>
+              <w:t>Đi</w:t>
+            </w:r>
+            <w:r>
+              <w:rPr>
+                <w:sz w:val="19"/>
+                <w:szCs w:val="19"/>
+              </w:rPr>
+              <w:t>ề</w:t>
+            </w:r>
+            <w:r>
+              <w:rPr>
+                <w:sz w:val="19"/>
+                <w:szCs w:val="19"/>
+              </w:rPr>
+              <w:t>u hư</w:t>
+            </w:r>
+            <w:r>
+              <w:rPr>
+                <w:sz w:val="19"/>
+                <w:szCs w:val="19"/>
+              </w:rPr>
+              <w:t>ớ</w:t>
+            </w:r>
+            <w:r>
+              <w:rPr>
+                <w:sz w:val="19"/>
+                <w:szCs w:val="19"/>
+              </w:rPr>
+              <w:t>ng chính (danh sách liên k</w:t>
+            </w:r>
+            <w:r>
+              <w:rPr>
+                <w:sz w:val="19"/>
+                <w:szCs w:val="19"/>
+              </w:rPr>
+              <w:t>ế</w:t>
+            </w:r>
+            <w:r>
+              <w:rPr>
+                <w:sz w:val="19"/>
+                <w:szCs w:val="19"/>
+              </w:rPr>
+              <w:t>t n</w:t>
+            </w:r>
+            <w:r>
+              <w:rPr>
+                <w:sz w:val="19"/>
+                <w:szCs w:val="19"/>
+              </w:rPr>
+              <w:t>ộ</w:t>
+            </w:r>
+            <w:r>
+              <w:rPr>
+                <w:sz w:val="19"/>
+                <w:szCs w:val="19"/>
+              </w:rPr>
+              <w:t>i trang)</w:t>
             </w:r>
           </w:p>
         </w:tc>
       </w:tr>
       <w:tr>
-        <w:tblPrEx>
-          <w:tblCellMar>
-            <w:top w:w="0" w:type="dxa"/>
-            <w:bottom w:w="0" w:type="dxa"/>
-          </w:tblCellMar>
-        </w:tblPrEx>
         <w:tc>
           <w:tcPr>
             <w:tcW w:w="3000" w:type="dxa"/>
@@ -1662,18 +4055,40 @@
                 <w:sz w:val="19"/>
                 <w:szCs w:val="19"/>
               </w:rPr>
-              <w:t>Vùng nội dung chính, duy nhất 1 trên trang</w:t>
+              <w:t>Vùng n</w:t>
+            </w:r>
+            <w:r>
+              <w:rPr>
+                <w:sz w:val="19"/>
+                <w:szCs w:val="19"/>
+              </w:rPr>
+              <w:t>ộ</w:t>
+            </w:r>
+            <w:r>
+              <w:rPr>
+                <w:sz w:val="19"/>
+                <w:szCs w:val="19"/>
+              </w:rPr>
+              <w:t>i dung chính, duy nh</w:t>
+            </w:r>
+            <w:r>
+              <w:rPr>
+                <w:sz w:val="19"/>
+                <w:szCs w:val="19"/>
+              </w:rPr>
+              <w:t>ấ</w:t>
+            </w:r>
+            <w:r>
+              <w:rPr>
+                <w:sz w:val="19"/>
+                <w:szCs w:val="19"/>
+              </w:rPr>
+              <w:t>t 1 trên trang</w:t>
             </w:r>
           </w:p>
         </w:tc>
       </w:tr>
       <w:tr>
-        <w:tblPrEx>
-          <w:tblCellMar>
-            <w:top w:w="0" w:type="dxa"/>
-            <w:bottom w:w="0" w:type="dxa"/>
-          </w:tblCellMar>
-        </w:tblPrEx>
         <w:tc>
           <w:tcPr>
             <w:tcW w:w="3000" w:type="dxa"/>
@@ -1692,7 +4107,15 @@
                 <w:sz w:val="19"/>
                 <w:szCs w:val="19"/>
               </w:rPr>
-              <w:t>&lt;section id=...&gt;</w:t>
+              <w:t xml:space="preserve">&lt;section </w:t>
+            </w:r>
+            <w:r>
+              <w:rPr>
+                <w:rFonts w:ascii="Courier New" w:eastAsia="Courier New" w:hAnsi="Courier New" w:cs="Courier New"/>
+                <w:sz w:val="19"/>
+                <w:szCs w:val="19"/>
+              </w:rPr>
+              <w:t>id=...&gt;</w:t>
             </w:r>
           </w:p>
         </w:tc>
@@ -1713,18 +4136,68 @@
                 <w:sz w:val="19"/>
                 <w:szCs w:val="19"/>
               </w:rPr>
-              <w:t>Từng khối nội dung có tiêu đề riêng (about/skills/projects/contact)</w:t>
+              <w:t>T</w:t>
+            </w:r>
+            <w:r>
+              <w:rPr>
+                <w:sz w:val="19"/>
+                <w:szCs w:val="19"/>
+              </w:rPr>
+              <w:t>ừ</w:t>
+            </w:r>
+            <w:r>
+              <w:rPr>
+                <w:sz w:val="19"/>
+                <w:szCs w:val="19"/>
+              </w:rPr>
+              <w:t>ng kh</w:t>
+            </w:r>
+            <w:r>
+              <w:rPr>
+                <w:sz w:val="19"/>
+                <w:szCs w:val="19"/>
+              </w:rPr>
+              <w:t>ố</w:t>
+            </w:r>
+            <w:r>
+              <w:rPr>
+                <w:sz w:val="19"/>
+                <w:szCs w:val="19"/>
+              </w:rPr>
+              <w:t>i n</w:t>
+            </w:r>
+            <w:r>
+              <w:rPr>
+                <w:sz w:val="19"/>
+                <w:szCs w:val="19"/>
+              </w:rPr>
+              <w:t>ộ</w:t>
+            </w:r>
+            <w:r>
+              <w:rPr>
+                <w:sz w:val="19"/>
+                <w:szCs w:val="19"/>
+              </w:rPr>
+              <w:t>i dung có tiêu đ</w:t>
+            </w:r>
+            <w:r>
+              <w:rPr>
+                <w:sz w:val="19"/>
+                <w:szCs w:val="19"/>
+              </w:rPr>
+              <w:t>ề</w:t>
+            </w:r>
+            <w:r>
+              <w:rPr>
+                <w:sz w:val="19"/>
+                <w:szCs w:val="19"/>
+              </w:rPr>
+              <w:t xml:space="preserve"> riêng (about/skills/projects/contact)</w:t>
             </w:r>
           </w:p>
         </w:tc>
       </w:tr>
       <w:tr>
-        <w:tblPrEx>
-          <w:tblCellMar>
-            <w:top w:w="0" w:type="dxa"/>
-            <w:bottom w:w="0" w:type="dxa"/>
-          </w:tblCellMar>
-        </w:tblPrEx>
         <w:tc>
           <w:tcPr>
             <w:tcW w:w="3000" w:type="dxa"/>
@@ -1762,18 +4235,138 @@
                 <w:sz w:val="19"/>
                 <w:szCs w:val="19"/>
               </w:rPr>
-              <w:t>Mỗi thẻ dự án — khối độc lập, có thể tái sử dụng</w:t>
+              <w:t>M</w:t>
+            </w:r>
+            <w:r>
+              <w:rPr>
+                <w:sz w:val="19"/>
+                <w:szCs w:val="19"/>
+              </w:rPr>
+              <w:t>ỗ</w:t>
+            </w:r>
+            <w:r>
+              <w:rPr>
+                <w:sz w:val="19"/>
+                <w:szCs w:val="19"/>
+              </w:rPr>
+              <w:t>i th</w:t>
+            </w:r>
+            <w:r>
+              <w:rPr>
+                <w:sz w:val="19"/>
+                <w:szCs w:val="19"/>
+              </w:rPr>
+              <w:t>ẻ</w:t>
+            </w:r>
+            <w:r>
+              <w:rPr>
+                <w:sz w:val="19"/>
+                <w:szCs w:val="19"/>
+              </w:rPr>
+              <w:t xml:space="preserve"> d</w:t>
+            </w:r>
+            <w:r>
+              <w:rPr>
+                <w:sz w:val="19"/>
+                <w:szCs w:val="19"/>
+              </w:rPr>
+              <w:t>ự</w:t>
+            </w:r>
+            <w:r>
+              <w:rPr>
+                <w:sz w:val="19"/>
+                <w:szCs w:val="19"/>
+              </w:rPr>
+              <w:t xml:space="preserve"> án — kh</w:t>
+            </w:r>
+            <w:r>
+              <w:rPr>
+                <w:sz w:val="19"/>
+                <w:szCs w:val="19"/>
+              </w:rPr>
+              <w:t>ố</w:t>
+            </w:r>
+            <w:r>
+              <w:rPr>
+                <w:sz w:val="19"/>
+                <w:szCs w:val="19"/>
+              </w:rPr>
+              <w:t>i đ</w:t>
+            </w:r>
+            <w:r>
+              <w:rPr>
+                <w:sz w:val="19"/>
+                <w:szCs w:val="19"/>
+              </w:rPr>
+              <w:t>ộ</w:t>
+            </w:r>
+            <w:r>
+              <w:rPr>
+                <w:sz w:val="19"/>
+                <w:szCs w:val="19"/>
+              </w:rPr>
+              <w:t>c l</w:t>
+            </w:r>
+            <w:r>
+              <w:rPr>
+                <w:sz w:val="19"/>
+                <w:szCs w:val="19"/>
+              </w:rPr>
+              <w:t>ậ</w:t>
+            </w:r>
+            <w:r>
+              <w:rPr>
+                <w:sz w:val="19"/>
+                <w:szCs w:val="19"/>
+              </w:rPr>
+              <w:t>p, có th</w:t>
+            </w:r>
+            <w:r>
+              <w:rPr>
+                <w:sz w:val="19"/>
+                <w:szCs w:val="19"/>
+              </w:rPr>
+              <w:t>ể</w:t>
+            </w:r>
+            <w:r>
+              <w:rPr>
+                <w:sz w:val="19"/>
+                <w:szCs w:val="19"/>
+              </w:rPr>
+              <w:t xml:space="preserve"> tái s</w:t>
+            </w:r>
+            <w:r>
+              <w:rPr>
+                <w:sz w:val="19"/>
+                <w:szCs w:val="19"/>
+              </w:rPr>
+              <w:t>ử</w:t>
+            </w:r>
+            <w:r>
+              <w:rPr>
+                <w:sz w:val="19"/>
+                <w:szCs w:val="19"/>
+              </w:rPr>
+              <w:t xml:space="preserve"> d</w:t>
+            </w:r>
+            <w:r>
+              <w:rPr>
+                <w:sz w:val="19"/>
+                <w:szCs w:val="19"/>
+              </w:rPr>
+              <w:t>ụ</w:t>
+            </w:r>
+            <w:r>
+              <w:rPr>
+                <w:sz w:val="19"/>
+                <w:szCs w:val="19"/>
+              </w:rPr>
+              <w:t>ng</w:t>
             </w:r>
           </w:p>
         </w:tc>
       </w:tr>
       <w:tr>
-        <w:tblPrEx>
-          <w:tblCellMar>
-            <w:top w:w="0" w:type="dxa"/>
-            <w:bottom w:w="0" w:type="dxa"/>
-          </w:tblCellMar>
-        </w:tblPrEx>
         <w:tc>
           <w:tcPr>
             <w:tcW w:w="3000" w:type="dxa"/>
@@ -1813,18 +4406,40 @@
                 <w:sz w:val="19"/>
                 <w:szCs w:val="19"/>
               </w:rPr>
-              <w:t>Ảnh kèm văn bản thay thế</w:t>
+              <w:t>Ả</w:t>
+            </w:r>
+            <w:r>
+              <w:rPr>
+                <w:sz w:val="19"/>
+                <w:szCs w:val="19"/>
+              </w:rPr>
+              <w:t>nh kèm văn b</w:t>
+            </w:r>
+            <w:r>
+              <w:rPr>
+                <w:sz w:val="19"/>
+                <w:szCs w:val="19"/>
+              </w:rPr>
+              <w:t>ả</w:t>
+            </w:r>
+            <w:r>
+              <w:rPr>
+                <w:sz w:val="19"/>
+                <w:szCs w:val="19"/>
+              </w:rPr>
+              <w:t>n thay th</w:t>
+            </w:r>
+            <w:r>
+              <w:rPr>
+                <w:sz w:val="19"/>
+                <w:szCs w:val="19"/>
+              </w:rPr>
+              <w:t>ế</w:t>
             </w:r>
           </w:p>
         </w:tc>
       </w:tr>
       <w:tr>
-        <w:tblPrEx>
-          <w:tblCellMar>
-            <w:top w:w="0" w:type="dxa"/>
-            <w:bottom w:w="0" w:type="dxa"/>
-          </w:tblCellMar>
-        </w:tblPrEx>
         <w:tc>
           <w:tcPr>
             <w:tcW w:w="3000" w:type="dxa"/>
@@ -1862,7 +4477,63 @@
                 <w:sz w:val="19"/>
                 <w:szCs w:val="19"/>
               </w:rPr>
-              <w:t>Vùng cuối trang: bản quyền + link lên đầu trang</w:t>
+              <w:t>Vùng cu</w:t>
+            </w:r>
+            <w:r>
+              <w:rPr>
+                <w:sz w:val="19"/>
+                <w:szCs w:val="19"/>
+              </w:rPr>
+              <w:t>ố</w:t>
+            </w:r>
+            <w:r>
+              <w:rPr>
+                <w:sz w:val="19"/>
+                <w:szCs w:val="19"/>
+              </w:rPr>
+              <w:t>i trang: b</w:t>
+            </w:r>
+            <w:r>
+              <w:rPr>
+                <w:sz w:val="19"/>
+                <w:szCs w:val="19"/>
+              </w:rPr>
+              <w:t>ả</w:t>
+            </w:r>
+            <w:r>
+              <w:rPr>
+                <w:sz w:val="19"/>
+                <w:szCs w:val="19"/>
+              </w:rPr>
+              <w:t>n quy</w:t>
+            </w:r>
+            <w:r>
+              <w:rPr>
+                <w:sz w:val="19"/>
+                <w:szCs w:val="19"/>
+              </w:rPr>
+              <w:t>ề</w:t>
+            </w:r>
+            <w:r>
+              <w:rPr>
+                <w:sz w:val="19"/>
+                <w:szCs w:val="19"/>
+              </w:rPr>
+              <w:t>n + link lên đ</w:t>
+            </w:r>
+            <w:r>
+              <w:rPr>
+                <w:sz w:val="19"/>
+                <w:szCs w:val="19"/>
+              </w:rPr>
+              <w:t>ầ</w:t>
+            </w:r>
+            <w:r>
+              <w:rPr>
+                <w:sz w:val="19"/>
+                <w:szCs w:val="19"/>
+              </w:rPr>
+              <w:t>u trang</w:t>
             </w:r>
           </w:p>
         </w:tc>
@@ -1878,7 +4549,34 @@
         <w:pStyle w:val="Heading1"/>
       </w:pPr>
       <w:r>
-        <w:t>3. HỆ THỐNG CSS3 &amp; BỐ CỤC RESPONSIVE</w:t>
+        <w:t>3. H</w:t>
+      </w:r>
+      <w:r>
+        <w:t>Ệ</w:t>
+      </w:r>
+      <w:r>
+        <w:t xml:space="preserve"> TH</w:t>
+      </w:r>
+      <w:r>
+        <w:t>Ố</w:t>
+      </w:r>
+      <w:r>
+        <w:t xml:space="preserve">NG </w:t>
+      </w:r>
+      <w:r>
+        <w:t>CSS3 &amp; B</w:t>
+      </w:r>
+      <w:r>
+        <w:t>Ố</w:t>
+      </w:r>
+      <w:r>
+        <w:t xml:space="preserve"> C</w:t>
+      </w:r>
+      <w:r>
+        <w:t>Ụ</w:t>
+      </w:r>
+      <w:r>
+        <w:t>C RESPONSIVE</w:t>
       </w:r>
     </w:p>
     <w:p>
@@ -1905,7 +4603,31 @@
         <w:t xml:space="preserve">Màu: </w:t>
       </w:r>
       <w:r>
-        <w:t>--color-primary (#2563eb), --color-accent (#7c3aed), các mức chữ/nền/viền.</w:t>
+        <w:t>--color-primary (#2563eb), --color-accent (#7c3aed), các m</w:t>
+      </w:r>
+      <w:r>
+        <w:t>ứ</w:t>
+      </w:r>
+      <w:r>
+        <w:t>c ch</w:t>
+      </w:r>
+      <w:r>
+        <w:t>ữ</w:t>
+      </w:r>
+      <w:r>
+        <w:t>/n</w:t>
+      </w:r>
+      <w:r>
+        <w:t>ề</w:t>
+      </w:r>
+      <w:r>
+        <w:t>n/vi</w:t>
+      </w:r>
+      <w:r>
+        <w:t>ề</w:t>
+      </w:r>
+      <w:r>
+        <w:t>n.</w:t>
       </w:r>
     </w:p>
     <w:p>
@@ -1925,7 +4647,31 @@
         <w:t xml:space="preserve">Typography: </w:t>
       </w:r>
       <w:r>
-        <w:t>font hệ thống (system-ui), thang cỡ chữ --fs-sm → --fs-h1, line-height 1.6.</w:t>
+        <w:t>font h</w:t>
+      </w:r>
+      <w:r>
+        <w:t>ệ</w:t>
+      </w:r>
+      <w:r>
+        <w:t xml:space="preserve"> th</w:t>
+      </w:r>
+      <w:r>
+        <w:t>ố</w:t>
+      </w:r>
+      <w:r>
+        <w:t>ng (system-ui), thang c</w:t>
+      </w:r>
+      <w:r>
+        <w:t>ỡ</w:t>
+      </w:r>
+      <w:r>
+        <w:t xml:space="preserve"> ch</w:t>
+      </w:r>
+      <w:r>
+        <w:t>ữ</w:t>
+      </w:r>
+      <w:r>
+        <w:t xml:space="preserve"> --fs-sm → --fs-h1, line-height 1.6.</w:t>
       </w:r>
     </w:p>
     <w:p>
@@ -1944,7 +4690,28 @@
         <w:t xml:space="preserve">Spacing scale: </w:t>
       </w:r>
       <w:r>
-        <w:t>--space-1 → --space-5 (0.5rem → 3rem) để khoảng cách nhất quán.</w:t>
+        <w:t>--space-1 → --space-5</w:t>
+      </w:r>
+      <w:r>
+        <w:t xml:space="preserve"> (0.5rem → 3rem) đ</w:t>
+      </w:r>
+      <w:r>
+        <w:t>ể</w:t>
+      </w:r>
+      <w:r>
+        <w:t xml:space="preserve"> kho</w:t>
+      </w:r>
+      <w:r>
+        <w:t>ả</w:t>
+      </w:r>
+      <w:r>
+        <w:t>ng cách nh</w:t>
+      </w:r>
+      <w:r>
+        <w:t>ấ</w:t>
+      </w:r>
+      <w:r>
+        <w:t>t quán.</w:t>
       </w:r>
     </w:p>
     <w:p>
@@ -1960,7 +4727,35 @@
           <w:b/>
           <w:bCs/>
         </w:rPr>
-        <w:t xml:space="preserve">Bố cục: </w:t>
+        <w:t>B</w:t>
+      </w:r>
+      <w:r>
+        <w:rPr>
+          <w:b/>
+          <w:bCs/>
+        </w:rPr>
+        <w:t>ố</w:t>
+      </w:r>
+      <w:r>
+        <w:rPr>
+          <w:b/>
+          <w:bCs/>
+        </w:rPr>
+        <w:t xml:space="preserve"> c</w:t>
+      </w:r>
+      <w:r>
+        <w:rPr>
+          <w:b/>
+          <w:bCs/>
+        </w:rPr>
+        <w:t>ụ</w:t>
+      </w:r>
+      <w:r>
+        <w:rPr>
+          <w:b/>
+          <w:bCs/>
+        </w:rPr>
+        <w:t xml:space="preserve">c: </w:t>
       </w:r>
       <w:r>
         <w:t>--container-max 1200px, --radius, --shadow.</w:t>
@@ -1971,7 +4766,13 @@
         <w:pStyle w:val="Heading2"/>
       </w:pPr>
       <w:r>
-        <w:t>3.2. Chuẩn hóa Box model</w:t>
+        <w:t>3.2. Chu</w:t>
+      </w:r>
+      <w:r>
+        <w:t>ẩ</w:t>
+      </w:r>
+      <w:r>
+        <w:t>n hóa Box model</w:t>
       </w:r>
     </w:p>
     <w:p>
@@ -2012,7 +4813,79 @@
           <w:sz w:val="18"/>
           <w:szCs w:val="18"/>
         </w:rPr>
-        <w:t>img { max-width: 100%; height: auto; }   /* chống ảnh tràn → chống cuộn ngang */</w:t>
+        <w:t>img { max-width: 100%; height: auto; }   /* ch</w:t>
+      </w:r>
+      <w:r>
+        <w:rPr>
+          <w:rFonts w:ascii="Courier New" w:eastAsia="Courier New" w:hAnsi="Courier New" w:cs="Courier New"/>
+          <w:sz w:val="18"/>
+          <w:szCs w:val="18"/>
+        </w:rPr>
+        <w:t>ố</w:t>
+      </w:r>
+      <w:r>
+        <w:rPr>
+          <w:rFonts w:ascii="Courier New" w:eastAsia="Courier New" w:hAnsi="Courier New" w:cs="Courier New"/>
+          <w:sz w:val="18"/>
+          <w:szCs w:val="18"/>
+        </w:rPr>
+        <w:t xml:space="preserve">ng </w:t>
+      </w:r>
+      <w:r>
+        <w:rPr>
+          <w:rFonts w:ascii="Courier New" w:eastAsia="Courier New" w:hAnsi="Courier New" w:cs="Courier New"/>
+          <w:sz w:val="18"/>
+          <w:szCs w:val="18"/>
+        </w:rPr>
+        <w:t>ả</w:t>
+      </w:r>
+      <w:r>
+        <w:rPr>
+          <w:rFonts w:ascii="Courier New" w:eastAsia="Courier New" w:hAnsi="Courier New" w:cs="Courier New"/>
+          <w:sz w:val="18"/>
+          <w:szCs w:val="18"/>
+        </w:rPr>
+        <w:t xml:space="preserve">nh </w:t>
+      </w:r>
+      <w:r>
+        <w:rPr>
+          <w:rFonts w:ascii="Courier New" w:eastAsia="Courier New" w:hAnsi="Courier New" w:cs="Courier New"/>
+          <w:sz w:val="18"/>
+          <w:szCs w:val="18"/>
+        </w:rPr>
+        <w:t>tràn → ch</w:t>
+      </w:r>
+      <w:r>
+        <w:rPr>
+          <w:rFonts w:ascii="Courier New" w:eastAsia="Courier New" w:hAnsi="Courier New" w:cs="Courier New"/>
+          <w:sz w:val="18"/>
+          <w:szCs w:val="18"/>
+        </w:rPr>
+        <w:t>ố</w:t>
+      </w:r>
+      <w:r>
+        <w:rPr>
+          <w:rFonts w:ascii="Courier New" w:eastAsia="Courier New" w:hAnsi="Courier New" w:cs="Courier New"/>
+          <w:sz w:val="18"/>
+          <w:szCs w:val="18"/>
+        </w:rPr>
+        <w:t>ng cu</w:t>
+      </w:r>
+      <w:r>
+        <w:rPr>
+          <w:rFonts w:ascii="Courier New" w:eastAsia="Courier New" w:hAnsi="Courier New" w:cs="Courier New"/>
+          <w:sz w:val="18"/>
+          <w:szCs w:val="18"/>
+        </w:rPr>
+        <w:t>ộ</w:t>
+      </w:r>
+      <w:r>
+        <w:rPr>
+          <w:rFonts w:ascii="Courier New" w:eastAsia="Courier New" w:hAnsi="Courier New" w:cs="Courier New"/>
+          <w:sz w:val="18"/>
+          <w:szCs w:val="18"/>
+        </w:rPr>
+        <w:t>n ngang */</w:t>
       </w:r>
     </w:p>
     <w:p>
@@ -2020,7 +4893,31 @@
         <w:pStyle w:val="Heading2"/>
       </w:pPr>
       <w:r>
-        <w:t>3.3. Kỹ thuật bố cục</w:t>
+        <w:t>3.3. K</w:t>
+      </w:r>
+      <w:r>
+        <w:t>ỹ</w:t>
+      </w:r>
+      <w:r>
+        <w:t xml:space="preserve"> thu</w:t>
+      </w:r>
+      <w:r>
+        <w:t>ậ</w:t>
+      </w:r>
+      <w:r>
+        <w:t>t b</w:t>
+      </w:r>
+      <w:r>
+        <w:t>ố</w:t>
+      </w:r>
+      <w:r>
+        <w:t xml:space="preserve"> c</w:t>
+      </w:r>
+      <w:r>
+        <w:t>ụ</w:t>
+      </w:r>
+      <w:r>
+        <w:t>c</w:t>
       </w:r>
     </w:p>
     <w:p>
@@ -2039,7 +4936,37 @@
         <w:t xml:space="preserve">Flexbox </w:t>
       </w:r>
       <w:r>
-        <w:t>cho thanh điều hướng (.header-inner, .nav-list) với flex-wrap: wrap → tự xuống dòng trên mobile.</w:t>
+        <w:t>cho thanh đi</w:t>
+      </w:r>
+      <w:r>
+        <w:t>ề</w:t>
+      </w:r>
+      <w:r>
+        <w:t>u hư</w:t>
+      </w:r>
+      <w:r>
+        <w:t>ớ</w:t>
+      </w:r>
+      <w:r>
+        <w:t>ng (.header-inner, .nav-list) v</w:t>
+      </w:r>
+      <w:r>
+        <w:t>ớ</w:t>
+      </w:r>
+      <w:r>
+        <w:t>i flex-wrap: wrap → t</w:t>
+      </w:r>
+      <w:r>
+        <w:t>ự</w:t>
+      </w:r>
+      <w:r>
+        <w:t xml:space="preserve"> xu</w:t>
+      </w:r>
+      <w:r>
+        <w:t>ố</w:t>
+      </w:r>
+      <w:r>
+        <w:t>ng dòng trên mobile.</w:t>
       </w:r>
     </w:p>
     <w:p>
@@ -2058,7 +4985,13 @@
         <w:t xml:space="preserve">CSS Grid </w:t>
       </w:r>
       <w:r>
-        <w:t>cho danh sách dự án (.project-grid): 1fr → repeat(2,1fr) → repeat(3,1fr).</w:t>
+        <w:t>cho danh sách d</w:t>
+      </w:r>
+      <w:r>
+        <w:t>ự</w:t>
+      </w:r>
+      <w:r>
+        <w:t xml:space="preserve"> án (.project-grid): 1fr → repeat(2,1fr) → repeat(3,1fr).</w:t>
       </w:r>
     </w:p>
     <w:p>
@@ -2074,7 +5007,14 @@
           <w:b/>
           <w:bCs/>
         </w:rPr>
-        <w:t xml:space="preserve">Mobile-first media queries: </w:t>
+        <w:t>Mobile-first media q</w:t>
+      </w:r>
+      <w:r>
+        <w:rPr>
+          <w:b/>
+          <w:bCs/>
+        </w:rPr>
+        <w:t xml:space="preserve">ueries: </w:t>
       </w:r>
       <w:r>
         <w:t>base (360px) → @media (min-width:768px) → @media (min-width:1280px).</w:t>
@@ -2093,10 +5033,50 @@
           <w:b/>
           <w:bCs/>
         </w:rPr>
-        <w:t xml:space="preserve">Chống cuộn ngang: </w:t>
-      </w:r>
-      <w:r>
-        <w:t>box-sizing: border-box, max-width:100% cho ảnh, container có padding-inline, cùng lưới an toàn overflow-x: hidden trên body.</w:t>
+        <w:t>Ch</w:t>
+      </w:r>
+      <w:r>
+        <w:rPr>
+          <w:b/>
+          <w:bCs/>
+        </w:rPr>
+        <w:t>ố</w:t>
+      </w:r>
+      <w:r>
+        <w:rPr>
+          <w:b/>
+          <w:bCs/>
+        </w:rPr>
+        <w:t>ng cu</w:t>
+      </w:r>
+      <w:r>
+        <w:rPr>
+          <w:b/>
+          <w:bCs/>
+        </w:rPr>
+        <w:t>ộ</w:t>
+      </w:r>
+      <w:r>
+        <w:rPr>
+          <w:b/>
+          <w:bCs/>
+        </w:rPr>
+        <w:t xml:space="preserve">n ngang: </w:t>
+      </w:r>
+      <w:r>
+        <w:t xml:space="preserve">box-sizing: border-box, max-width:100% cho </w:t>
+      </w:r>
+      <w:r>
+        <w:t>ả</w:t>
+      </w:r>
+      <w:r>
+        <w:t>nh, container có padding-inline, cùng lư</w:t>
+      </w:r>
+      <w:r>
+        <w:t>ớ</w:t>
+      </w:r>
+      <w:r>
+        <w:t>i an toàn overflow-x: hidden trên body.</w:t>
       </w:r>
     </w:p>
     <w:p>
@@ -2104,12 +5084,222 @@
         <w:pStyle w:val="Heading1"/>
       </w:pPr>
       <w:r>
-        <w:t>4. KIỂM THỬ &amp; MINH CHỨNG</w:t>
-      </w:r>
-    </w:p>
-    <w:p>
-      <w:r>
-        <w:t>Chiến lược: kiểm thử theo tư duy mobile-first trên 3 breakpoint chính (360 / 768 / 1280px) và 3 viewport phụ. Mỗi ca kiểm thử được xác minh bằng hai cách: (1) quan sát trực quan trên DevTools, và (2) đo tự động bằng trình duyệt Chromium headless — ghi lại document.documentElement.scrollWidth (để phát hiện cuộn ngang) và số cột thực tế của lưới .card. Các số liệu trong báo cáo này là kết quả đo thật trên bản SAU.</w:t>
+        <w:t>4. KI</w:t>
+      </w:r>
+      <w:r>
+        <w:t>Ể</w:t>
+      </w:r>
+      <w:r>
+        <w:t>M TH</w:t>
+      </w:r>
+      <w:r>
+        <w:t>Ử</w:t>
+      </w:r>
+      <w:r>
+        <w:t xml:space="preserve"> &amp; MINH CH</w:t>
+      </w:r>
+      <w:r>
+        <w:t>Ứ</w:t>
+      </w:r>
+      <w:r>
+        <w:t>NG</w:t>
+      </w:r>
+    </w:p>
+    <w:p>
+      <w:r>
+        <w:t>Chi</w:t>
+      </w:r>
+      <w:r>
+        <w:t>ế</w:t>
+      </w:r>
+      <w:r>
+        <w:t>n lư</w:t>
+      </w:r>
+      <w:r>
+        <w:t>ợ</w:t>
+      </w:r>
+      <w:r>
+        <w:t>c:</w:t>
+      </w:r>
+      <w:r>
+        <w:t xml:space="preserve"> ki</w:t>
+      </w:r>
+      <w:r>
+        <w:t>ể</w:t>
+      </w:r>
+      <w:r>
+        <w:t>m th</w:t>
+      </w:r>
+      <w:r>
+        <w:t>ử</w:t>
+      </w:r>
+      <w:r>
+        <w:t xml:space="preserve"> theo tư duy mobile-first trên 3 breakpoint chính (360 / 768 / 1280px) và 3 viewport ph</w:t>
+      </w:r>
+      <w:r>
+        <w:t>ụ</w:t>
+      </w:r>
+      <w:r>
+        <w:t>. M</w:t>
+      </w:r>
+      <w:r>
+        <w:t>ỗ</w:t>
+      </w:r>
+      <w:r>
+        <w:t>i ca ki</w:t>
+      </w:r>
+      <w:r>
+        <w:t>ể</w:t>
+      </w:r>
+      <w:r>
+        <w:t>m th</w:t>
+      </w:r>
+      <w:r>
+        <w:t>ử</w:t>
+      </w:r>
+      <w:r>
+        <w:t xml:space="preserve"> đư</w:t>
+      </w:r>
+      <w:r>
+        <w:t>ợ</w:t>
+      </w:r>
+      <w:r>
+        <w:t>c xác minh b</w:t>
+      </w:r>
+      <w:r>
+        <w:t>ằ</w:t>
+      </w:r>
+      <w:r>
+        <w:t>ng hai cách: (1) quan sát tr</w:t>
+      </w:r>
+      <w:r>
+        <w:t>ự</w:t>
+      </w:r>
+      <w:r>
+        <w:t>c quan trên DevTools, và (2) đo t</w:t>
+      </w:r>
+      <w:r>
+        <w:t>ự</w:t>
+      </w:r>
+      <w:r>
+        <w:t xml:space="preserve"> đ</w:t>
+      </w:r>
+      <w:r>
+        <w:t>ộ</w:t>
+      </w:r>
+      <w:r>
+        <w:t>ng b</w:t>
+      </w:r>
+      <w:r>
+        <w:t>ằ</w:t>
+      </w:r>
+      <w:r>
+        <w:t>ng trình duy</w:t>
+      </w:r>
+      <w:r>
+        <w:t>ệ</w:t>
+      </w:r>
+      <w:r>
+        <w:t>t Chromium headless — ghi l</w:t>
+      </w:r>
+      <w:r>
+        <w:t>ạ</w:t>
+      </w:r>
+      <w:r>
+        <w:t>i document.do</w:t>
+      </w:r>
+      <w:r>
+        <w:t>cumentElement.scrollWidth (đ</w:t>
+      </w:r>
+      <w:r>
+        <w:t>ể</w:t>
+      </w:r>
+      <w:r>
+        <w:t xml:space="preserve"> phát hi</w:t>
+      </w:r>
+      <w:r>
+        <w:t>ệ</w:t>
+      </w:r>
+      <w:r>
+        <w:t>n cu</w:t>
+      </w:r>
+      <w:r>
+        <w:t>ộ</w:t>
+      </w:r>
+      <w:r>
+        <w:t>n ngang) và s</w:t>
+      </w:r>
+      <w:r>
+        <w:t>ố</w:t>
+      </w:r>
+      <w:r>
+        <w:t xml:space="preserve"> c</w:t>
+      </w:r>
+      <w:r>
+        <w:t>ộ</w:t>
+      </w:r>
+      <w:r>
+        <w:t>t th</w:t>
+      </w:r>
+      <w:r>
+        <w:t>ự</w:t>
+      </w:r>
+      <w:r>
+        <w:t>c t</w:t>
+      </w:r>
+      <w:r>
+        <w:t>ế</w:t>
+      </w:r>
+      <w:r>
+        <w:t xml:space="preserve"> c</w:t>
+      </w:r>
+      <w:r>
+        <w:t>ủ</w:t>
+      </w:r>
+      <w:r>
+        <w:t>a lư</w:t>
+      </w:r>
+      <w:r>
+        <w:t>ớ</w:t>
+      </w:r>
+      <w:r>
+        <w:t>i .card. Các s</w:t>
+      </w:r>
+      <w:r>
+        <w:t>ố</w:t>
+      </w:r>
+      <w:r>
+        <w:t xml:space="preserve"> li</w:t>
+      </w:r>
+      <w:r>
+        <w:t>ệ</w:t>
+      </w:r>
+      <w:r>
+        <w:t>u trong báo cáo này là k</w:t>
+      </w:r>
+      <w:r>
+        <w:t>ế</w:t>
+      </w:r>
+      <w:r>
+        <w:t>t qu</w:t>
+      </w:r>
+      <w:r>
+        <w:t>ả</w:t>
+      </w:r>
+      <w:r>
+        <w:t xml:space="preserve"> đo th</w:t>
+      </w:r>
+      <w:r>
+        <w:t>ậ</w:t>
+      </w:r>
+      <w:r>
+        <w:t>t trên b</w:t>
+      </w:r>
+      <w:r>
+        <w:t>ả</w:t>
+      </w:r>
+      <w:r>
+        <w:t>n SAU.</w:t>
       </w:r>
     </w:p>
     <w:p>
@@ -2117,7 +5307,25 @@
         <w:pStyle w:val="Heading2"/>
       </w:pPr>
       <w:r>
-        <w:t>4.1. Ma trận kiểm thử responsive (Viewport Matrix)</w:t>
+        <w:t>4.1. Ma tr</w:t>
+      </w:r>
+      <w:r>
+        <w:t>ậ</w:t>
+      </w:r>
+      <w:r>
+        <w:t>n ki</w:t>
+      </w:r>
+      <w:r>
+        <w:t>ể</w:t>
+      </w:r>
+      <w:r>
+        <w:t>m th</w:t>
+      </w:r>
+      <w:r>
+        <w:t>ử</w:t>
+      </w:r>
+      <w:r>
+        <w:t xml:space="preserve"> responsive (Viewport Matrix)</w:t>
       </w:r>
     </w:p>
     <w:tbl>
@@ -2146,12 +5354,6 @@
         <w:gridCol w:w="750"/>
       </w:tblGrid>
       <w:tr>
-        <w:tblPrEx>
-          <w:tblCellMar>
-            <w:top w:w="0" w:type="dxa"/>
-            <w:bottom w:w="0" w:type="dxa"/>
-          </w:tblCellMar>
-        </w:tblPrEx>
         <w:trPr>
           <w:tblHeader/>
         </w:trPr>
@@ -2202,22 +5404,8 @@
                 <w:sz w:val="17"/>
                 <w:szCs w:val="17"/>
               </w:rPr>
-              <w:t>Breakpoint &amp; thiết bị</w:t>
-            </w:r>
-          </w:p>
-        </w:tc>
-        <w:tc>
-          <w:tcPr>
-            <w:tcW w:w="1550" w:type="dxa"/>
-            <w:shd w:val="clear" w:color="auto" w:fill="2563EB"/>
-            <w:tcMar>
-              <w:top w:w="60" w:type="dxa"/>
-              <w:left w:w="80" w:type="dxa"/>
-              <w:bottom w:w="60" w:type="dxa"/>
-              <w:right w:w="80" w:type="dxa"/>
-            </w:tcMar>
-          </w:tcPr>
-          <w:p>
+              <w:t>Breakpoint &amp; thi</w:t>
+            </w:r>
             <w:r>
               <w:rPr>
                 <w:b/>
@@ -2226,22 +5414,8 @@
                 <w:sz w:val="17"/>
                 <w:szCs w:val="17"/>
               </w:rPr>
-              <w:t>Hạng mục kiểm</w:t>
-            </w:r>
-          </w:p>
-        </w:tc>
-        <w:tc>
-          <w:tcPr>
-            <w:tcW w:w="2300" w:type="dxa"/>
-            <w:shd w:val="clear" w:color="auto" w:fill="2563EB"/>
-            <w:tcMar>
-              <w:top w:w="60" w:type="dxa"/>
-              <w:left w:w="80" w:type="dxa"/>
-              <w:bottom w:w="60" w:type="dxa"/>
-              <w:right w:w="80" w:type="dxa"/>
-            </w:tcMar>
-          </w:tcPr>
-          <w:p>
+              <w:t>ế</w:t>
+            </w:r>
             <w:r>
               <w:rPr>
                 <w:b/>
@@ -2250,22 +5424,8 @@
                 <w:sz w:val="17"/>
                 <w:szCs w:val="17"/>
               </w:rPr>
-              <w:t>Kết quả kỳ vọng</w:t>
-            </w:r>
-          </w:p>
-        </w:tc>
-        <w:tc>
-          <w:tcPr>
-            <w:tcW w:w="2100" w:type="dxa"/>
-            <w:shd w:val="clear" w:color="auto" w:fill="2563EB"/>
-            <w:tcMar>
-              <w:top w:w="60" w:type="dxa"/>
-              <w:left w:w="80" w:type="dxa"/>
-              <w:bottom w:w="60" w:type="dxa"/>
-              <w:right w:w="80" w:type="dxa"/>
-            </w:tcMar>
-          </w:tcPr>
-          <w:p>
+              <w:t>t b</w:t>
+            </w:r>
             <w:r>
               <w:rPr>
                 <w:b/>
@@ -2274,7 +5434,259 @@
                 <w:sz w:val="17"/>
                 <w:szCs w:val="17"/>
               </w:rPr>
-              <w:t>Kết quả đo (SAU)</w:t>
+              <w:t>ị</w:t>
+            </w:r>
+          </w:p>
+        </w:tc>
+        <w:tc>
+          <w:tcPr>
+            <w:tcW w:w="1550" w:type="dxa"/>
+            <w:shd w:val="clear" w:color="auto" w:fill="2563EB"/>
+            <w:tcMar>
+              <w:top w:w="60" w:type="dxa"/>
+              <w:left w:w="80" w:type="dxa"/>
+              <w:bottom w:w="60" w:type="dxa"/>
+              <w:right w:w="80" w:type="dxa"/>
+            </w:tcMar>
+          </w:tcPr>
+          <w:p>
+            <w:r>
+              <w:rPr>
+                <w:b/>
+                <w:bCs/>
+                <w:color w:val="FFFFFF"/>
+                <w:sz w:val="17"/>
+                <w:szCs w:val="17"/>
+              </w:rPr>
+              <w:t>H</w:t>
+            </w:r>
+            <w:r>
+              <w:rPr>
+                <w:b/>
+                <w:bCs/>
+                <w:color w:val="FFFFFF"/>
+                <w:sz w:val="17"/>
+                <w:szCs w:val="17"/>
+              </w:rPr>
+              <w:t>ạ</w:t>
+            </w:r>
+            <w:r>
+              <w:rPr>
+                <w:b/>
+                <w:bCs/>
+                <w:color w:val="FFFFFF"/>
+                <w:sz w:val="17"/>
+                <w:szCs w:val="17"/>
+              </w:rPr>
+              <w:t>ng m</w:t>
+            </w:r>
+            <w:r>
+              <w:rPr>
+                <w:b/>
+                <w:bCs/>
+                <w:color w:val="FFFFFF"/>
+                <w:sz w:val="17"/>
+                <w:szCs w:val="17"/>
+              </w:rPr>
+              <w:t>ụ</w:t>
+            </w:r>
+            <w:r>
+              <w:rPr>
+                <w:b/>
+                <w:bCs/>
+                <w:color w:val="FFFFFF"/>
+                <w:sz w:val="17"/>
+                <w:szCs w:val="17"/>
+              </w:rPr>
+              <w:t>c ki</w:t>
+            </w:r>
+            <w:r>
+              <w:rPr>
+                <w:b/>
+                <w:bCs/>
+                <w:color w:val="FFFFFF"/>
+                <w:sz w:val="17"/>
+                <w:szCs w:val="17"/>
+              </w:rPr>
+              <w:t>ể</w:t>
+            </w:r>
+            <w:r>
+              <w:rPr>
+                <w:b/>
+                <w:bCs/>
+                <w:color w:val="FFFFFF"/>
+                <w:sz w:val="17"/>
+                <w:szCs w:val="17"/>
+              </w:rPr>
+              <w:t>m</w:t>
+            </w:r>
+          </w:p>
+        </w:tc>
+        <w:tc>
+          <w:tcPr>
+            <w:tcW w:w="2300" w:type="dxa"/>
+            <w:shd w:val="clear" w:color="auto" w:fill="2563EB"/>
+            <w:tcMar>
+              <w:top w:w="60" w:type="dxa"/>
+              <w:left w:w="80" w:type="dxa"/>
+              <w:bottom w:w="60" w:type="dxa"/>
+              <w:right w:w="80" w:type="dxa"/>
+            </w:tcMar>
+          </w:tcPr>
+          <w:p>
+            <w:r>
+              <w:rPr>
+                <w:b/>
+                <w:bCs/>
+                <w:color w:val="FFFFFF"/>
+                <w:sz w:val="17"/>
+                <w:szCs w:val="17"/>
+              </w:rPr>
+              <w:t>K</w:t>
+            </w:r>
+            <w:r>
+              <w:rPr>
+                <w:b/>
+                <w:bCs/>
+                <w:color w:val="FFFFFF"/>
+                <w:sz w:val="17"/>
+                <w:szCs w:val="17"/>
+              </w:rPr>
+              <w:t>ế</w:t>
+            </w:r>
+            <w:r>
+              <w:rPr>
+                <w:b/>
+                <w:bCs/>
+                <w:color w:val="FFFFFF"/>
+                <w:sz w:val="17"/>
+                <w:szCs w:val="17"/>
+              </w:rPr>
+              <w:t>t qu</w:t>
+            </w:r>
+            <w:r>
+              <w:rPr>
+                <w:b/>
+                <w:bCs/>
+                <w:color w:val="FFFFFF"/>
+                <w:sz w:val="17"/>
+                <w:szCs w:val="17"/>
+              </w:rPr>
+              <w:t>ả</w:t>
+            </w:r>
+            <w:r>
+              <w:rPr>
+                <w:b/>
+                <w:bCs/>
+                <w:color w:val="FFFFFF"/>
+                <w:sz w:val="17"/>
+                <w:szCs w:val="17"/>
+              </w:rPr>
+              <w:t xml:space="preserve"> k</w:t>
+            </w:r>
+            <w:r>
+              <w:rPr>
+                <w:b/>
+                <w:bCs/>
+                <w:color w:val="FFFFFF"/>
+                <w:sz w:val="17"/>
+                <w:szCs w:val="17"/>
+              </w:rPr>
+              <w:t>ỳ</w:t>
+            </w:r>
+            <w:r>
+              <w:rPr>
+                <w:b/>
+                <w:bCs/>
+                <w:color w:val="FFFFFF"/>
+                <w:sz w:val="17"/>
+                <w:szCs w:val="17"/>
+              </w:rPr>
+              <w:t xml:space="preserve"> v</w:t>
+            </w:r>
+            <w:r>
+              <w:rPr>
+                <w:b/>
+                <w:bCs/>
+                <w:color w:val="FFFFFF"/>
+                <w:sz w:val="17"/>
+                <w:szCs w:val="17"/>
+              </w:rPr>
+              <w:t>ọ</w:t>
+            </w:r>
+            <w:r>
+              <w:rPr>
+                <w:b/>
+                <w:bCs/>
+                <w:color w:val="FFFFFF"/>
+                <w:sz w:val="17"/>
+                <w:szCs w:val="17"/>
+              </w:rPr>
+              <w:t>ng</w:t>
+            </w:r>
+          </w:p>
+        </w:tc>
+        <w:tc>
+          <w:tcPr>
+            <w:tcW w:w="2100" w:type="dxa"/>
+            <w:shd w:val="clear" w:color="auto" w:fill="2563EB"/>
+            <w:tcMar>
+              <w:top w:w="60" w:type="dxa"/>
+              <w:left w:w="80" w:type="dxa"/>
+              <w:bottom w:w="60" w:type="dxa"/>
+              <w:right w:w="80" w:type="dxa"/>
+            </w:tcMar>
+          </w:tcPr>
+          <w:p>
+            <w:r>
+              <w:rPr>
+                <w:b/>
+                <w:bCs/>
+                <w:color w:val="FFFFFF"/>
+                <w:sz w:val="17"/>
+                <w:szCs w:val="17"/>
+              </w:rPr>
+              <w:t>K</w:t>
+            </w:r>
+            <w:r>
+              <w:rPr>
+                <w:b/>
+                <w:bCs/>
+                <w:color w:val="FFFFFF"/>
+                <w:sz w:val="17"/>
+                <w:szCs w:val="17"/>
+              </w:rPr>
+              <w:t>ế</w:t>
+            </w:r>
+            <w:r>
+              <w:rPr>
+                <w:b/>
+                <w:bCs/>
+                <w:color w:val="FFFFFF"/>
+                <w:sz w:val="17"/>
+                <w:szCs w:val="17"/>
+              </w:rPr>
+              <w:t>t qu</w:t>
+            </w:r>
+            <w:r>
+              <w:rPr>
+                <w:b/>
+                <w:bCs/>
+                <w:color w:val="FFFFFF"/>
+                <w:sz w:val="17"/>
+                <w:szCs w:val="17"/>
+              </w:rPr>
+              <w:t>ả</w:t>
+            </w:r>
+            <w:r>
+              <w:rPr>
+                <w:b/>
+                <w:bCs/>
+                <w:color w:val="FFFFFF"/>
+                <w:sz w:val="17"/>
+                <w:szCs w:val="17"/>
+              </w:rPr>
+              <w:t xml:space="preserve"> đo (SAU)</w:t>
             </w:r>
           </w:p>
         </w:tc>
@@ -2307,12 +5719,6 @@
         </w:tc>
       </w:tr>
       <w:tr>
-        <w:tblPrEx>
-          <w:tblCellMar>
-            <w:top w:w="0" w:type="dxa"/>
-            <w:bottom w:w="0" w:type="dxa"/>
-          </w:tblCellMar>
-        </w:tblPrEx>
         <w:tc>
           <w:tcPr>
             <w:tcW w:w="650" w:type="dxa"/>
@@ -2352,7 +5758,14 @@
                 <w:sz w:val="17"/>
                 <w:szCs w:val="17"/>
               </w:rPr>
-              <w:t>360px · Android nhỏ</w:t>
+              <w:t>360px · Android nh</w:t>
+            </w:r>
+            <w:r>
+              <w:rPr>
+                <w:sz w:val="17"/>
+                <w:szCs w:val="17"/>
+              </w:rPr>
+              <w:t>ỏ</w:t>
             </w:r>
           </w:p>
         </w:tc>
@@ -2392,7 +5805,21 @@
                 <w:sz w:val="17"/>
                 <w:szCs w:val="17"/>
               </w:rPr>
-              <w:t>scrollWidth ≤ 360, không cuộn ngang</w:t>
+              <w:t>scrollWidth ≤ 360, không cu</w:t>
+            </w:r>
+            <w:r>
+              <w:rPr>
+                <w:sz w:val="17"/>
+                <w:szCs w:val="17"/>
+              </w:rPr>
+              <w:t>ộ</w:t>
+            </w:r>
+            <w:r>
+              <w:rPr>
+                <w:sz w:val="17"/>
+                <w:szCs w:val="17"/>
+              </w:rPr>
+              <w:t>n ngang</w:t>
             </w:r>
           </w:p>
         </w:tc>
@@ -2441,12 +5868,6 @@
         </w:tc>
       </w:tr>
       <w:tr>
-        <w:tblPrEx>
-          <w:tblCellMar>
-            <w:top w:w="0" w:type="dxa"/>
-            <w:bottom w:w="0" w:type="dxa"/>
-          </w:tblCellMar>
-        </w:tblPrEx>
         <w:tc>
           <w:tcPr>
             <w:tcW w:w="650" w:type="dxa"/>
@@ -2488,7 +5909,14 @@
                 <w:sz w:val="17"/>
                 <w:szCs w:val="17"/>
               </w:rPr>
-              <w:t>360px · Android nhỏ</w:t>
+              <w:t>360px · Android nh</w:t>
+            </w:r>
+            <w:r>
+              <w:rPr>
+                <w:sz w:val="17"/>
+                <w:szCs w:val="17"/>
+              </w:rPr>
+              <w:t>ỏ</w:t>
             </w:r>
           </w:p>
         </w:tc>
@@ -2509,7 +5937,35 @@
                 <w:sz w:val="17"/>
                 <w:szCs w:val="17"/>
               </w:rPr>
-              <w:t>Điều hướng (nav)</w:t>
+              <w:t>Đi</w:t>
+            </w:r>
+            <w:r>
+              <w:rPr>
+                <w:sz w:val="17"/>
+                <w:szCs w:val="17"/>
+              </w:rPr>
+              <w:t>ề</w:t>
+            </w:r>
+            <w:r>
+              <w:rPr>
+                <w:sz w:val="17"/>
+                <w:szCs w:val="17"/>
+              </w:rPr>
+              <w:t>u hư</w:t>
+            </w:r>
+            <w:r>
+              <w:rPr>
+                <w:sz w:val="17"/>
+                <w:szCs w:val="17"/>
+              </w:rPr>
+              <w:t>ớ</w:t>
+            </w:r>
+            <w:r>
+              <w:rPr>
+                <w:sz w:val="17"/>
+                <w:szCs w:val="17"/>
+              </w:rPr>
+              <w:t>ng (nav)</w:t>
             </w:r>
           </w:p>
         </w:tc>
@@ -2530,7 +5986,49 @@
                 <w:sz w:val="17"/>
                 <w:szCs w:val="17"/>
               </w:rPr>
-              <w:t>nav tự wrap, đủ 4 mục, không tràn</w:t>
+              <w:t>nav t</w:t>
+            </w:r>
+            <w:r>
+              <w:rPr>
+                <w:sz w:val="17"/>
+                <w:szCs w:val="17"/>
+              </w:rPr>
+              <w:t>ự</w:t>
+            </w:r>
+            <w:r>
+              <w:rPr>
+                <w:sz w:val="17"/>
+                <w:szCs w:val="17"/>
+              </w:rPr>
+              <w:t xml:space="preserve"> wrap, đ</w:t>
+            </w:r>
+            <w:r>
+              <w:rPr>
+                <w:sz w:val="17"/>
+                <w:szCs w:val="17"/>
+              </w:rPr>
+              <w:t>ủ</w:t>
+            </w:r>
+            <w:r>
+              <w:rPr>
+                <w:sz w:val="17"/>
+                <w:szCs w:val="17"/>
+              </w:rPr>
+              <w:t xml:space="preserve"> 4 m</w:t>
+            </w:r>
+            <w:r>
+              <w:rPr>
+                <w:sz w:val="17"/>
+                <w:szCs w:val="17"/>
+              </w:rPr>
+              <w:t>ụ</w:t>
+            </w:r>
+            <w:r>
+              <w:rPr>
+                <w:sz w:val="17"/>
+                <w:szCs w:val="17"/>
+              </w:rPr>
+              <w:t>c, không tràn</w:t>
             </w:r>
           </w:p>
         </w:tc>
@@ -2551,7 +6049,35 @@
                 <w:sz w:val="17"/>
                 <w:szCs w:val="17"/>
               </w:rPr>
-              <w:t>nav wrap đủ 4 mục</w:t>
+              <w:t>nav wrap đ</w:t>
+            </w:r>
+            <w:r>
+              <w:rPr>
+                <w:sz w:val="17"/>
+                <w:szCs w:val="17"/>
+              </w:rPr>
+              <w:t>ủ</w:t>
+            </w:r>
+            <w:r>
+              <w:rPr>
+                <w:sz w:val="17"/>
+                <w:szCs w:val="17"/>
+              </w:rPr>
+              <w:t xml:space="preserve"> 4 m</w:t>
+            </w:r>
+            <w:r>
+              <w:rPr>
+                <w:sz w:val="17"/>
+                <w:szCs w:val="17"/>
+              </w:rPr>
+              <w:t>ụ</w:t>
+            </w:r>
+            <w:r>
+              <w:rPr>
+                <w:sz w:val="17"/>
+                <w:szCs w:val="17"/>
+              </w:rPr>
+              <w:t>c</w:t>
             </w:r>
           </w:p>
         </w:tc>
@@ -2581,12 +6107,6 @@
         </w:tc>
       </w:tr>
       <w:tr>
-        <w:tblPrEx>
-          <w:tblCellMar>
-            <w:top w:w="0" w:type="dxa"/>
-            <w:bottom w:w="0" w:type="dxa"/>
-          </w:tblCellMar>
-        </w:tblPrEx>
         <w:tc>
           <w:tcPr>
             <w:tcW w:w="650" w:type="dxa"/>
@@ -2626,7 +6146,14 @@
                 <w:sz w:val="17"/>
                 <w:szCs w:val="17"/>
               </w:rPr>
-              <w:t>360px · Android nhỏ</w:t>
+              <w:t>360px · Android nh</w:t>
+            </w:r>
+            <w:r>
+              <w:rPr>
+                <w:sz w:val="17"/>
+                <w:szCs w:val="17"/>
+              </w:rPr>
+              <w:t>ỏ</w:t>
             </w:r>
           </w:p>
         </w:tc>
@@ -2666,7 +6193,56 @@
                 <w:sz w:val="17"/>
                 <w:szCs w:val="17"/>
               </w:rPr>
-              <w:t>Xếp 1 cột, ảnh ≤ khung</w:t>
+              <w:t>X</w:t>
+            </w:r>
+            <w:r>
+              <w:rPr>
+                <w:sz w:val="17"/>
+                <w:szCs w:val="17"/>
+              </w:rPr>
+              <w:t>ế</w:t>
+            </w:r>
+            <w:r>
+              <w:rPr>
+                <w:sz w:val="17"/>
+                <w:szCs w:val="17"/>
+              </w:rPr>
+              <w:t xml:space="preserve">p 1 </w:t>
+            </w:r>
+            <w:r>
+              <w:rPr>
+                <w:sz w:val="17"/>
+                <w:szCs w:val="17"/>
+              </w:rPr>
+              <w:t>c</w:t>
+            </w:r>
+            <w:r>
+              <w:rPr>
+                <w:sz w:val="17"/>
+                <w:szCs w:val="17"/>
+              </w:rPr>
+              <w:t>ộ</w:t>
+            </w:r>
+            <w:r>
+              <w:rPr>
+                <w:sz w:val="17"/>
+                <w:szCs w:val="17"/>
+              </w:rPr>
+              <w:t xml:space="preserve">t, </w:t>
+            </w:r>
+            <w:r>
+              <w:rPr>
+                <w:sz w:val="17"/>
+                <w:szCs w:val="17"/>
+              </w:rPr>
+              <w:t>ả</w:t>
+            </w:r>
+            <w:r>
+              <w:rPr>
+                <w:sz w:val="17"/>
+                <w:szCs w:val="17"/>
+              </w:rPr>
+              <w:t>nh ≤ khung</w:t>
             </w:r>
           </w:p>
         </w:tc>
@@ -2686,7 +6262,49 @@
                 <w:sz w:val="17"/>
                 <w:szCs w:val="17"/>
               </w:rPr>
-              <w:t>1 cột, ảnh vừa khung</w:t>
+              <w:t>1 c</w:t>
+            </w:r>
+            <w:r>
+              <w:rPr>
+                <w:sz w:val="17"/>
+                <w:szCs w:val="17"/>
+              </w:rPr>
+              <w:t>ộ</w:t>
+            </w:r>
+            <w:r>
+              <w:rPr>
+                <w:sz w:val="17"/>
+                <w:szCs w:val="17"/>
+              </w:rPr>
+              <w:t xml:space="preserve">t, </w:t>
+            </w:r>
+            <w:r>
+              <w:rPr>
+                <w:sz w:val="17"/>
+                <w:szCs w:val="17"/>
+              </w:rPr>
+              <w:t>ả</w:t>
+            </w:r>
+            <w:r>
+              <w:rPr>
+                <w:sz w:val="17"/>
+                <w:szCs w:val="17"/>
+              </w:rPr>
+              <w:t>nh v</w:t>
+            </w:r>
+            <w:r>
+              <w:rPr>
+                <w:sz w:val="17"/>
+                <w:szCs w:val="17"/>
+              </w:rPr>
+              <w:t>ừ</w:t>
+            </w:r>
+            <w:r>
+              <w:rPr>
+                <w:sz w:val="17"/>
+                <w:szCs w:val="17"/>
+              </w:rPr>
+              <w:t>a khung</w:t>
             </w:r>
           </w:p>
         </w:tc>
@@ -2715,12 +6333,6 @@
         </w:tc>
       </w:tr>
       <w:tr>
-        <w:tblPrEx>
-          <w:tblCellMar>
-            <w:top w:w="0" w:type="dxa"/>
-            <w:bottom w:w="0" w:type="dxa"/>
-          </w:tblCellMar>
-        </w:tblPrEx>
         <w:tc>
           <w:tcPr>
             <w:tcW w:w="650" w:type="dxa"/>
@@ -2762,7 +6374,14 @@
                 <w:sz w:val="17"/>
                 <w:szCs w:val="17"/>
               </w:rPr>
-              <w:t>360px · Android nhỏ</w:t>
+              <w:t>360px · Android nh</w:t>
+            </w:r>
+            <w:r>
+              <w:rPr>
+                <w:sz w:val="17"/>
+                <w:szCs w:val="17"/>
+              </w:rPr>
+              <w:t>ỏ</w:t>
             </w:r>
           </w:p>
         </w:tc>
@@ -2783,7 +6402,35 @@
                 <w:sz w:val="17"/>
                 <w:szCs w:val="17"/>
               </w:rPr>
-              <w:t>Lưới dự án</w:t>
+              <w:t>Lư</w:t>
+            </w:r>
+            <w:r>
+              <w:rPr>
+                <w:sz w:val="17"/>
+                <w:szCs w:val="17"/>
+              </w:rPr>
+              <w:t>ớ</w:t>
+            </w:r>
+            <w:r>
+              <w:rPr>
+                <w:sz w:val="17"/>
+                <w:szCs w:val="17"/>
+              </w:rPr>
+              <w:t>i d</w:t>
+            </w:r>
+            <w:r>
+              <w:rPr>
+                <w:sz w:val="17"/>
+                <w:szCs w:val="17"/>
+              </w:rPr>
+              <w:t>ự</w:t>
+            </w:r>
+            <w:r>
+              <w:rPr>
+                <w:sz w:val="17"/>
+                <w:szCs w:val="17"/>
+              </w:rPr>
+              <w:t xml:space="preserve"> án</w:t>
             </w:r>
           </w:p>
         </w:tc>
@@ -2804,7 +6451,21 @@
                 <w:sz w:val="17"/>
                 <w:szCs w:val="17"/>
               </w:rPr>
-              <w:t>1 cột</w:t>
+              <w:t>1 c</w:t>
+            </w:r>
+            <w:r>
+              <w:rPr>
+                <w:sz w:val="17"/>
+                <w:szCs w:val="17"/>
+              </w:rPr>
+              <w:t>ộ</w:t>
+            </w:r>
+            <w:r>
+              <w:rPr>
+                <w:sz w:val="17"/>
+                <w:szCs w:val="17"/>
+              </w:rPr>
+              <w:t>t</w:t>
             </w:r>
           </w:p>
         </w:tc>
@@ -2825,7 +6486,21 @@
                 <w:sz w:val="17"/>
                 <w:szCs w:val="17"/>
               </w:rPr>
-              <w:t>1 cột</w:t>
+              <w:t>1 c</w:t>
+            </w:r>
+            <w:r>
+              <w:rPr>
+                <w:sz w:val="17"/>
+                <w:szCs w:val="17"/>
+              </w:rPr>
+              <w:t>ộ</w:t>
+            </w:r>
+            <w:r>
+              <w:rPr>
+                <w:sz w:val="17"/>
+                <w:szCs w:val="17"/>
+              </w:rPr>
+              <w:t>t</w:t>
             </w:r>
           </w:p>
         </w:tc>
@@ -2855,12 +6530,6 @@
         </w:tc>
       </w:tr>
       <w:tr>
-        <w:tblPrEx>
-          <w:tblCellMar>
-            <w:top w:w="0" w:type="dxa"/>
-            <w:bottom w:w="0" w:type="dxa"/>
-          </w:tblCellMar>
-        </w:tblPrEx>
         <w:tc>
           <w:tcPr>
             <w:tcW w:w="650" w:type="dxa"/>
@@ -2920,7 +6589,42 @@
                 <w:sz w:val="17"/>
                 <w:szCs w:val="17"/>
               </w:rPr>
-              <w:t>Lề &amp; cỡ chữ</w:t>
+              <w:t>L</w:t>
+            </w:r>
+            <w:r>
+              <w:rPr>
+                <w:sz w:val="17"/>
+                <w:szCs w:val="17"/>
+              </w:rPr>
+              <w:t>ề</w:t>
+            </w:r>
+            <w:r>
+              <w:rPr>
+                <w:sz w:val="17"/>
+                <w:szCs w:val="17"/>
+              </w:rPr>
+              <w:t xml:space="preserve"> &amp; c</w:t>
+            </w:r>
+            <w:r>
+              <w:rPr>
+                <w:sz w:val="17"/>
+                <w:szCs w:val="17"/>
+              </w:rPr>
+              <w:t>ỡ</w:t>
+            </w:r>
+            <w:r>
+              <w:rPr>
+                <w:sz w:val="17"/>
+                <w:szCs w:val="17"/>
+              </w:rPr>
+              <w:t xml:space="preserve"> ch</w:t>
+            </w:r>
+            <w:r>
+              <w:rPr>
+                <w:sz w:val="17"/>
+                <w:szCs w:val="17"/>
+              </w:rPr>
+              <w:t>ữ</w:t>
             </w:r>
           </w:p>
         </w:tc>
@@ -2940,7 +6644,63 @@
                 <w:sz w:val="17"/>
                 <w:szCs w:val="17"/>
               </w:rPr>
-              <w:t>Lề đều, chữ không bị iOS phóng</w:t>
+              <w:t>L</w:t>
+            </w:r>
+            <w:r>
+              <w:rPr>
+                <w:sz w:val="17"/>
+                <w:szCs w:val="17"/>
+              </w:rPr>
+              <w:t>ề</w:t>
+            </w:r>
+            <w:r>
+              <w:rPr>
+                <w:sz w:val="17"/>
+                <w:szCs w:val="17"/>
+              </w:rPr>
+              <w:t xml:space="preserve"> đ</w:t>
+            </w:r>
+            <w:r>
+              <w:rPr>
+                <w:sz w:val="17"/>
+                <w:szCs w:val="17"/>
+              </w:rPr>
+              <w:t>ề</w:t>
+            </w:r>
+            <w:r>
+              <w:rPr>
+                <w:sz w:val="17"/>
+                <w:szCs w:val="17"/>
+              </w:rPr>
+              <w:t>u, ch</w:t>
+            </w:r>
+            <w:r>
+              <w:rPr>
+                <w:sz w:val="17"/>
+                <w:szCs w:val="17"/>
+              </w:rPr>
+              <w:t>ữ</w:t>
+            </w:r>
+            <w:r>
+              <w:rPr>
+                <w:sz w:val="17"/>
+                <w:szCs w:val="17"/>
+              </w:rPr>
+              <w:t xml:space="preserve"> không b</w:t>
+            </w:r>
+            <w:r>
+              <w:rPr>
+                <w:sz w:val="17"/>
+                <w:szCs w:val="17"/>
+              </w:rPr>
+              <w:t>ị</w:t>
+            </w:r>
+            <w:r>
+              <w:rPr>
+                <w:sz w:val="17"/>
+                <w:szCs w:val="17"/>
+              </w:rPr>
+              <w:t xml:space="preserve"> iOS phóng</w:t>
             </w:r>
           </w:p>
         </w:tc>
@@ -2960,7 +6720,21 @@
                 <w:sz w:val="17"/>
                 <w:szCs w:val="17"/>
               </w:rPr>
-              <w:t>Đạt (text-size-adjust)</w:t>
+              <w:t>Đ</w:t>
+            </w:r>
+            <w:r>
+              <w:rPr>
+                <w:sz w:val="17"/>
+                <w:szCs w:val="17"/>
+              </w:rPr>
+              <w:t>ạ</w:t>
+            </w:r>
+            <w:r>
+              <w:rPr>
+                <w:sz w:val="17"/>
+                <w:szCs w:val="17"/>
+              </w:rPr>
+              <w:t>t (text-size-adjust)</w:t>
             </w:r>
           </w:p>
         </w:tc>
@@ -2989,12 +6763,6 @@
         </w:tc>
       </w:tr>
       <w:tr>
-        <w:tblPrEx>
-          <w:tblCellMar>
-            <w:top w:w="0" w:type="dxa"/>
-            <w:bottom w:w="0" w:type="dxa"/>
-          </w:tblCellMar>
-        </w:tblPrEx>
         <w:tc>
           <w:tcPr>
             <w:tcW w:w="650" w:type="dxa"/>
@@ -3036,7 +6804,21 @@
                 <w:sz w:val="17"/>
                 <w:szCs w:val="17"/>
               </w:rPr>
-              <w:t>768px · iPad dọc</w:t>
+              <w:t>768px · iPad d</w:t>
+            </w:r>
+            <w:r>
+              <w:rPr>
+                <w:sz w:val="17"/>
+                <w:szCs w:val="17"/>
+              </w:rPr>
+              <w:t>ọ</w:t>
+            </w:r>
+            <w:r>
+              <w:rPr>
+                <w:sz w:val="17"/>
+                <w:szCs w:val="17"/>
+              </w:rPr>
+              <w:t>c</w:t>
             </w:r>
           </w:p>
         </w:tc>
@@ -3078,7 +6860,35 @@
                 <w:sz w:val="17"/>
                 <w:szCs w:val="17"/>
               </w:rPr>
-              <w:t>Chuyển 2 cột</w:t>
+              <w:t>Chuy</w:t>
+            </w:r>
+            <w:r>
+              <w:rPr>
+                <w:sz w:val="17"/>
+                <w:szCs w:val="17"/>
+              </w:rPr>
+              <w:t>ể</w:t>
+            </w:r>
+            <w:r>
+              <w:rPr>
+                <w:sz w:val="17"/>
+                <w:szCs w:val="17"/>
+              </w:rPr>
+              <w:t>n 2 c</w:t>
+            </w:r>
+            <w:r>
+              <w:rPr>
+                <w:sz w:val="17"/>
+                <w:szCs w:val="17"/>
+              </w:rPr>
+              <w:t>ộ</w:t>
+            </w:r>
+            <w:r>
+              <w:rPr>
+                <w:sz w:val="17"/>
+                <w:szCs w:val="17"/>
+              </w:rPr>
+              <w:t>t</w:t>
             </w:r>
           </w:p>
         </w:tc>
@@ -3099,7 +6909,21 @@
                 <w:sz w:val="17"/>
                 <w:szCs w:val="17"/>
               </w:rPr>
-              <w:t>2 cột (text | avatar)</w:t>
+              <w:t>2 c</w:t>
+            </w:r>
+            <w:r>
+              <w:rPr>
+                <w:sz w:val="17"/>
+                <w:szCs w:val="17"/>
+              </w:rPr>
+              <w:t>ộ</w:t>
+            </w:r>
+            <w:r>
+              <w:rPr>
+                <w:sz w:val="17"/>
+                <w:szCs w:val="17"/>
+              </w:rPr>
+              <w:t>t (text | avatar)</w:t>
             </w:r>
           </w:p>
         </w:tc>
@@ -3129,12 +6953,6 @@
         </w:tc>
       </w:tr>
       <w:tr>
-        <w:tblPrEx>
-          <w:tblCellMar>
-            <w:top w:w="0" w:type="dxa"/>
-            <w:bottom w:w="0" w:type="dxa"/>
-          </w:tblCellMar>
-        </w:tblPrEx>
         <w:tc>
           <w:tcPr>
             <w:tcW w:w="650" w:type="dxa"/>
@@ -3174,7 +6992,21 @@
                 <w:sz w:val="17"/>
                 <w:szCs w:val="17"/>
               </w:rPr>
-              <w:t>768px · iPad dọc</w:t>
+              <w:t>768px · iPad d</w:t>
+            </w:r>
+            <w:r>
+              <w:rPr>
+                <w:sz w:val="17"/>
+                <w:szCs w:val="17"/>
+              </w:rPr>
+              <w:t>ọ</w:t>
+            </w:r>
+            <w:r>
+              <w:rPr>
+                <w:sz w:val="17"/>
+                <w:szCs w:val="17"/>
+              </w:rPr>
+              <w:t>c</w:t>
             </w:r>
           </w:p>
         </w:tc>
@@ -3194,7 +7026,35 @@
                 <w:sz w:val="17"/>
                 <w:szCs w:val="17"/>
               </w:rPr>
-              <w:t>Lưới dự án</w:t>
+              <w:t>Lư</w:t>
+            </w:r>
+            <w:r>
+              <w:rPr>
+                <w:sz w:val="17"/>
+                <w:szCs w:val="17"/>
+              </w:rPr>
+              <w:t>ớ</w:t>
+            </w:r>
+            <w:r>
+              <w:rPr>
+                <w:sz w:val="17"/>
+                <w:szCs w:val="17"/>
+              </w:rPr>
+              <w:t>i d</w:t>
+            </w:r>
+            <w:r>
+              <w:rPr>
+                <w:sz w:val="17"/>
+                <w:szCs w:val="17"/>
+              </w:rPr>
+              <w:t>ự</w:t>
+            </w:r>
+            <w:r>
+              <w:rPr>
+                <w:sz w:val="17"/>
+                <w:szCs w:val="17"/>
+              </w:rPr>
+              <w:t xml:space="preserve"> án</w:t>
             </w:r>
           </w:p>
         </w:tc>
@@ -3214,7 +7074,21 @@
                 <w:sz w:val="17"/>
                 <w:szCs w:val="17"/>
               </w:rPr>
-              <w:t>2 cột</w:t>
+              <w:t>2 c</w:t>
+            </w:r>
+            <w:r>
+              <w:rPr>
+                <w:sz w:val="17"/>
+                <w:szCs w:val="17"/>
+              </w:rPr>
+              <w:t>ộ</w:t>
+            </w:r>
+            <w:r>
+              <w:rPr>
+                <w:sz w:val="17"/>
+                <w:szCs w:val="17"/>
+              </w:rPr>
+              <w:t>t</w:t>
             </w:r>
           </w:p>
         </w:tc>
@@ -3234,7 +7108,21 @@
                 <w:sz w:val="17"/>
                 <w:szCs w:val="17"/>
               </w:rPr>
-              <w:t>2 cột</w:t>
+              <w:t>2 c</w:t>
+            </w:r>
+            <w:r>
+              <w:rPr>
+                <w:sz w:val="17"/>
+                <w:szCs w:val="17"/>
+              </w:rPr>
+              <w:t>ộ</w:t>
+            </w:r>
+            <w:r>
+              <w:rPr>
+                <w:sz w:val="17"/>
+                <w:szCs w:val="17"/>
+              </w:rPr>
+              <w:t>t</w:t>
             </w:r>
           </w:p>
         </w:tc>
@@ -3263,12 +7151,6 @@
         </w:tc>
       </w:tr>
       <w:tr>
-        <w:tblPrEx>
-          <w:tblCellMar>
-            <w:top w:w="0" w:type="dxa"/>
-            <w:bottom w:w="0" w:type="dxa"/>
-          </w:tblCellMar>
-        </w:tblPrEx>
         <w:tc>
           <w:tcPr>
             <w:tcW w:w="650" w:type="dxa"/>
@@ -3310,7 +7192,21 @@
                 <w:sz w:val="17"/>
                 <w:szCs w:val="17"/>
               </w:rPr>
-              <w:t>768px · iPad dọc</w:t>
+              <w:t>768px · iPad d</w:t>
+            </w:r>
+            <w:r>
+              <w:rPr>
+                <w:sz w:val="17"/>
+                <w:szCs w:val="17"/>
+              </w:rPr>
+              <w:t>ọ</w:t>
+            </w:r>
+            <w:r>
+              <w:rPr>
+                <w:sz w:val="17"/>
+                <w:szCs w:val="17"/>
+              </w:rPr>
+              <w:t>c</w:t>
             </w:r>
           </w:p>
         </w:tc>
@@ -3403,12 +7299,6 @@
         </w:tc>
       </w:tr>
       <w:tr>
-        <w:tblPrEx>
-          <w:tblCellMar>
-            <w:top w:w="0" w:type="dxa"/>
-            <w:bottom w:w="0" w:type="dxa"/>
-          </w:tblCellMar>
-        </w:tblPrEx>
         <w:tc>
           <w:tcPr>
             <w:tcW w:w="650" w:type="dxa"/>
@@ -3468,7 +7358,35 @@
                 <w:sz w:val="17"/>
                 <w:szCs w:val="17"/>
               </w:rPr>
-              <w:t>Lưới dự án</w:t>
+              <w:t>Lư</w:t>
+            </w:r>
+            <w:r>
+              <w:rPr>
+                <w:sz w:val="17"/>
+                <w:szCs w:val="17"/>
+              </w:rPr>
+              <w:t>ớ</w:t>
+            </w:r>
+            <w:r>
+              <w:rPr>
+                <w:sz w:val="17"/>
+                <w:szCs w:val="17"/>
+              </w:rPr>
+              <w:t>i d</w:t>
+            </w:r>
+            <w:r>
+              <w:rPr>
+                <w:sz w:val="17"/>
+                <w:szCs w:val="17"/>
+              </w:rPr>
+              <w:t>ự</w:t>
+            </w:r>
+            <w:r>
+              <w:rPr>
+                <w:sz w:val="17"/>
+                <w:szCs w:val="17"/>
+              </w:rPr>
+              <w:t xml:space="preserve"> án</w:t>
             </w:r>
           </w:p>
         </w:tc>
@@ -3488,7 +7406,49 @@
                 <w:sz w:val="17"/>
                 <w:szCs w:val="17"/>
               </w:rPr>
-              <w:t>Giữ 2 cột, cân đối</w:t>
+              <w:t>Gi</w:t>
+            </w:r>
+            <w:r>
+              <w:rPr>
+                <w:sz w:val="17"/>
+                <w:szCs w:val="17"/>
+              </w:rPr>
+              <w:t>ữ</w:t>
+            </w:r>
+            <w:r>
+              <w:rPr>
+                <w:sz w:val="17"/>
+                <w:szCs w:val="17"/>
+              </w:rPr>
+              <w:t xml:space="preserve"> 2 c</w:t>
+            </w:r>
+            <w:r>
+              <w:rPr>
+                <w:sz w:val="17"/>
+                <w:szCs w:val="17"/>
+              </w:rPr>
+              <w:t>ộ</w:t>
+            </w:r>
+            <w:r>
+              <w:rPr>
+                <w:sz w:val="17"/>
+                <w:szCs w:val="17"/>
+              </w:rPr>
+              <w:t>t, cân đ</w:t>
+            </w:r>
+            <w:r>
+              <w:rPr>
+                <w:sz w:val="17"/>
+                <w:szCs w:val="17"/>
+              </w:rPr>
+              <w:t>ố</w:t>
+            </w:r>
+            <w:r>
+              <w:rPr>
+                <w:sz w:val="17"/>
+                <w:szCs w:val="17"/>
+              </w:rPr>
+              <w:t>i</w:t>
             </w:r>
           </w:p>
         </w:tc>
@@ -3508,7 +7468,21 @@
                 <w:sz w:val="17"/>
                 <w:szCs w:val="17"/>
               </w:rPr>
-              <w:t>2 cột</w:t>
+              <w:t>2 c</w:t>
+            </w:r>
+            <w:r>
+              <w:rPr>
+                <w:sz w:val="17"/>
+                <w:szCs w:val="17"/>
+              </w:rPr>
+              <w:t>ộ</w:t>
+            </w:r>
+            <w:r>
+              <w:rPr>
+                <w:sz w:val="17"/>
+                <w:szCs w:val="17"/>
+              </w:rPr>
+              <w:t>t</w:t>
             </w:r>
           </w:p>
         </w:tc>
@@ -3537,12 +7511,6 @@
         </w:tc>
       </w:tr>
       <w:tr>
-        <w:tblPrEx>
-          <w:tblCellMar>
-            <w:top w:w="0" w:type="dxa"/>
-            <w:bottom w:w="0" w:type="dxa"/>
-          </w:tblCellMar>
-        </w:tblPrEx>
         <w:tc>
           <w:tcPr>
             <w:tcW w:w="650" w:type="dxa"/>
@@ -3605,7 +7573,35 @@
                 <w:sz w:val="17"/>
                 <w:szCs w:val="17"/>
               </w:rPr>
-              <w:t>Lưới dự án</w:t>
+              <w:t>Lư</w:t>
+            </w:r>
+            <w:r>
+              <w:rPr>
+                <w:sz w:val="17"/>
+                <w:szCs w:val="17"/>
+              </w:rPr>
+              <w:t>ớ</w:t>
+            </w:r>
+            <w:r>
+              <w:rPr>
+                <w:sz w:val="17"/>
+                <w:szCs w:val="17"/>
+              </w:rPr>
+              <w:t>i d</w:t>
+            </w:r>
+            <w:r>
+              <w:rPr>
+                <w:sz w:val="17"/>
+                <w:szCs w:val="17"/>
+              </w:rPr>
+              <w:t>ự</w:t>
+            </w:r>
+            <w:r>
+              <w:rPr>
+                <w:sz w:val="17"/>
+                <w:szCs w:val="17"/>
+              </w:rPr>
+              <w:t xml:space="preserve"> án</w:t>
             </w:r>
           </w:p>
         </w:tc>
@@ -3626,7 +7622,21 @@
                 <w:sz w:val="17"/>
                 <w:szCs w:val="17"/>
               </w:rPr>
-              <w:t>3 cột</w:t>
+              <w:t>3 c</w:t>
+            </w:r>
+            <w:r>
+              <w:rPr>
+                <w:sz w:val="17"/>
+                <w:szCs w:val="17"/>
+              </w:rPr>
+              <w:t>ộ</w:t>
+            </w:r>
+            <w:r>
+              <w:rPr>
+                <w:sz w:val="17"/>
+                <w:szCs w:val="17"/>
+              </w:rPr>
+              <w:t>t</w:t>
             </w:r>
           </w:p>
         </w:tc>
@@ -3647,7 +7657,21 @@
                 <w:sz w:val="17"/>
                 <w:szCs w:val="17"/>
               </w:rPr>
-              <w:t>3 cột</w:t>
+              <w:t>3 c</w:t>
+            </w:r>
+            <w:r>
+              <w:rPr>
+                <w:sz w:val="17"/>
+                <w:szCs w:val="17"/>
+              </w:rPr>
+              <w:t>ộ</w:t>
+            </w:r>
+            <w:r>
+              <w:rPr>
+                <w:sz w:val="17"/>
+                <w:szCs w:val="17"/>
+              </w:rPr>
+              <w:t>t</w:t>
             </w:r>
           </w:p>
         </w:tc>
@@ -3677,12 +7701,6 @@
         </w:tc>
       </w:tr>
       <w:tr>
-        <w:tblPrEx>
-          <w:tblCellMar>
-            <w:top w:w="0" w:type="dxa"/>
-            <w:bottom w:w="0" w:type="dxa"/>
-          </w:tblCellMar>
-        </w:tblPrEx>
         <w:tc>
           <w:tcPr>
             <w:tcW w:w="650" w:type="dxa"/>
@@ -3722,7 +7740,14 @@
                 <w:sz w:val="17"/>
                 <w:szCs w:val="17"/>
               </w:rPr>
-              <w:t>1280px · Laptop</w:t>
+              <w:t xml:space="preserve">1280px · </w:t>
+            </w:r>
+            <w:r>
+              <w:rPr>
+                <w:sz w:val="17"/>
+                <w:szCs w:val="17"/>
+              </w:rPr>
+              <w:t>Laptop</w:t>
             </w:r>
           </w:p>
         </w:tc>
@@ -3762,7 +7787,49 @@
                 <w:sz w:val="17"/>
                 <w:szCs w:val="17"/>
               </w:rPr>
-              <w:t>Canh giữa, bề rộng ≤ 1200px</w:t>
+              <w:t>Canh gi</w:t>
+            </w:r>
+            <w:r>
+              <w:rPr>
+                <w:sz w:val="17"/>
+                <w:szCs w:val="17"/>
+              </w:rPr>
+              <w:t>ữ</w:t>
+            </w:r>
+            <w:r>
+              <w:rPr>
+                <w:sz w:val="17"/>
+                <w:szCs w:val="17"/>
+              </w:rPr>
+              <w:t>a, b</w:t>
+            </w:r>
+            <w:r>
+              <w:rPr>
+                <w:sz w:val="17"/>
+                <w:szCs w:val="17"/>
+              </w:rPr>
+              <w:t>ề</w:t>
+            </w:r>
+            <w:r>
+              <w:rPr>
+                <w:sz w:val="17"/>
+                <w:szCs w:val="17"/>
+              </w:rPr>
+              <w:t xml:space="preserve"> r</w:t>
+            </w:r>
+            <w:r>
+              <w:rPr>
+                <w:sz w:val="17"/>
+                <w:szCs w:val="17"/>
+              </w:rPr>
+              <w:t>ộ</w:t>
+            </w:r>
+            <w:r>
+              <w:rPr>
+                <w:sz w:val="17"/>
+                <w:szCs w:val="17"/>
+              </w:rPr>
+              <w:t>ng ≤ 1200px</w:t>
             </w:r>
           </w:p>
         </w:tc>
@@ -3782,7 +7849,21 @@
                 <w:sz w:val="17"/>
                 <w:szCs w:val="17"/>
               </w:rPr>
-              <w:t>Căn giữa, max 1200px</w:t>
+              <w:t>Căn gi</w:t>
+            </w:r>
+            <w:r>
+              <w:rPr>
+                <w:sz w:val="17"/>
+                <w:szCs w:val="17"/>
+              </w:rPr>
+              <w:t>ữ</w:t>
+            </w:r>
+            <w:r>
+              <w:rPr>
+                <w:sz w:val="17"/>
+                <w:szCs w:val="17"/>
+              </w:rPr>
+              <w:t>a, max 1200px</w:t>
             </w:r>
           </w:p>
         </w:tc>
@@ -3811,12 +7892,6 @@
         </w:tc>
       </w:tr>
       <w:tr>
-        <w:tblPrEx>
-          <w:tblCellMar>
-            <w:top w:w="0" w:type="dxa"/>
-            <w:bottom w:w="0" w:type="dxa"/>
-          </w:tblCellMar>
-        </w:tblPrEx>
         <w:tc>
           <w:tcPr>
             <w:tcW w:w="650" w:type="dxa"/>
@@ -3858,7 +7933,21 @@
                 <w:sz w:val="17"/>
                 <w:szCs w:val="17"/>
               </w:rPr>
-              <w:t>Mọi breakpoint</w:t>
+              <w:t>M</w:t>
+            </w:r>
+            <w:r>
+              <w:rPr>
+                <w:sz w:val="17"/>
+                <w:szCs w:val="17"/>
+              </w:rPr>
+              <w:t>ọ</w:t>
+            </w:r>
+            <w:r>
+              <w:rPr>
+                <w:sz w:val="17"/>
+                <w:szCs w:val="17"/>
+              </w:rPr>
+              <w:t>i breakpoint</w:t>
             </w:r>
           </w:p>
         </w:tc>
@@ -3879,7 +7968,35 @@
                 <w:sz w:val="17"/>
                 <w:szCs w:val="17"/>
               </w:rPr>
-              <w:t>Tiếp cận (a11y)</w:t>
+              <w:t>Ti</w:t>
+            </w:r>
+            <w:r>
+              <w:rPr>
+                <w:sz w:val="17"/>
+                <w:szCs w:val="17"/>
+              </w:rPr>
+              <w:t>ế</w:t>
+            </w:r>
+            <w:r>
+              <w:rPr>
+                <w:sz w:val="17"/>
+                <w:szCs w:val="17"/>
+              </w:rPr>
+              <w:t>p c</w:t>
+            </w:r>
+            <w:r>
+              <w:rPr>
+                <w:sz w:val="17"/>
+                <w:szCs w:val="17"/>
+              </w:rPr>
+              <w:t>ậ</w:t>
+            </w:r>
+            <w:r>
+              <w:rPr>
+                <w:sz w:val="17"/>
+                <w:szCs w:val="17"/>
+              </w:rPr>
+              <w:t>n (a11y)</w:t>
             </w:r>
           </w:p>
         </w:tc>
@@ -3900,7 +8017,14 @@
                 <w:sz w:val="17"/>
                 <w:szCs w:val="17"/>
               </w:rPr>
-              <w:t>Ảnh có alt; focus rõ khi tab</w:t>
+              <w:t>Ả</w:t>
+            </w:r>
+            <w:r>
+              <w:rPr>
+                <w:sz w:val="17"/>
+                <w:szCs w:val="17"/>
+              </w:rPr>
+              <w:t>nh có alt; focus rõ khi tab</w:t>
             </w:r>
           </w:p>
         </w:tc>
@@ -3921,7 +8045,21 @@
                 <w:sz w:val="17"/>
                 <w:szCs w:val="17"/>
               </w:rPr>
-              <w:t>Đạt</w:t>
+              <w:t>Đ</w:t>
+            </w:r>
+            <w:r>
+              <w:rPr>
+                <w:sz w:val="17"/>
+                <w:szCs w:val="17"/>
+              </w:rPr>
+              <w:t>ạ</w:t>
+            </w:r>
+            <w:r>
+              <w:rPr>
+                <w:sz w:val="17"/>
+                <w:szCs w:val="17"/>
+              </w:rPr>
+              <w:t>t</w:t>
             </w:r>
           </w:p>
         </w:tc>
@@ -3961,7 +8099,19 @@
         <w:pStyle w:val="Heading2"/>
       </w:pPr>
       <w:r>
-        <w:t>4.2. Minh chứng TRƯỚC / SAU theo breakpoint</w:t>
+        <w:t>4.2. Minh ch</w:t>
+      </w:r>
+      <w:r>
+        <w:t>ứ</w:t>
+      </w:r>
+      <w:r>
+        <w:t>ng TRƯ</w:t>
+      </w:r>
+      <w:r>
+        <w:t>Ớ</w:t>
+      </w:r>
+      <w:r>
+        <w:t>C / SAU theo breakpoint</w:t>
       </w:r>
     </w:p>
     <w:p>
@@ -3971,7 +8121,287 @@
           <w:iCs/>
           <w:color w:val="475569"/>
         </w:rPr>
-        <w:t>“TRƯỚC” là bản dựng ngây thơ (chưa responsive) để tái hiện lỗi; “SAU” là bản đã áp dụng mobile-first + Flexbox/Grid. Ảnh chụp thực tế ở từng breakpoint kèm chỉ số đo được.</w:t>
+        <w:t>“TRƯ</w:t>
+      </w:r>
+      <w:r>
+        <w:rPr>
+          <w:i/>
+          <w:iCs/>
+          <w:color w:val="475569"/>
+        </w:rPr>
+        <w:t>Ớ</w:t>
+      </w:r>
+      <w:r>
+        <w:rPr>
+          <w:i/>
+          <w:iCs/>
+          <w:color w:val="475569"/>
+        </w:rPr>
+        <w:t>C” là b</w:t>
+      </w:r>
+      <w:r>
+        <w:rPr>
+          <w:i/>
+          <w:iCs/>
+          <w:color w:val="475569"/>
+        </w:rPr>
+        <w:t>ả</w:t>
+      </w:r>
+      <w:r>
+        <w:rPr>
+          <w:i/>
+          <w:iCs/>
+          <w:color w:val="475569"/>
+        </w:rPr>
+        <w:t>n d</w:t>
+      </w:r>
+      <w:r>
+        <w:rPr>
+          <w:i/>
+          <w:iCs/>
+          <w:color w:val="475569"/>
+        </w:rPr>
+        <w:t>ự</w:t>
+      </w:r>
+      <w:r>
+        <w:rPr>
+          <w:i/>
+          <w:iCs/>
+          <w:color w:val="475569"/>
+        </w:rPr>
+        <w:t>ng ngây thơ (chưa responsive) đ</w:t>
+      </w:r>
+      <w:r>
+        <w:rPr>
+          <w:i/>
+          <w:iCs/>
+          <w:color w:val="475569"/>
+        </w:rPr>
+        <w:t>ể</w:t>
+      </w:r>
+      <w:r>
+        <w:rPr>
+          <w:i/>
+          <w:iCs/>
+          <w:color w:val="475569"/>
+        </w:rPr>
+        <w:t xml:space="preserve"> tái hi</w:t>
+      </w:r>
+      <w:r>
+        <w:rPr>
+          <w:i/>
+          <w:iCs/>
+          <w:color w:val="475569"/>
+        </w:rPr>
+        <w:t>ệ</w:t>
+      </w:r>
+      <w:r>
+        <w:rPr>
+          <w:i/>
+          <w:iCs/>
+          <w:color w:val="475569"/>
+        </w:rPr>
+        <w:t>n l</w:t>
+      </w:r>
+      <w:r>
+        <w:rPr>
+          <w:i/>
+          <w:iCs/>
+          <w:color w:val="475569"/>
+        </w:rPr>
+        <w:t>ỗ</w:t>
+      </w:r>
+      <w:r>
+        <w:rPr>
+          <w:i/>
+          <w:iCs/>
+          <w:color w:val="475569"/>
+        </w:rPr>
+        <w:t>i; “SAU”</w:t>
+      </w:r>
+      <w:r>
+        <w:rPr>
+          <w:i/>
+          <w:iCs/>
+          <w:color w:val="475569"/>
+        </w:rPr>
+        <w:t xml:space="preserve"> là b</w:t>
+      </w:r>
+      <w:r>
+        <w:rPr>
+          <w:i/>
+          <w:iCs/>
+          <w:color w:val="475569"/>
+        </w:rPr>
+        <w:t>ả</w:t>
+      </w:r>
+      <w:r>
+        <w:rPr>
+          <w:i/>
+          <w:iCs/>
+          <w:color w:val="475569"/>
+        </w:rPr>
+        <w:t>n đã áp d</w:t>
+      </w:r>
+      <w:r>
+        <w:rPr>
+          <w:i/>
+          <w:iCs/>
+          <w:color w:val="475569"/>
+        </w:rPr>
+        <w:t>ụ</w:t>
+      </w:r>
+      <w:r>
+        <w:rPr>
+          <w:i/>
+          <w:iCs/>
+          <w:color w:val="475569"/>
+        </w:rPr>
+        <w:t xml:space="preserve">ng mobile-first + Flexbox/Grid. </w:t>
+      </w:r>
+      <w:r>
+        <w:rPr>
+          <w:i/>
+          <w:iCs/>
+          <w:color w:val="475569"/>
+        </w:rPr>
+        <w:t>Ả</w:t>
+      </w:r>
+      <w:r>
+        <w:rPr>
+          <w:i/>
+          <w:iCs/>
+          <w:color w:val="475569"/>
+        </w:rPr>
+        <w:t>nh ch</w:t>
+      </w:r>
+      <w:r>
+        <w:rPr>
+          <w:i/>
+          <w:iCs/>
+          <w:color w:val="475569"/>
+        </w:rPr>
+        <w:t>ụ</w:t>
+      </w:r>
+      <w:r>
+        <w:rPr>
+          <w:i/>
+          <w:iCs/>
+          <w:color w:val="475569"/>
+        </w:rPr>
+        <w:t>p th</w:t>
+      </w:r>
+      <w:r>
+        <w:rPr>
+          <w:i/>
+          <w:iCs/>
+          <w:color w:val="475569"/>
+        </w:rPr>
+        <w:t>ự</w:t>
+      </w:r>
+      <w:r>
+        <w:rPr>
+          <w:i/>
+          <w:iCs/>
+          <w:color w:val="475569"/>
+        </w:rPr>
+        <w:t>c t</w:t>
+      </w:r>
+      <w:r>
+        <w:rPr>
+          <w:i/>
+          <w:iCs/>
+          <w:color w:val="475569"/>
+        </w:rPr>
+        <w:t>ế</w:t>
+      </w:r>
+      <w:r>
+        <w:rPr>
+          <w:i/>
+          <w:iCs/>
+          <w:color w:val="475569"/>
+        </w:rPr>
+        <w:t xml:space="preserve"> </w:t>
+      </w:r>
+      <w:r>
+        <w:rPr>
+          <w:i/>
+          <w:iCs/>
+          <w:color w:val="475569"/>
+        </w:rPr>
+        <w:t>ở</w:t>
+      </w:r>
+      <w:r>
+        <w:rPr>
+          <w:i/>
+          <w:iCs/>
+          <w:color w:val="475569"/>
+        </w:rPr>
+        <w:t xml:space="preserve"> t</w:t>
+      </w:r>
+      <w:r>
+        <w:rPr>
+          <w:i/>
+          <w:iCs/>
+          <w:color w:val="475569"/>
+        </w:rPr>
+        <w:t>ừ</w:t>
+      </w:r>
+      <w:r>
+        <w:rPr>
+          <w:i/>
+          <w:iCs/>
+          <w:color w:val="475569"/>
+        </w:rPr>
+        <w:t>ng breakpoint kèm ch</w:t>
+      </w:r>
+      <w:r>
+        <w:rPr>
+          <w:i/>
+          <w:iCs/>
+          <w:color w:val="475569"/>
+        </w:rPr>
+        <w:t>ỉ</w:t>
+      </w:r>
+      <w:r>
+        <w:rPr>
+          <w:i/>
+          <w:iCs/>
+          <w:color w:val="475569"/>
+        </w:rPr>
+        <w:t xml:space="preserve"> s</w:t>
+      </w:r>
+      <w:r>
+        <w:rPr>
+          <w:i/>
+          <w:iCs/>
+          <w:color w:val="475569"/>
+        </w:rPr>
+        <w:t>ố</w:t>
+      </w:r>
+      <w:r>
+        <w:rPr>
+          <w:i/>
+          <w:iCs/>
+          <w:color w:val="475569"/>
+        </w:rPr>
+        <w:t xml:space="preserve"> đo đư</w:t>
+      </w:r>
+      <w:r>
+        <w:rPr>
+          <w:i/>
+          <w:iCs/>
+          <w:color w:val="475569"/>
+        </w:rPr>
+        <w:t>ợ</w:t>
+      </w:r>
+      <w:r>
+        <w:rPr>
+          <w:i/>
+          <w:iCs/>
+          <w:color w:val="475569"/>
+        </w:rPr>
+        <w:t>c.</w:t>
       </w:r>
     </w:p>
     <w:p>
@@ -3987,15 +8417,12 @@
         <w:spacing w:after="80"/>
       </w:pPr>
       <w:r>
-        <w:rPr>
-          <w:noProof/>
-        </w:rPr>
         <w:lastRenderedPageBreak/>
         <w:drawing>
-          <wp:inline distT="0" distB="0" distL="0" distR="0" wp14:anchorId="441DCA05" wp14:editId="45DBF8A9">
-            <wp:extent cx="2524125" cy="5324475"/>
-            <wp:effectExtent l="0" t="0" r="0" b="0"/>
-            <wp:docPr id="534576602" name="Picture 534576602"/>
+          <wp:inline distT="0" distB="0" distL="0" distR="0" wp14:anchorId="34BAADD2" wp14:editId="78AB2E1F">
+            <wp:extent cx="927735" cy="9251950"/>
+            <wp:effectExtent l="0" t="0" r="5715" b="6350"/>
+            <wp:docPr id="1" name="Picture 1"/>
             <wp:cNvGraphicFramePr>
               <a:graphicFrameLocks xmlns:a="http://schemas.openxmlformats.org/drawingml/2006/main" noChangeAspect="1"/>
             </wp:cNvGraphicFramePr>
@@ -4003,22 +8430,19 @@
               <a:graphicData uri="http://schemas.openxmlformats.org/drawingml/2006/picture">
                 <pic:pic xmlns:pic="http://schemas.openxmlformats.org/drawingml/2006/picture">
                   <pic:nvPicPr>
-                    <pic:cNvPr id="0" name=""/>
-                    <pic:cNvPicPr>
-                      <a:picLocks noChangeAspect="1" noChangeArrowheads="1"/>
-                    </pic:cNvPicPr>
+                    <pic:cNvPr id="1" name=""/>
+                    <pic:cNvPicPr/>
                   </pic:nvPicPr>
                   <pic:blipFill>
                     <a:blip r:embed="rId5"/>
-                    <a:srcRect/>
                     <a:stretch>
                       <a:fillRect/>
                     </a:stretch>
                   </pic:blipFill>
-                  <pic:spPr bwMode="auto">
+                  <pic:spPr>
                     <a:xfrm>
                       <a:off x="0" y="0"/>
-                      <a:ext cx="2524125" cy="5324475"/>
+                      <a:ext cx="927735" cy="9251950"/>
                     </a:xfrm>
                     <a:prstGeom prst="rect">
                       <a:avLst/>
@@ -4036,6 +8460,7 @@
         <w:pStyle w:val="Heading3"/>
       </w:pPr>
       <w:r>
+        <w:lastRenderedPageBreak/>
         <w:t>Breakpoint 768px — Tablet</w:t>
       </w:r>
     </w:p>
@@ -4044,15 +8469,12 @@
         <w:spacing w:after="80"/>
       </w:pPr>
       <w:r>
-        <w:rPr>
-          <w:noProof/>
-        </w:rPr>
         <w:lastRenderedPageBreak/>
         <w:drawing>
-          <wp:inline distT="0" distB="0" distL="0" distR="0" wp14:anchorId="08A5E571" wp14:editId="5F5FC2BE">
-            <wp:extent cx="2524125" cy="6943725"/>
-            <wp:effectExtent l="0" t="0" r="0" b="0"/>
-            <wp:docPr id="1778609276" name="Picture 1778609276"/>
+          <wp:inline distT="0" distB="0" distL="0" distR="0" wp14:anchorId="502618EC" wp14:editId="609705E6">
+            <wp:extent cx="3089275" cy="9251950"/>
+            <wp:effectExtent l="0" t="0" r="0" b="6350"/>
+            <wp:docPr id="2" name="Picture 2"/>
             <wp:cNvGraphicFramePr>
               <a:graphicFrameLocks xmlns:a="http://schemas.openxmlformats.org/drawingml/2006/main" noChangeAspect="1"/>
             </wp:cNvGraphicFramePr>
@@ -4060,22 +8482,19 @@
               <a:graphicData uri="http://schemas.openxmlformats.org/drawingml/2006/picture">
                 <pic:pic xmlns:pic="http://schemas.openxmlformats.org/drawingml/2006/picture">
                   <pic:nvPicPr>
-                    <pic:cNvPr id="0" name=""/>
-                    <pic:cNvPicPr>
-                      <a:picLocks noChangeAspect="1" noChangeArrowheads="1"/>
-                    </pic:cNvPicPr>
+                    <pic:cNvPr id="1" name=""/>
+                    <pic:cNvPicPr/>
                   </pic:nvPicPr>
                   <pic:blipFill>
                     <a:blip r:embed="rId6"/>
-                    <a:srcRect/>
                     <a:stretch>
                       <a:fillRect/>
                     </a:stretch>
                   </pic:blipFill>
-                  <pic:spPr bwMode="auto">
+                  <pic:spPr>
                     <a:xfrm>
                       <a:off x="0" y="0"/>
-                      <a:ext cx="2524125" cy="6943725"/>
+                      <a:ext cx="3089275" cy="9251950"/>
                     </a:xfrm>
                     <a:prstGeom prst="rect">
                       <a:avLst/>
@@ -4093,6 +8512,7 @@
         <w:pStyle w:val="Heading3"/>
       </w:pPr>
       <w:r>
+        <w:lastRenderedPageBreak/>
         <w:t>Breakpoint 1280px — Desktop</w:t>
       </w:r>
     </w:p>
@@ -4101,15 +8521,12 @@
         <w:spacing w:after="80"/>
       </w:pPr>
       <w:r>
-        <w:rPr>
-          <w:noProof/>
-        </w:rPr>
         <w:lastRenderedPageBreak/>
         <w:drawing>
-          <wp:inline distT="0" distB="0" distL="0" distR="0" wp14:anchorId="36B230B4" wp14:editId="6D034AF2">
-            <wp:extent cx="2524125" cy="4152900"/>
-            <wp:effectExtent l="0" t="0" r="0" b="0"/>
-            <wp:docPr id="1919891075" name="Picture 1919891075"/>
+          <wp:inline distT="0" distB="0" distL="0" distR="0" wp14:anchorId="7A3B5524" wp14:editId="513E34BF">
+            <wp:extent cx="4944745" cy="9251950"/>
+            <wp:effectExtent l="0" t="0" r="8255" b="6350"/>
+            <wp:docPr id="3" name="Picture 3"/>
             <wp:cNvGraphicFramePr>
               <a:graphicFrameLocks xmlns:a="http://schemas.openxmlformats.org/drawingml/2006/main" noChangeAspect="1"/>
             </wp:cNvGraphicFramePr>
@@ -4117,22 +8534,19 @@
               <a:graphicData uri="http://schemas.openxmlformats.org/drawingml/2006/picture">
                 <pic:pic xmlns:pic="http://schemas.openxmlformats.org/drawingml/2006/picture">
                   <pic:nvPicPr>
-                    <pic:cNvPr id="0" name=""/>
-                    <pic:cNvPicPr>
-                      <a:picLocks noChangeAspect="1" noChangeArrowheads="1"/>
-                    </pic:cNvPicPr>
+                    <pic:cNvPr id="1" name=""/>
+                    <pic:cNvPicPr/>
                   </pic:nvPicPr>
                   <pic:blipFill>
                     <a:blip r:embed="rId7"/>
-                    <a:srcRect/>
                     <a:stretch>
                       <a:fillRect/>
                     </a:stretch>
                   </pic:blipFill>
-                  <pic:spPr bwMode="auto">
+                  <pic:spPr>
                     <a:xfrm>
                       <a:off x="0" y="0"/>
-                      <a:ext cx="2524125" cy="4152900"/>
+                      <a:ext cx="4944745" cy="9251950"/>
                     </a:xfrm>
                     <a:prstGeom prst="rect">
                       <a:avLst/>
@@ -4144,12 +8558,15 @@
           </wp:inline>
         </w:drawing>
       </w:r>
+      <w:bookmarkStart w:id="0" w:name="_GoBack"/>
+      <w:bookmarkEnd w:id="0"/>
     </w:p>
     <w:p>
       <w:pPr>
         <w:pStyle w:val="Heading2"/>
       </w:pPr>
       <w:r>
+        <w:lastRenderedPageBreak/>
         <w:t>4.4. Smoke test checklist</w:t>
       </w:r>
     </w:p>
@@ -4160,7 +8577,119 @@
           <w:iCs/>
           <w:color w:val="475569"/>
         </w:rPr>
-        <w:t>Chạy nhanh trước khi nộp — tất cả phải đạt:</w:t>
+        <w:t>Ch</w:t>
+      </w:r>
+      <w:r>
+        <w:rPr>
+          <w:i/>
+          <w:iCs/>
+          <w:color w:val="475569"/>
+        </w:rPr>
+        <w:t>ạ</w:t>
+      </w:r>
+      <w:r>
+        <w:rPr>
+          <w:i/>
+          <w:iCs/>
+          <w:color w:val="475569"/>
+        </w:rPr>
+        <w:t>y nhanh trư</w:t>
+      </w:r>
+      <w:r>
+        <w:rPr>
+          <w:i/>
+          <w:iCs/>
+          <w:color w:val="475569"/>
+        </w:rPr>
+        <w:t>ớ</w:t>
+      </w:r>
+      <w:r>
+        <w:rPr>
+          <w:i/>
+          <w:iCs/>
+          <w:color w:val="475569"/>
+        </w:rPr>
+        <w:t>c khi n</w:t>
+      </w:r>
+      <w:r>
+        <w:rPr>
+          <w:i/>
+          <w:iCs/>
+          <w:color w:val="475569"/>
+        </w:rPr>
+        <w:t>ộ</w:t>
+      </w:r>
+      <w:r>
+        <w:rPr>
+          <w:i/>
+          <w:iCs/>
+          <w:color w:val="475569"/>
+        </w:rPr>
+        <w:t>p — t</w:t>
+      </w:r>
+      <w:r>
+        <w:rPr>
+          <w:i/>
+          <w:iCs/>
+          <w:color w:val="475569"/>
+        </w:rPr>
+        <w:t>ấ</w:t>
+      </w:r>
+      <w:r>
+        <w:rPr>
+          <w:i/>
+          <w:iCs/>
+          <w:color w:val="475569"/>
+        </w:rPr>
+        <w:t>t c</w:t>
+      </w:r>
+      <w:r>
+        <w:rPr>
+          <w:i/>
+          <w:iCs/>
+          <w:color w:val="475569"/>
+        </w:rPr>
+        <w:t>ả</w:t>
+      </w:r>
+      <w:r>
+        <w:rPr>
+          <w:i/>
+          <w:iCs/>
+          <w:color w:val="475569"/>
+        </w:rPr>
+        <w:t xml:space="preserve"> ph</w:t>
+      </w:r>
+      <w:r>
+        <w:rPr>
+          <w:i/>
+          <w:iCs/>
+          <w:color w:val="475569"/>
+        </w:rPr>
+        <w:t>ả</w:t>
+      </w:r>
+      <w:r>
+        <w:rPr>
+          <w:i/>
+          <w:iCs/>
+          <w:color w:val="475569"/>
+        </w:rPr>
+        <w:t>i đ</w:t>
+      </w:r>
+      <w:r>
+        <w:rPr>
+          <w:i/>
+          <w:iCs/>
+          <w:color w:val="475569"/>
+        </w:rPr>
+        <w:t>ạ</w:t>
+      </w:r>
+      <w:r>
+        <w:rPr>
+          <w:i/>
+          <w:iCs/>
+          <w:color w:val="475569"/>
+        </w:rPr>
+        <w:t>t:</w:t>
       </w:r>
     </w:p>
     <w:p>
@@ -4168,7 +8697,34 @@
         <w:spacing w:after="20"/>
       </w:pPr>
       <w:r>
-        <w:t>☐  Mở index.html, trang hiển thị không lỗi console.</w:t>
+        <w:t>☐</w:t>
+      </w:r>
+      <w:r>
+        <w:t xml:space="preserve">  M</w:t>
+      </w:r>
+      <w:r>
+        <w:t>ở</w:t>
+      </w:r>
+      <w:r>
+        <w:t xml:space="preserve"> index.html, trang hi</w:t>
+      </w:r>
+      <w:r>
+        <w:t>ể</w:t>
+      </w:r>
+      <w:r>
+        <w:t>n th</w:t>
+      </w:r>
+      <w:r>
+        <w:t>ị</w:t>
+      </w:r>
+      <w:r>
+        <w:t xml:space="preserve"> không l</w:t>
+      </w:r>
+      <w:r>
+        <w:t>ỗ</w:t>
+      </w:r>
+      <w:r>
+        <w:t>i console.</w:t>
       </w:r>
     </w:p>
     <w:p>
@@ -4176,7 +8732,16 @@
         <w:spacing w:after="20"/>
       </w:pPr>
       <w:r>
-        <w:t>☐  360px: không có thanh cuộn ngang (AC-03).</w:t>
+        <w:t>☐</w:t>
+      </w:r>
+      <w:r>
+        <w:t xml:space="preserve">  360px: không có thanh cu</w:t>
+      </w:r>
+      <w:r>
+        <w:t>ộ</w:t>
+      </w:r>
+      <w:r>
+        <w:t>n ngang (AC-03).</w:t>
       </w:r>
     </w:p>
     <w:p>
@@ -4184,7 +8749,46 @@
         <w:spacing w:after="20"/>
       </w:pPr>
       <w:r>
-        <w:t>☐  Nav: bấm từng mục → cuộn đúng tới khối (AC-05).</w:t>
+        <w:t>☐</w:t>
+      </w:r>
+      <w:r>
+        <w:t xml:space="preserve">  Nav: b</w:t>
+      </w:r>
+      <w:r>
+        <w:t>ấ</w:t>
+      </w:r>
+      <w:r>
+        <w:t>m t</w:t>
+      </w:r>
+      <w:r>
+        <w:t>ừ</w:t>
+      </w:r>
+      <w:r>
+        <w:t>ng m</w:t>
+      </w:r>
+      <w:r>
+        <w:t>ụ</w:t>
+      </w:r>
+      <w:r>
+        <w:t>c → cu</w:t>
+      </w:r>
+      <w:r>
+        <w:t>ộ</w:t>
+      </w:r>
+      <w:r>
+        <w:t>n đúng t</w:t>
+      </w:r>
+      <w:r>
+        <w:t>ớ</w:t>
+      </w:r>
+      <w:r>
+        <w:t>i kh</w:t>
+      </w:r>
+      <w:r>
+        <w:t>ố</w:t>
+      </w:r>
+      <w:r>
+        <w:t>i (AC-05).</w:t>
       </w:r>
     </w:p>
     <w:p>
@@ -4192,7 +8796,34 @@
         <w:spacing w:after="20"/>
       </w:pPr>
       <w:r>
-        <w:t>☐  Hero: 1 cột ở mobile, 2 cột ở ≥768px.</w:t>
+        <w:t>☐</w:t>
+      </w:r>
+      <w:r>
+        <w:t xml:space="preserve">  Hero: 1 c</w:t>
+      </w:r>
+      <w:r>
+        <w:t>ộ</w:t>
+      </w:r>
+      <w:r>
+        <w:t xml:space="preserve">t </w:t>
+      </w:r>
+      <w:r>
+        <w:t>ở</w:t>
+      </w:r>
+      <w:r>
+        <w:t xml:space="preserve"> mobile, 2 c</w:t>
+      </w:r>
+      <w:r>
+        <w:t>ộ</w:t>
+      </w:r>
+      <w:r>
+        <w:t xml:space="preserve">t </w:t>
+      </w:r>
+      <w:r>
+        <w:t>ở</w:t>
+      </w:r>
+      <w:r>
+        <w:t xml:space="preserve"> ≥768px.</w:t>
       </w:r>
     </w:p>
     <w:p>
@@ -4200,7 +8831,22 @@
         <w:spacing w:after="20"/>
       </w:pPr>
       <w:r>
-        <w:t>☐  Grid dự án: 1 → 2 → 3 cột theo breakpoint (AC-07).</w:t>
+        <w:t>☐</w:t>
+      </w:r>
+      <w:r>
+        <w:t xml:space="preserve">  Grid d</w:t>
+      </w:r>
+      <w:r>
+        <w:t>ự</w:t>
+      </w:r>
+      <w:r>
+        <w:t xml:space="preserve"> án: 1 → 2 → 3 c</w:t>
+      </w:r>
+      <w:r>
+        <w:t>ộ</w:t>
+      </w:r>
+      <w:r>
+        <w:t>t theo breakpoint (AC-07).</w:t>
       </w:r>
     </w:p>
     <w:p>
@@ -4208,7 +8854,37 @@
         <w:spacing w:after="20"/>
       </w:pPr>
       <w:r>
-        <w:t>☐  Mọi &lt;img&gt; có alt; tab bằng bàn phím thấy viền focus (AC-06).</w:t>
+        <w:t>☐</w:t>
+      </w:r>
+      <w:r>
+        <w:t xml:space="preserve">  M</w:t>
+      </w:r>
+      <w:r>
+        <w:t>ọ</w:t>
+      </w:r>
+      <w:r>
+        <w:t xml:space="preserve">i </w:t>
+      </w:r>
+      <w:r>
+        <w:t>&lt;img&gt; có alt; tab b</w:t>
+      </w:r>
+      <w:r>
+        <w:t>ằ</w:t>
+      </w:r>
+      <w:r>
+        <w:t>ng bàn phím th</w:t>
+      </w:r>
+      <w:r>
+        <w:t>ấ</w:t>
+      </w:r>
+      <w:r>
+        <w:t>y vi</w:t>
+      </w:r>
+      <w:r>
+        <w:t>ề</w:t>
+      </w:r>
+      <w:r>
+        <w:t>n focus (AC-06).</w:t>
       </w:r>
     </w:p>
     <w:p>
@@ -4216,7 +8892,40 @@
         <w:spacing w:after="20"/>
       </w:pPr>
       <w:r>
-        <w:t>☐  Zoom trình duyệt 200% vẫn đọc được, không vỡ layout.</w:t>
+        <w:t>☐</w:t>
+      </w:r>
+      <w:r>
+        <w:t xml:space="preserve">  Zoom trình duy</w:t>
+      </w:r>
+      <w:r>
+        <w:t>ệ</w:t>
+      </w:r>
+      <w:r>
+        <w:t>t 200% v</w:t>
+      </w:r>
+      <w:r>
+        <w:t>ẫ</w:t>
+      </w:r>
+      <w:r>
+        <w:t>n đ</w:t>
+      </w:r>
+      <w:r>
+        <w:t>ọ</w:t>
+      </w:r>
+      <w:r>
+        <w:t>c đư</w:t>
+      </w:r>
+      <w:r>
+        <w:t>ợ</w:t>
+      </w:r>
+      <w:r>
+        <w:t>c, không v</w:t>
+      </w:r>
+      <w:r>
+        <w:t>ỡ</w:t>
+      </w:r>
+      <w:r>
+        <w:t xml:space="preserve"> layout.</w:t>
       </w:r>
     </w:p>
     <w:p>
@@ -4224,7 +8933,22 @@
         <w:spacing w:after="20"/>
       </w:pPr>
       <w:r>
-        <w:t>☐  Kiểm tra trên 2 trình duyệt (Chrome + Firefox).</w:t>
+        <w:t>☐</w:t>
+      </w:r>
+      <w:r>
+        <w:t xml:space="preserve">  Ki</w:t>
+      </w:r>
+      <w:r>
+        <w:t>ể</w:t>
+      </w:r>
+      <w:r>
+        <w:t>m tra trên 2 trình duy</w:t>
+      </w:r>
+      <w:r>
+        <w:t>ệ</w:t>
+      </w:r>
+      <w:r>
+        <w:t>t (Chrome + Firefox).</w:t>
       </w:r>
     </w:p>
     <w:p>
@@ -4232,7 +8956,22 @@
         <w:spacing w:after="20"/>
       </w:pPr>
       <w:r>
-        <w:t>☐  Validate HTML (validator.w3.org) không còn lỗi đỏ.</w:t>
+        <w:t>☐</w:t>
+      </w:r>
+      <w:r>
+        <w:t xml:space="preserve">  Validate HTML (validator.w3.org) không còn l</w:t>
+      </w:r>
+      <w:r>
+        <w:t>ỗ</w:t>
+      </w:r>
+      <w:r>
+        <w:t>i đ</w:t>
+      </w:r>
+      <w:r>
+        <w:t>ỏ</w:t>
+      </w:r>
+      <w:r>
+        <w:t>.</w:t>
       </w:r>
     </w:p>
     <w:sectPr>
@@ -4246,7 +8985,7 @@
 </file>
 
 <file path=word/numbering.xml><?xml version="1.0" encoding="utf-8"?>
-<w:numbering xmlns:wpc="http://schemas.microsoft.com/office/word/2010/wordprocessingCanvas" xmlns:cx="http://schemas.microsoft.com/office/drawing/2014/chartex" xmlns:cx1="http://schemas.microsoft.com/office/drawing/2015/9/8/chartex" xmlns:cx2="http://schemas.microsoft.com/office/drawing/2015/10/21/chartex" xmlns:cx3="http://schemas.microsoft.com/office/drawing/2016/5/9/chartex" xmlns:cx4="http://schemas.microsoft.com/office/drawing/2016/5/10/chartex" xmlns:cx5="http://schemas.microsoft.com/office/drawing/2016/5/11/chartex" xmlns:cx6="http://schemas.microsoft.com/office/drawing/2016/5/12/chartex" xmlns:cx7="http://schemas.microsoft.com/office/drawing/2016/5/13/chartex" xmlns:cx8="http://schemas.microsoft.com/office/drawing/2016/5/14/chartex" xmlns:mc="http://schemas.openxmlformats.org/markup-compatibility/2006" xmlns:aink="http://schemas.microsoft.com/office/drawing/2016/ink" xmlns:am3d="http://schemas.microsoft.com/office/drawing/2017/model3d" xmlns:o="urn:schemas-microsoft-com:office:office" xmlns:oel="http://schemas.microsoft.com/office/2019/extlst" xmlns:r="http://schemas.openxmlformats.org/officeDocument/2006/relationships" xmlns:m="http://schemas.openxmlformats.org/officeDocument/2006/math" xmlns:v="urn:schemas-microsoft-com:vml" xmlns:wp14="http://schemas.microsoft.com/office/word/2010/wordprocessingDrawing" xmlns:wp="http://schemas.openxmlformats.org/drawingml/2006/wordprocessingDrawing" xmlns:w10="urn:schemas-microsoft-com:office:word" xmlns:w="http://schemas.openxmlformats.org/wordprocessingml/2006/main" xmlns:w14="http://schemas.microsoft.com/office/word/2010/wordml" xmlns:w15="http://schemas.microsoft.com/office/word/2012/wordml" xmlns:w16cex="http://schemas.microsoft.com/office/word/2018/wordml/cex" xmlns:w16cid="http://schemas.microsoft.com/office/word/2016/wordml/cid" xmlns:w16="http://schemas.microsoft.com/office/word/2018/wordml" xmlns:w16du="http://schemas.microsoft.com/office/word/2023/wordml/word16du" xmlns:w16sdtdh="http://schemas.microsoft.com/office/word/2020/wordml/sdtdatahash" xmlns:w16sdtfl="http://schemas.microsoft.com/office/word/2024/wordml/sdtformatlock" xmlns:w16se="http://schemas.microsoft.com/office/word/2015/wordml/symex" xmlns:wpg="http://schemas.microsoft.com/office/word/2010/wordprocessingGroup" xmlns:wpi="http://schemas.microsoft.com/office/word/2010/wordprocessingInk" xmlns:wne="http://schemas.microsoft.com/office/word/2006/wordml" xmlns:wps="http://schemas.microsoft.com/office/word/2010/wordprocessingShape" mc:Ignorable="w14 w15 w16se w16cid w16 w16cex w16sdtdh w16sdtfl w16du wp14">
+<w:numbering xmlns:wpc="http://schemas.microsoft.com/office/word/2010/wordprocessingCanvas" xmlns:cx="http://schemas.microsoft.com/office/drawing/2014/chartex" xmlns:mc="http://schemas.openxmlformats.org/markup-compatibility/2006" xmlns:o="urn:schemas-microsoft-com:office:office" xmlns:r="http://schemas.openxmlformats.org/officeDocument/2006/relationships" xmlns:m="http://schemas.openxmlformats.org/officeDocument/2006/math" xmlns:v="urn:schemas-microsoft-com:vml" xmlns:wp14="http://schemas.microsoft.com/office/word/2010/wordprocessingDrawing" xmlns:wp="http://schemas.openxmlformats.org/drawingml/2006/wordprocessingDrawing" xmlns:w10="urn:schemas-microsoft-com:office:word" xmlns:w="http://schemas.openxmlformats.org/wordprocessingml/2006/main" xmlns:w14="http://schemas.microsoft.com/office/word/2010/wordml" xmlns:w15="http://schemas.microsoft.com/office/word/2012/wordml" xmlns:w16se="http://schemas.microsoft.com/office/word/2015/wordml/symex" xmlns:wpg="http://schemas.microsoft.com/office/word/2010/wordprocessingGroup" xmlns:wpi="http://schemas.microsoft.com/office/word/2010/wordprocessingInk" xmlns:wne="http://schemas.microsoft.com/office/word/2006/wordml" xmlns:wps="http://schemas.microsoft.com/office/word/2010/wordprocessingShape" mc:Ignorable="w14 w15 w16se wp14">
   <w:abstractNum w:abstractNumId="0" w15:restartNumberingAfterBreak="0">
     <w:nsid w:val="099A7FA6"/>
     <w:multiLevelType w:val="hybridMultilevel"/>
@@ -4387,13 +9126,13 @@
       <w:lvlJc w:val="left"/>
     </w:lvl>
   </w:abstractNum>
-  <w:num w:numId="1" w16cid:durableId="2136217206">
+  <w:num w:numId="1">
     <w:abstractNumId w:val="0"/>
     <w:lvlOverride w:ilvl="0">
       <w:startOverride w:val="1"/>
     </w:lvlOverride>
   </w:num>
-  <w:num w:numId="2" w16cid:durableId="1588267209">
+  <w:num w:numId="2">
     <w:abstractNumId w:val="1"/>
     <w:lvlOverride w:ilvl="0">
       <w:startOverride w:val="1"/>
@@ -4403,7 +9142,7 @@
 </file>
 
 <file path=word/styles.xml><?xml version="1.0" encoding="utf-8"?>
-<w:styles xmlns:mc="http://schemas.openxmlformats.org/markup-compatibility/2006" xmlns:r="http://schemas.openxmlformats.org/officeDocument/2006/relationships" xmlns:w="http://schemas.openxmlformats.org/wordprocessingml/2006/main" xmlns:w14="http://schemas.microsoft.com/office/word/2010/wordml" xmlns:w15="http://schemas.microsoft.com/office/word/2012/wordml" xmlns:w16cex="http://schemas.microsoft.com/office/word/2018/wordml/cex" xmlns:w16cid="http://schemas.microsoft.com/office/word/2016/wordml/cid" xmlns:w16="http://schemas.microsoft.com/office/word/2018/wordml" xmlns:w16du="http://schemas.microsoft.com/office/word/2023/wordml/word16du" xmlns:w16sdtdh="http://schemas.microsoft.com/office/word/2020/wordml/sdtdatahash" xmlns:w16sdtfl="http://schemas.microsoft.com/office/word/2024/wordml/sdtformatlock" xmlns:w16se="http://schemas.microsoft.com/office/word/2015/wordml/symex" mc:Ignorable="w14 w15 w16se w16cid w16 w16cex w16sdtdh w16sdtfl w16du">
+<w:styles xmlns:mc="http://schemas.openxmlformats.org/markup-compatibility/2006" xmlns:r="http://schemas.openxmlformats.org/officeDocument/2006/relationships" xmlns:w="http://schemas.openxmlformats.org/wordprocessingml/2006/main" xmlns:w14="http://schemas.microsoft.com/office/word/2010/wordml" xmlns:w15="http://schemas.microsoft.com/office/word/2012/wordml" xmlns:w16se="http://schemas.microsoft.com/office/word/2015/wordml/symex" mc:Ignorable="w14 w15 w16se">
   <w:docDefaults>
     <w:rPrDefault>
       <w:rPr>
@@ -4415,7 +9154,7 @@
     </w:rPrDefault>
     <w:pPrDefault/>
   </w:docDefaults>
-  <w:latentStyles w:defLockedState="0" w:defUIPriority="99" w:defSemiHidden="0" w:defUnhideWhenUsed="0" w:defQFormat="0" w:count="376">
+  <w:latentStyles w:defLockedState="0" w:defUIPriority="99" w:defSemiHidden="0" w:defUnhideWhenUsed="0" w:defQFormat="0" w:count="371">
     <w:lsdException w:name="Normal" w:uiPriority="0" w:qFormat="1"/>
     <w:lsdException w:name="heading 1" w:uiPriority="9" w:qFormat="1"/>
     <w:lsdException w:name="heading 2" w:semiHidden="1" w:uiPriority="9" w:unhideWhenUsed="1" w:qFormat="1"/>
@@ -4787,11 +9526,6 @@
     <w:lsdException w:name="List Table 5 Dark Accent 6" w:uiPriority="50"/>
     <w:lsdException w:name="List Table 6 Colorful Accent 6" w:uiPriority="51"/>
     <w:lsdException w:name="List Table 7 Colorful Accent 6" w:uiPriority="52"/>
-    <w:lsdException w:name="Mention" w:semiHidden="1" w:unhideWhenUsed="1"/>
-    <w:lsdException w:name="Smart Hyperlink" w:semiHidden="1" w:unhideWhenUsed="1"/>
-    <w:lsdException w:name="Hashtag" w:semiHidden="1" w:unhideWhenUsed="1"/>
-    <w:lsdException w:name="Unresolved Mention" w:semiHidden="1" w:unhideWhenUsed="1"/>
-    <w:lsdException w:name="Smart Link" w:semiHidden="1" w:unhideWhenUsed="1"/>
   </w:latentStyles>
   <w:style w:type="paragraph" w:default="1" w:styleId="Normal">
     <w:name w:val="Normal"/>
